--- a/documents/A-NEXT-GENT-Sell-Sheets.docx
+++ b/documents/A-NEXT-GENT-Sell-Sheets.docx
@@ -7,7 +7,7 @@
         <w:rPr>
           <w:rFonts w:ascii="Archivo" w:hAnsi="Archivo"/>
           <w:b/>
-          <w:sz w:val="68"/>
+          <w:sz w:val="72"/>
         </w:rPr>
         <w:t>A NEXT GENT</w:t>
       </w:r>
@@ -25,7 +25,7 @@
           <w:color w:val="474C48"/>
           <w:sz w:val="26"/>
         </w:rPr>
-        <w:t>Sell sheets — nine offers</w:t>
+        <w:t>Sell sheets — sixteen offers</w:t>
       </w:r>
     </w:p>
     <w:p>
@@ -186,25 +186,7 @@
           <w:i w:val="0"/>
           <w:sz w:val="21"/>
         </w:rPr>
-        <w:t xml:space="preserve"> bookings to their own website. Not a projection </w:t>
-      </w:r>
-      <w:r>
-        <w:rPr>
-          <w:rFonts w:ascii="Source Serif 4" w:hAnsi="Source Serif 4" w:cs="Source Serif 4"/>
-          <w:b w:val="0"/>
-          <w:i w:val="0"/>
-          <w:sz w:val="21"/>
-        </w:rPr>
-        <w:t>—</w:t>
-      </w:r>
-      <w:r>
-        <w:rPr>
-          <w:rFonts w:ascii="Source Serif 4" w:hAnsi="Source Serif 4" w:cs="Source Serif 4"/>
-          <w:b w:val="0"/>
-          <w:i w:val="0"/>
-          <w:sz w:val="21"/>
-        </w:rPr>
-        <w:t xml:space="preserve"> arithmetic off your own statements.</w:t>
+        <w:t xml:space="preserve"> bookings to their own website. Arithmetic off your own statements, not a projection.</w:t>
       </w:r>
     </w:p>
     <w:p>
@@ -362,7 +344,7 @@
           <w:i w:val="0"/>
           <w:sz w:val="21"/>
         </w:rPr>
-        <w:t xml:space="preserve">Every booking platform you're on sends you an email the second someone books. FareHarbor does. Booking.com does. Airbnb does. Peek, Square, Toast </w:t>
+        <w:t xml:space="preserve">Every booking platform emails you the second someone books. FareHarbor does. Booking.com does. Airbnb, Peek, Square, Toast </w:t>
       </w:r>
       <w:r>
         <w:rPr>
@@ -403,7 +385,7 @@
           <w:i w:val="0"/>
           <w:sz w:val="21"/>
         </w:rPr>
-        <w:t>We read those emails. That's the whole mechanism. No API to apply for, no partnership to get approved, nobody's permission to ask for.</w:t>
+        <w:t>We read those emails. No API to apply for, no partnership to get approved, nobody's permission to ask for.</w:t>
       </w:r>
     </w:p>
     <w:p>
@@ -752,7 +734,7 @@
           <w:i w:val="0"/>
           <w:sz w:val="21"/>
         </w:rPr>
-        <w:t xml:space="preserve">FareHarbor doesn't know about your Booking.com reservation. Booking.com doesn't know about FareHarbor. You're the only one who sees all of it at once </w:t>
+        <w:t xml:space="preserve">FareHarbor doesn't know about your Booking.com reservation. Booking.com doesn't know about FareHarbor. You're the only one who sees all of it </w:t>
       </w:r>
       <w:r>
         <w:rPr>
@@ -790,21 +772,7 @@
           <w:color w:val="181B19"/>
           <w:sz w:val="32"/>
         </w:rPr>
-        <w:t>Works the same for</w:t>
-      </w:r>
-    </w:p>
-    <w:p>
-      <w:pPr>
-        <w:spacing w:after="120"/>
-      </w:pPr>
-      <w:r>
-        <w:rPr>
-          <w:rFonts w:ascii="Source Serif 4" w:hAnsi="Source Serif 4" w:cs="Source Serif 4"/>
-          <w:b w:val="0"/>
-          <w:i w:val="0"/>
-          <w:sz w:val="21"/>
-        </w:rPr>
-        <w:t>Tables</w:t>
+        <w:t>Run more than one thing?</w:t>
       </w:r>
     </w:p>
     <w:p>
@@ -818,99 +786,34 @@
           <w:i w:val="0"/>
           <w:sz w:val="21"/>
         </w:rPr>
-        <w:t>Six tops at 7:30, two left. On your own page, not just on the reservation app.</w:t>
-      </w:r>
-    </w:p>
-    <w:p>
-      <w:pPr>
-        <w:spacing w:after="120"/>
-      </w:pPr>
-      <w:r>
-        <w:rPr>
-          <w:rFonts w:ascii="Source Serif 4" w:hAnsi="Source Serif 4" w:cs="Source Serif 4"/>
-          <w:b w:val="0"/>
-          <w:i w:val="0"/>
-          <w:sz w:val="21"/>
-        </w:rPr>
-        <w:t xml:space="preserve">Rooms </w:t>
-      </w:r>
-      <w:r>
-        <w:rPr>
-          <w:rFonts w:ascii="Source Serif 4" w:hAnsi="Source Serif 4" w:cs="Source Serif 4"/>
-          <w:b w:val="0"/>
-          <w:i w:val="0"/>
-          <w:sz w:val="21"/>
-        </w:rPr>
-        <w:t>&amp;</w:t>
-      </w:r>
-      <w:r>
-        <w:rPr>
-          <w:rFonts w:ascii="Source Serif 4" w:hAnsi="Source Serif 4" w:cs="Source Serif 4"/>
-          <w:b w:val="0"/>
-          <w:i w:val="0"/>
-          <w:sz w:val="21"/>
-        </w:rPr>
-        <w:t xml:space="preserve"> condos</w:t>
-      </w:r>
-    </w:p>
-    <w:p>
-      <w:pPr>
-        <w:spacing w:after="140"/>
-      </w:pPr>
-      <w:r>
-        <w:rPr>
-          <w:rFonts w:ascii="Source Serif 4" w:hAnsi="Source Serif 4" w:cs="Source Serif 4"/>
-          <w:b w:val="0"/>
-          <w:i w:val="0"/>
-          <w:sz w:val="21"/>
-        </w:rPr>
-        <w:t>Across every OTA you list on, reconciled into one honest number.</w:t>
-      </w:r>
-    </w:p>
-    <w:p>
-      <w:pPr>
-        <w:spacing w:after="120"/>
-      </w:pPr>
-      <w:r>
-        <w:rPr>
-          <w:rFonts w:ascii="Source Serif 4" w:hAnsi="Source Serif 4" w:cs="Source Serif 4"/>
-          <w:b w:val="0"/>
-          <w:i w:val="0"/>
-          <w:sz w:val="21"/>
-        </w:rPr>
-        <w:t xml:space="preserve">Chairs </w:t>
-      </w:r>
-      <w:r>
-        <w:rPr>
-          <w:rFonts w:ascii="Source Serif 4" w:hAnsi="Source Serif 4" w:cs="Source Serif 4"/>
-          <w:b w:val="0"/>
-          <w:i w:val="0"/>
-          <w:sz w:val="21"/>
-        </w:rPr>
-        <w:t>&amp;</w:t>
-      </w:r>
-      <w:r>
-        <w:rPr>
-          <w:rFonts w:ascii="Source Serif 4" w:hAnsi="Source Serif 4" w:cs="Source Serif 4"/>
-          <w:b w:val="0"/>
-          <w:i w:val="0"/>
-          <w:sz w:val="21"/>
-        </w:rPr>
-        <w:t xml:space="preserve"> slots</w:t>
-      </w:r>
-    </w:p>
-    <w:p>
-      <w:pPr>
-        <w:spacing w:after="140"/>
-      </w:pPr>
-      <w:r>
-        <w:rPr>
-          <w:rFonts w:ascii="Source Serif 4" w:hAnsi="Source Serif 4" w:cs="Source Serif 4"/>
-          <w:b w:val="0"/>
-          <w:i w:val="0"/>
-          <w:sz w:val="21"/>
-        </w:rPr>
-        <w:t>Salon, charter, tee time, pontoon. Anything with a capacity and a calendar.</w:t>
+        <w:t xml:space="preserve">Pontoons, jet skis, dolphin cruises, parasailing and charters each get their own availability, their own prices and their own booking link </w:t>
+      </w:r>
+      <w:r>
+        <w:rPr>
+          <w:rFonts w:ascii="Source Serif 4" w:hAnsi="Source Serif 4" w:cs="Source Serif 4"/>
+          <w:b w:val="0"/>
+          <w:i w:val="0"/>
+          <w:sz w:val="21"/>
+        </w:rPr>
+        <w:t>—</w:t>
+      </w:r>
+      <w:r>
+        <w:rPr>
+          <w:rFonts w:ascii="Source Serif 4" w:hAnsi="Source Serif 4" w:cs="Source Serif 4"/>
+          <w:b w:val="0"/>
+          <w:i w:val="0"/>
+          <w:sz w:val="21"/>
+        </w:rPr>
+        <w:t xml:space="preserve"> under one account. </w:t>
+      </w:r>
+      <w:r>
+        <w:rPr>
+          <w:rFonts w:ascii="Source Serif 4" w:hAnsi="Source Serif 4" w:cs="Source Serif 4"/>
+          <w:b/>
+          <w:i w:val="0"/>
+          <w:sz w:val="21"/>
+        </w:rPr>
+        <w:t>See the Docks sheet.</w:t>
       </w:r>
     </w:p>
     <w:p>
@@ -1046,7 +949,7 @@
           <w:color w:val="A4601A"/>
           <w:sz w:val="16"/>
         </w:rPr>
-        <w:t>EVERY BUSINESS · THE PRICING PROMISE</w:t>
+        <w:t>RESTAURANTS · BARS</w:t>
       </w:r>
     </w:p>
     <w:p>
@@ -1060,7 +963,7 @@
           <w:color w:val="181B19"/>
           <w:sz w:val="52"/>
         </w:rPr>
-        <w:t>Book Direct</w:t>
+        <w:t>The Menu</w:t>
       </w:r>
     </w:p>
     <w:p>
@@ -1074,7 +977,7 @@
           <w:i w:val="0"/>
           <w:sz w:val="21"/>
         </w:rPr>
-        <w:t xml:space="preserve">Every business </w:t>
+        <w:t xml:space="preserve">Restaurants </w:t>
       </w:r>
       <w:r>
         <w:rPr>
@@ -1092,7 +995,25 @@
           <w:i w:val="0"/>
           <w:sz w:val="21"/>
         </w:rPr>
-        <w:t xml:space="preserve"> The pricing promise</w:t>
+        <w:t xml:space="preserve"> Bars </w:t>
+      </w:r>
+      <w:r>
+        <w:rPr>
+          <w:rFonts w:ascii="Source Serif 4" w:hAnsi="Source Serif 4" w:cs="Source Serif 4"/>
+          <w:b w:val="0"/>
+          <w:i w:val="0"/>
+          <w:sz w:val="21"/>
+        </w:rPr>
+        <w:t>·</w:t>
+      </w:r>
+      <w:r>
+        <w:rPr>
+          <w:rFonts w:ascii="Source Serif 4" w:hAnsi="Source Serif 4" w:cs="Source Serif 4"/>
+          <w:b w:val="0"/>
+          <w:i w:val="0"/>
+          <w:sz w:val="21"/>
+        </w:rPr>
+        <w:t xml:space="preserve"> Beach clubs</w:t>
       </w:r>
     </w:p>
     <w:p>
@@ -1106,7 +1027,7 @@
           <w:i w:val="0"/>
           <w:sz w:val="21"/>
         </w:rPr>
-        <w:t>Not a discounted rate. Not a lower rate than theirs. Zero. Keep your booking platform, keep your calendar, keep your customers.</w:t>
+        <w:t>The QR code on the table, your website, Google, the delivery apps. One menu behind all of them, and it's the one you actually printed.</w:t>
       </w:r>
     </w:p>
     <w:p>
@@ -1120,7 +1041,25 @@
           <w:i w:val="0"/>
           <w:sz w:val="21"/>
         </w:rPr>
-        <w:t>0%</w:t>
+        <w:t>86</w:t>
+      </w:r>
+      <w:r>
+        <w:rPr>
+          <w:rFonts w:ascii="Source Serif 4" w:hAnsi="Source Serif 4" w:cs="Source Serif 4"/>
+          <w:b w:val="0"/>
+          <w:i w:val="0"/>
+          <w:sz w:val="21"/>
+        </w:rPr>
+        <w:t>’</w:t>
+      </w:r>
+      <w:r>
+        <w:rPr>
+          <w:rFonts w:ascii="Source Serif 4" w:hAnsi="Source Serif 4" w:cs="Source Serif 4"/>
+          <w:b w:val="0"/>
+          <w:i w:val="0"/>
+          <w:sz w:val="21"/>
+        </w:rPr>
+        <w:t>d</w:t>
       </w:r>
     </w:p>
     <w:p>
@@ -1134,25 +1073,25 @@
           <w:i w:val="0"/>
           <w:sz w:val="21"/>
         </w:rPr>
-        <w:t xml:space="preserve">Our cut of what you sell </w:t>
-      </w:r>
-      <w:r>
-        <w:rPr>
-          <w:rFonts w:ascii="Source Serif 4" w:hAnsi="Source Serif 4" w:cs="Source Serif 4"/>
-          <w:b w:val="0"/>
-          <w:i w:val="0"/>
-          <w:sz w:val="21"/>
-        </w:rPr>
-        <w:t>—</w:t>
-      </w:r>
-      <w:r>
-        <w:rPr>
-          <w:rFonts w:ascii="Source Serif 4" w:hAnsi="Source Serif 4" w:cs="Source Serif 4"/>
-          <w:b w:val="0"/>
-          <w:i w:val="0"/>
-          <w:sz w:val="21"/>
-        </w:rPr>
-        <w:t xml:space="preserve"> forever. You pay a flat monthly fee for the software and nothing else. </w:t>
+        <w:t>The word your kitchen already uses. Say it once at 6</w:t>
+      </w:r>
+      <w:r>
+        <w:rPr>
+          <w:rFonts w:ascii="Source Serif 4" w:hAnsi="Source Serif 4" w:cs="Source Serif 4"/>
+          <w:b w:val="0"/>
+          <w:i w:val="0"/>
+          <w:sz w:val="21"/>
+        </w:rPr>
+        <w:t xml:space="preserve"> </w:t>
+      </w:r>
+      <w:r>
+        <w:rPr>
+          <w:rFonts w:ascii="Source Serif 4" w:hAnsi="Source Serif 4" w:cs="Source Serif 4"/>
+          <w:b w:val="0"/>
+          <w:i w:val="0"/>
+          <w:sz w:val="21"/>
+        </w:rPr>
+        <w:t xml:space="preserve">p.m. and the grouper comes off the QR menu, the website and the delivery listings </w:t>
       </w:r>
       <w:r>
         <w:rPr>
@@ -1161,7 +1100,7 @@
           <w:i w:val="0"/>
           <w:sz w:val="21"/>
         </w:rPr>
-        <w:t>A busy month costs the same as a slow one.</w:t>
+        <w:t>before the next table scans it.</w:t>
       </w:r>
     </w:p>
     <w:p>
@@ -1181,7 +1120,21 @@
           <w:color w:val="181B19"/>
           <w:sz w:val="32"/>
         </w:rPr>
-        <w:t>Why nobody else does this</w:t>
+        <w:t>What it kills</w:t>
+      </w:r>
+    </w:p>
+    <w:p>
+      <w:pPr>
+        <w:spacing w:after="120"/>
+      </w:pPr>
+      <w:r>
+        <w:rPr>
+          <w:rFonts w:ascii="Source Serif 4" w:hAnsi="Source Serif 4" w:cs="Source Serif 4"/>
+          <w:b w:val="0"/>
+          <w:i w:val="0"/>
+          <w:sz w:val="21"/>
+        </w:rPr>
+        <w:t>The PDF</w:t>
       </w:r>
     </w:p>
     <w:p>
@@ -1195,7 +1148,21 @@
           <w:i w:val="0"/>
           <w:sz w:val="21"/>
         </w:rPr>
-        <w:t>Because a percentage is how they make their money, and it scales with your success instead of with their cost. The better your season, the more you owe them.</w:t>
+        <w:t>The one from 2023 still on your website with the old prices. Gone.</w:t>
+      </w:r>
+    </w:p>
+    <w:p>
+      <w:pPr>
+        <w:spacing w:after="120"/>
+      </w:pPr>
+      <w:r>
+        <w:rPr>
+          <w:rFonts w:ascii="Source Serif 4" w:hAnsi="Source Serif 4" w:cs="Source Serif 4"/>
+          <w:b w:val="0"/>
+          <w:i w:val="0"/>
+          <w:sz w:val="21"/>
+        </w:rPr>
+        <w:t>The reprint</w:t>
       </w:r>
     </w:p>
     <w:p>
@@ -1209,25 +1176,7 @@
           <w:i w:val="0"/>
           <w:sz w:val="21"/>
         </w:rPr>
-        <w:t xml:space="preserve">Ours doesn't scale with your revenue because </w:t>
-      </w:r>
-      <w:r>
-        <w:rPr>
-          <w:rFonts w:ascii="Source Serif 4" w:hAnsi="Source Serif 4" w:cs="Source Serif 4"/>
-          <w:b/>
-          <w:i w:val="0"/>
-          <w:sz w:val="21"/>
-        </w:rPr>
-        <w:t>our cost doesn't either.</w:t>
-      </w:r>
-      <w:r>
-        <w:rPr>
-          <w:rFonts w:ascii="Source Serif 4" w:hAnsi="Source Serif 4" w:cs="Source Serif 4"/>
-          <w:b w:val="0"/>
-          <w:i w:val="0"/>
-          <w:sz w:val="21"/>
-        </w:rPr>
-        <w:t xml:space="preserve"> Serving your hundredth booking costs us the same as your first: nothing.</w:t>
+        <w:t>Change a price without a trip to the printer or a sticker over the old one.</w:t>
       </w:r>
     </w:p>
     <w:p>
@@ -1241,7 +1190,7 @@
           <w:i w:val="0"/>
           <w:sz w:val="21"/>
         </w:rPr>
-        <w:t>Keep FareHarbor</w:t>
+        <w:t>The apology</w:t>
       </w:r>
     </w:p>
     <w:p>
@@ -1255,230 +1204,7 @@
           <w:i w:val="0"/>
           <w:sz w:val="21"/>
         </w:rPr>
-        <w:t>Or Toast, or Square, or Peek, or whatever you already run. We're not replacing it and we're not asking you to switch.</w:t>
-      </w:r>
-    </w:p>
-    <w:p>
-      <w:pPr>
-        <w:spacing w:after="120"/>
-      </w:pPr>
-      <w:r>
-        <w:rPr>
-          <w:rFonts w:ascii="Source Serif 4" w:hAnsi="Source Serif 4" w:cs="Source Serif 4"/>
-          <w:b w:val="0"/>
-          <w:i w:val="0"/>
-          <w:sz w:val="21"/>
-        </w:rPr>
-        <w:t>Flat, not metered</w:t>
-      </w:r>
-    </w:p>
-    <w:p>
-      <w:pPr>
-        <w:spacing w:after="140"/>
-      </w:pPr>
-      <w:r>
-        <w:rPr>
-          <w:rFonts w:ascii="Source Serif 4" w:hAnsi="Source Serif 4" w:cs="Source Serif 4"/>
-          <w:b w:val="0"/>
-          <w:i w:val="0"/>
-          <w:sz w:val="21"/>
-        </w:rPr>
-        <w:t>No per-booking fee, no per-message fee, no surprise bill in July because you had a good week.</w:t>
-      </w:r>
-    </w:p>
-    <w:p>
-      <w:pPr>
-        <w:spacing w:after="120"/>
-      </w:pPr>
-      <w:r>
-        <w:rPr>
-          <w:rFonts w:ascii="Source Serif 4" w:hAnsi="Source Serif 4" w:cs="Source Serif 4"/>
-          <w:b w:val="0"/>
-          <w:i w:val="0"/>
-          <w:sz w:val="21"/>
-        </w:rPr>
-        <w:t>Cancel and keep working</w:t>
-      </w:r>
-    </w:p>
-    <w:p>
-      <w:pPr>
-        <w:spacing w:after="140"/>
-      </w:pPr>
-      <w:r>
-        <w:rPr>
-          <w:rFonts w:ascii="Source Serif 4" w:hAnsi="Source Serif 4" w:cs="Source Serif 4"/>
-          <w:b w:val="0"/>
-          <w:i w:val="0"/>
-          <w:sz w:val="21"/>
-        </w:rPr>
-        <w:t>Stop paying and the machine keeps running exactly as it is. It just stops getting new things.</w:t>
-      </w:r>
-    </w:p>
-    <w:p>
-      <w:pPr>
-        <w:spacing w:after="120"/>
-      </w:pPr>
-      <w:r>
-        <w:rPr>
-          <w:rFonts w:ascii="Source Serif 4" w:hAnsi="Source Serif 4" w:cs="Source Serif 4"/>
-          <w:b w:val="0"/>
-          <w:i w:val="0"/>
-          <w:sz w:val="21"/>
-        </w:rPr>
-        <w:t>Every other platform in your life makes more money when you do. We make the same. That's the whole difference, and it's why we can tell you to keep the tools you already have.</w:t>
-      </w:r>
-    </w:p>
-    <w:p>
-      <w:pPr>
-        <w:spacing w:after="120"/>
-      </w:pPr>
-      <w:r>
-        <w:rPr>
-          <w:rFonts w:ascii="Source Serif 4" w:hAnsi="Source Serif 4" w:cs="Source Serif 4"/>
-          <w:b w:val="0"/>
-          <w:i w:val="0"/>
-          <w:sz w:val="21"/>
-        </w:rPr>
-        <w:t>$299</w:t>
-      </w:r>
-    </w:p>
-    <w:p>
-      <w:pPr>
-        <w:spacing w:after="120"/>
-      </w:pPr>
-      <w:r>
-        <w:rPr>
-          <w:rFonts w:ascii="Source Serif 4" w:hAnsi="Source Serif 4" w:cs="Source Serif 4"/>
-          <w:b w:val="0"/>
-          <w:i w:val="0"/>
-          <w:sz w:val="21"/>
-        </w:rPr>
-        <w:t xml:space="preserve">per month </w:t>
-      </w:r>
-      <w:r>
-        <w:rPr>
-          <w:rFonts w:ascii="Source Serif 4" w:hAnsi="Source Serif 4" w:cs="Source Serif 4"/>
-          <w:b w:val="0"/>
-          <w:i w:val="0"/>
-          <w:sz w:val="21"/>
-        </w:rPr>
-        <w:t>·</w:t>
-      </w:r>
-      <w:r>
-        <w:rPr>
-          <w:rFonts w:ascii="Source Serif 4" w:hAnsi="Source Serif 4" w:cs="Source Serif 4"/>
-          <w:b w:val="0"/>
-          <w:i w:val="0"/>
-          <w:sz w:val="21"/>
-        </w:rPr>
-        <w:t xml:space="preserve"> flat</w:t>
-      </w:r>
-    </w:p>
-    <w:p>
-      <w:pPr>
-        <w:spacing w:after="120"/>
-      </w:pPr>
-      <w:r>
-        <w:rPr>
-          <w:rFonts w:ascii="Source Serif 4" w:hAnsi="Source Serif 4" w:cs="Source Serif 4"/>
-          <w:b w:val="0"/>
-          <w:i w:val="0"/>
-          <w:sz w:val="21"/>
-        </w:rPr>
-        <w:t>Ask them what their number is.</w:t>
-      </w:r>
-    </w:p>
-    <w:p>
-      <w:pPr>
-        <w:spacing w:after="140"/>
-      </w:pPr>
-      <w:r>
-        <w:rPr>
-          <w:rFonts w:ascii="Source Serif 4" w:hAnsi="Source Serif 4" w:cs="Source Serif 4"/>
-          <w:b w:val="0"/>
-          <w:i w:val="0"/>
-          <w:sz w:val="21"/>
-        </w:rPr>
-        <w:t>Every competitor in this category takes a percentage, a per-seat fee, or both. Make them say it out loud next to ours.</w:t>
-      </w:r>
-    </w:p>
-    <w:p>
-      <w:r>
-        <w:br w:type="page"/>
-      </w:r>
-    </w:p>
-    <w:p>
-      <w:pPr>
-        <w:spacing w:after="40"/>
-      </w:pPr>
-      <w:r>
-        <w:rPr>
-          <w:rFonts w:ascii="JetBrains Mono" w:hAnsi="JetBrains Mono"/>
-          <w:b/>
-          <w:color w:val="A4601A"/>
-          <w:sz w:val="16"/>
-        </w:rPr>
-        <w:t>EVERY BUSINESS · THE CORE OF IT</w:t>
-      </w:r>
-    </w:p>
-    <w:p>
-      <w:pPr>
-        <w:spacing w:after="120"/>
-      </w:pPr>
-      <w:r>
-        <w:rPr>
-          <w:rFonts w:ascii="Archivo" w:hAnsi="Archivo"/>
-          <w:b/>
-          <w:color w:val="181B19"/>
-          <w:sz w:val="52"/>
-        </w:rPr>
-        <w:t>One Update</w:t>
-      </w:r>
-    </w:p>
-    <w:p>
-      <w:pPr>
-        <w:spacing w:after="120"/>
-      </w:pPr>
-      <w:r>
-        <w:rPr>
-          <w:rFonts w:ascii="Source Serif 4" w:hAnsi="Source Serif 4" w:cs="Source Serif 4"/>
-          <w:b w:val="0"/>
-          <w:i w:val="0"/>
-          <w:sz w:val="21"/>
-        </w:rPr>
-        <w:t xml:space="preserve">Every business </w:t>
-      </w:r>
-      <w:r>
-        <w:rPr>
-          <w:rFonts w:ascii="Source Serif 4" w:hAnsi="Source Serif 4" w:cs="Source Serif 4"/>
-          <w:b w:val="0"/>
-          <w:i w:val="0"/>
-          <w:sz w:val="21"/>
-        </w:rPr>
-        <w:t>·</w:t>
-      </w:r>
-      <w:r>
-        <w:rPr>
-          <w:rFonts w:ascii="Source Serif 4" w:hAnsi="Source Serif 4" w:cs="Source Serif 4"/>
-          <w:b w:val="0"/>
-          <w:i w:val="0"/>
-          <w:sz w:val="21"/>
-        </w:rPr>
-        <w:t xml:space="preserve"> The core of it</w:t>
-      </w:r>
-    </w:p>
-    <w:p>
-      <w:pPr>
-        <w:spacing w:after="140"/>
-      </w:pPr>
-      <w:r>
-        <w:rPr>
-          <w:rFonts w:ascii="Source Serif 4" w:hAnsi="Source Serif 4" w:cs="Source Serif 4"/>
-          <w:b w:val="0"/>
-          <w:i w:val="0"/>
-          <w:sz w:val="21"/>
-        </w:rPr>
-        <w:t xml:space="preserve">Google, your website, Facebook, the booking site, the POS. One place, one time, and it lands everywhere </w:t>
+        <w:t xml:space="preserve">"Sorry, we're out of that" </w:t>
       </w:r>
       <w:r>
         <w:rPr>
@@ -1496,62 +1222,7 @@
           <w:i w:val="0"/>
           <w:sz w:val="21"/>
         </w:rPr>
-        <w:t xml:space="preserve"> verified.</w:t>
-      </w:r>
-    </w:p>
-    <w:p>
-      <w:pPr>
-        <w:spacing w:after="120"/>
-      </w:pPr>
-      <w:r>
-        <w:rPr>
-          <w:rFonts w:ascii="Source Serif 4" w:hAnsi="Source Serif 4" w:cs="Source Serif 4"/>
-          <w:b w:val="0"/>
-          <w:i w:val="0"/>
-          <w:sz w:val="21"/>
-        </w:rPr>
-        <w:t>5</w:t>
-      </w:r>
-      <w:r>
-        <w:rPr>
-          <w:rFonts w:ascii="Source Serif 4" w:hAnsi="Source Serif 4" w:cs="Source Serif 4"/>
-          <w:b w:val="0"/>
-          <w:i w:val="0"/>
-          <w:sz w:val="21"/>
-        </w:rPr>
-        <w:t xml:space="preserve"> </w:t>
-      </w:r>
-      <w:r>
-        <w:rPr>
-          <w:rFonts w:ascii="Source Serif 4" w:hAnsi="Source Serif 4" w:cs="Source Serif 4"/>
-          <w:b w:val="0"/>
-          <w:i w:val="0"/>
-          <w:sz w:val="21"/>
-        </w:rPr>
-        <w:t>min</w:t>
-      </w:r>
-    </w:p>
-    <w:p>
-      <w:pPr>
-        <w:spacing w:after="140"/>
-      </w:pPr>
-      <w:r>
-        <w:rPr>
-          <w:rFonts w:ascii="Source Serif 4" w:hAnsi="Source Serif 4" w:cs="Source Serif 4"/>
-          <w:b w:val="0"/>
-          <w:i w:val="0"/>
-          <w:sz w:val="21"/>
-        </w:rPr>
-        <w:t xml:space="preserve">What it takes you today to update a holiday closing in five places, assuming you remember all five. </w:t>
-      </w:r>
-      <w:r>
-        <w:rPr>
-          <w:rFonts w:ascii="Source Serif 4" w:hAnsi="Source Serif 4" w:cs="Source Serif 4"/>
-          <w:b/>
-          <w:i w:val="0"/>
-          <w:sz w:val="21"/>
-        </w:rPr>
-        <w:t>Most owners forget at least one, and the one they forget is the one the customer checks.</w:t>
+        <w:t xml:space="preserve"> after they already decided they wanted it.</w:t>
       </w:r>
     </w:p>
     <w:p>
@@ -1571,7 +1242,7 @@
           <w:color w:val="181B19"/>
           <w:sz w:val="32"/>
         </w:rPr>
-        <w:t>And the part that actually costs you money</w:t>
+        <w:t>Then it does something no menu has done</w:t>
       </w:r>
     </w:p>
     <w:p>
@@ -1585,7 +1256,7 @@
           <w:i w:val="0"/>
           <w:sz w:val="21"/>
         </w:rPr>
-        <w:t xml:space="preserve">Every app you use redesigns itself. Toast moves a button. Google changes a screen. The automation you set up last spring quietly stops working and </w:t>
+        <w:t xml:space="preserve">The QR scan happens at a table, at a time, and the check closes on the same ticket. So the menu knows </w:t>
       </w:r>
       <w:r>
         <w:rPr>
@@ -1594,7 +1265,7 @@
           <w:i w:val="0"/>
           <w:sz w:val="21"/>
         </w:rPr>
-        <w:t>nobody tells you</w:t>
+        <w:t>what that table actually ordered</w:t>
       </w:r>
       <w:r>
         <w:rPr>
@@ -1621,7 +1292,7 @@
           <w:i w:val="0"/>
           <w:sz w:val="21"/>
         </w:rPr>
-        <w:t xml:space="preserve"> you find out when a customer shows up to a closed door.</w:t>
+        <w:t xml:space="preserve"> the shrimp scampi, at 7:42, table nine.</w:t>
       </w:r>
     </w:p>
     <w:p>
@@ -1635,16 +1306,96 @@
           <w:i w:val="0"/>
           <w:sz w:val="21"/>
         </w:rPr>
-        <w:t xml:space="preserve">When that happens, we already know. Every night, every flow on every machine checks that the screens it expects are still there. </w:t>
-      </w:r>
-      <w:r>
-        <w:rPr>
-          <w:rFonts w:ascii="Source Serif 4" w:hAnsi="Source Serif 4" w:cs="Source Serif 4"/>
+        <w:t>That's what turns a menu into the most valuable thing on the table. It feeds the review system, and that doesn't work without it.</w:t>
+      </w:r>
+    </w:p>
+    <w:p>
+      <w:pPr>
+        <w:spacing w:after="120"/>
+      </w:pPr>
+      <w:r>
+        <w:rPr>
+          <w:rFonts w:ascii="Source Serif 4" w:hAnsi="Source Serif 4" w:cs="Source Serif 4"/>
+          <w:b w:val="0"/>
+          <w:i w:val="0"/>
+          <w:sz w:val="21"/>
+        </w:rPr>
+        <w:t>Every other QR menu is a PDF with extra steps. Yours is the only one that closes the loop between what a guest looked at and what they actually ate.</w:t>
+      </w:r>
+    </w:p>
+    <w:p>
+      <w:pPr>
+        <w:spacing w:after="120"/>
+      </w:pPr>
+      <w:r>
+        <w:rPr>
+          <w:rFonts w:ascii="Source Serif 4" w:hAnsi="Source Serif 4" w:cs="Source Serif 4"/>
+          <w:b w:val="0"/>
+          <w:i w:val="0"/>
+          <w:sz w:val="21"/>
+        </w:rPr>
+        <w:t>Included</w:t>
+      </w:r>
+    </w:p>
+    <w:p>
+      <w:pPr>
+        <w:spacing w:after="120"/>
+      </w:pPr>
+      <w:r>
+        <w:rPr>
+          <w:rFonts w:ascii="Source Serif 4" w:hAnsi="Source Serif 4" w:cs="Source Serif 4"/>
+          <w:b w:val="0"/>
+          <w:i w:val="0"/>
+          <w:sz w:val="21"/>
+        </w:rPr>
+        <w:t>in the monthly</w:t>
+      </w:r>
+    </w:p>
+    <w:p>
+      <w:pPr>
+        <w:spacing w:after="120"/>
+      </w:pPr>
+      <w:r>
+        <w:rPr>
+          <w:rFonts w:ascii="Source Serif 4" w:hAnsi="Source Serif 4" w:cs="Source Serif 4"/>
+          <w:b w:val="0"/>
+          <w:i w:val="0"/>
+          <w:sz w:val="21"/>
+        </w:rPr>
+        <w:t>Bring the current menu to the first meeting.</w:t>
+      </w:r>
+    </w:p>
+    <w:p>
+      <w:pPr>
+        <w:spacing w:after="140"/>
+      </w:pPr>
+      <w:r>
+        <w:rPr>
+          <w:rFonts w:ascii="Source Serif 4" w:hAnsi="Source Serif 4" w:cs="Source Serif 4"/>
+          <w:b w:val="0"/>
+          <w:i w:val="0"/>
+          <w:sz w:val="21"/>
+        </w:rPr>
+        <w:t>We'll have it live on a QR code before you leave, and you can change a price from your phone while we're sitting there.</w:t>
+      </w:r>
+    </w:p>
+    <w:p>
+      <w:r>
+        <w:br w:type="page"/>
+      </w:r>
+    </w:p>
+    <w:p>
+      <w:pPr>
+        <w:spacing w:after="40"/>
+      </w:pPr>
+      <w:r>
+        <w:rPr>
+          <w:rFonts w:ascii="JetBrains Mono" w:hAnsi="JetBrains Mono"/>
           <w:b/>
-          <w:i w:val="0"/>
-          <w:sz w:val="21"/>
-        </w:rPr>
-        <w:t>When one changes we fix it once, and the fix is on every customer's machine by morning.</w:t>
+          <w:color w:val="A4601A"/>
+          <w:sz w:val="16"/>
+        </w:rPr>
+        <w:t>MUSICIANS · BANDS · DJS</w:t>
       </w:r>
     </w:p>
     <w:p>
@@ -1653,30 +1404,140 @@
       </w:pPr>
       <w:r>
         <w:rPr>
-          <w:rFonts w:ascii="Source Serif 4" w:hAnsi="Source Serif 4" w:cs="Source Serif 4"/>
-          <w:b w:val="0"/>
-          <w:i w:val="0"/>
-          <w:sz w:val="21"/>
-        </w:rPr>
-        <w:t xml:space="preserve">You are not buying software. You're buying the fact that we absorb every app redesign, forever, so you never have to think about it again. </w:t>
-      </w:r>
-      <w:r>
-        <w:rPr>
-          <w:rFonts w:ascii="Source Serif 4" w:hAnsi="Source Serif 4" w:cs="Source Serif 4"/>
-          <w:b w:val="0"/>
-          <w:i/>
-          <w:sz w:val="21"/>
-        </w:rPr>
-        <w:t>That</w:t>
-      </w:r>
-      <w:r>
-        <w:rPr>
-          <w:rFonts w:ascii="Source Serif 4" w:hAnsi="Source Serif 4" w:cs="Source Serif 4"/>
-          <w:b w:val="0"/>
-          <w:i w:val="0"/>
-          <w:sz w:val="21"/>
-        </w:rPr>
-        <w:t xml:space="preserve"> is what the monthly fee is for.</w:t>
+          <w:rFonts w:ascii="Archivo" w:hAnsi="Archivo"/>
+          <w:b/>
+          <w:color w:val="181B19"/>
+          <w:sz w:val="52"/>
+        </w:rPr>
+        <w:t>Your Stage</w:t>
+      </w:r>
+    </w:p>
+    <w:p>
+      <w:pPr>
+        <w:spacing w:after="120"/>
+      </w:pPr>
+      <w:r>
+        <w:rPr>
+          <w:rFonts w:ascii="Source Serif 4" w:hAnsi="Source Serif 4" w:cs="Source Serif 4"/>
+          <w:b w:val="0"/>
+          <w:i w:val="0"/>
+          <w:sz w:val="21"/>
+        </w:rPr>
+        <w:t xml:space="preserve">Musicians </w:t>
+      </w:r>
+      <w:r>
+        <w:rPr>
+          <w:rFonts w:ascii="Source Serif 4" w:hAnsi="Source Serif 4" w:cs="Source Serif 4"/>
+          <w:b w:val="0"/>
+          <w:i w:val="0"/>
+          <w:sz w:val="21"/>
+        </w:rPr>
+        <w:t>·</w:t>
+      </w:r>
+      <w:r>
+        <w:rPr>
+          <w:rFonts w:ascii="Source Serif 4" w:hAnsi="Source Serif 4" w:cs="Source Serif 4"/>
+          <w:b w:val="0"/>
+          <w:i w:val="0"/>
+          <w:sz w:val="21"/>
+        </w:rPr>
+        <w:t xml:space="preserve"> Bands </w:t>
+      </w:r>
+      <w:r>
+        <w:rPr>
+          <w:rFonts w:ascii="Source Serif 4" w:hAnsi="Source Serif 4" w:cs="Source Serif 4"/>
+          <w:b w:val="0"/>
+          <w:i w:val="0"/>
+          <w:sz w:val="21"/>
+        </w:rPr>
+        <w:t>·</w:t>
+      </w:r>
+      <w:r>
+        <w:rPr>
+          <w:rFonts w:ascii="Source Serif 4" w:hAnsi="Source Serif 4" w:cs="Source Serif 4"/>
+          <w:b w:val="0"/>
+          <w:i w:val="0"/>
+          <w:sz w:val="21"/>
+        </w:rPr>
+        <w:t xml:space="preserve"> DJs</w:t>
+      </w:r>
+    </w:p>
+    <w:p>
+      <w:pPr>
+        <w:spacing w:after="140"/>
+      </w:pPr>
+      <w:r>
+        <w:rPr>
+          <w:rFonts w:ascii="Source Serif 4" w:hAnsi="Source Serif 4" w:cs="Source Serif 4"/>
+          <w:b w:val="0"/>
+          <w:i w:val="0"/>
+          <w:sz w:val="21"/>
+        </w:rPr>
+        <w:t>One code. Requests, tips, your list, your shows, your merch. The crowd already has their phone out.</w:t>
+      </w:r>
+    </w:p>
+    <w:p>
+      <w:pPr>
+        <w:spacing w:after="120"/>
+      </w:pPr>
+      <w:r>
+        <w:rPr>
+          <w:rFonts w:ascii="Source Serif 4" w:hAnsi="Source Serif 4" w:cs="Source Serif 4"/>
+          <w:b w:val="0"/>
+          <w:i w:val="0"/>
+          <w:sz w:val="21"/>
+        </w:rPr>
+        <w:t>$10</w:t>
+      </w:r>
+    </w:p>
+    <w:p>
+      <w:pPr>
+        <w:spacing w:after="140"/>
+      </w:pPr>
+      <w:r>
+        <w:rPr>
+          <w:rFonts w:ascii="Source Serif 4" w:hAnsi="Source Serif 4" w:cs="Source Serif 4"/>
+          <w:b w:val="0"/>
+          <w:i w:val="0"/>
+          <w:sz w:val="21"/>
+        </w:rPr>
+        <w:t xml:space="preserve">A request with a shout-out, paid straight to you </w:t>
+      </w:r>
+      <w:r>
+        <w:rPr>
+          <w:rFonts w:ascii="Source Serif 4" w:hAnsi="Source Serif 4" w:cs="Source Serif 4"/>
+          <w:b w:val="0"/>
+          <w:i w:val="0"/>
+          <w:sz w:val="21"/>
+        </w:rPr>
+        <w:t>—</w:t>
+      </w:r>
+      <w:r>
+        <w:rPr>
+          <w:rFonts w:ascii="Source Serif 4" w:hAnsi="Source Serif 4" w:cs="Source Serif 4"/>
+          <w:b w:val="0"/>
+          <w:i w:val="0"/>
+          <w:sz w:val="21"/>
+        </w:rPr>
+        <w:t xml:space="preserve"> cash app, Venmo, however you already get paid. </w:t>
+      </w:r>
+      <w:r>
+        <w:rPr>
+          <w:rFonts w:ascii="Source Serif 4" w:hAnsi="Source Serif 4" w:cs="Source Serif 4"/>
+          <w:b/>
+          <w:i w:val="0"/>
+          <w:sz w:val="21"/>
+        </w:rPr>
+        <w:t>Twenty of those in a four-hour set is a second night's pay</w:t>
+      </w:r>
+      <w:r>
+        <w:rPr>
+          <w:rFonts w:ascii="Source Serif 4" w:hAnsi="Source Serif 4" w:cs="Source Serif 4"/>
+          <w:b w:val="0"/>
+          <w:i w:val="0"/>
+          <w:sz w:val="21"/>
+        </w:rPr>
+        <w:t>, from people who were going to yell the song at you anyway.</w:t>
       </w:r>
     </w:p>
     <w:p>
@@ -1696,7 +1557,7 @@
           <w:color w:val="181B19"/>
           <w:sz w:val="32"/>
         </w:rPr>
-        <w:t>What it will do for you</w:t>
+        <w:t>What they see when they scan</w:t>
       </w:r>
     </w:p>
     <w:p>
@@ -1706,25 +1567,56 @@
       <w:r>
         <w:rPr>
           <w:rFonts w:ascii="Source Serif 4" w:hAnsi="Source Serif 4" w:cs="Source Serif 4"/>
-          <w:b w:val="0"/>
-          <w:i w:val="0"/>
-          <w:sz w:val="21"/>
-        </w:rPr>
-        <w:t>Hours</w:t>
-      </w:r>
-    </w:p>
-    <w:p>
-      <w:pPr>
-        <w:spacing w:after="140"/>
-      </w:pPr>
-      <w:r>
-        <w:rPr>
-          <w:rFonts w:ascii="Source Serif 4" w:hAnsi="Source Serif 4" w:cs="Source Serif 4"/>
-          <w:b w:val="0"/>
-          <w:i w:val="0"/>
-          <w:sz w:val="21"/>
-        </w:rPr>
-        <w:t>Holiday closings, seasonal changes, the day you close early for a wedding.</w:t>
+          <w:b/>
+          <w:i w:val="0"/>
+          <w:sz w:val="21"/>
+        </w:rPr>
+        <w:t>Request a song</w:t>
+      </w:r>
+      <w:r>
+        <w:rPr>
+          <w:rFonts w:ascii="Source Serif 4" w:hAnsi="Source Serif 4" w:cs="Source Serif 4"/>
+          <w:b w:val="0"/>
+          <w:i w:val="0"/>
+          <w:sz w:val="21"/>
+        </w:rPr>
+        <w:t xml:space="preserve"> </w:t>
+      </w:r>
+      <w:r>
+        <w:rPr>
+          <w:rFonts w:ascii="Source Serif 4" w:hAnsi="Source Serif 4" w:cs="Source Serif 4"/>
+          <w:b w:val="0"/>
+          <w:i w:val="0"/>
+          <w:sz w:val="21"/>
+        </w:rPr>
+        <w:t xml:space="preserve"> </w:t>
+      </w:r>
+      <w:r>
+        <w:rPr>
+          <w:rFonts w:ascii="Source Serif 4" w:hAnsi="Source Serif 4" w:cs="Source Serif 4"/>
+          <w:b w:val="0"/>
+          <w:i w:val="0"/>
+          <w:sz w:val="21"/>
+        </w:rPr>
+        <w:t>—</w:t>
+      </w:r>
+      <w:r>
+        <w:rPr>
+          <w:rFonts w:ascii="Source Serif 4" w:hAnsi="Source Serif 4" w:cs="Source Serif 4"/>
+          <w:b w:val="0"/>
+          <w:i w:val="0"/>
+          <w:sz w:val="21"/>
+        </w:rPr>
+        <w:t xml:space="preserve"> </w:t>
+      </w:r>
+      <w:r>
+        <w:rPr>
+          <w:rFonts w:ascii="Source Serif 4" w:hAnsi="Source Serif 4" w:cs="Source Serif 4"/>
+          <w:b w:val="0"/>
+          <w:i w:val="0"/>
+          <w:sz w:val="21"/>
+        </w:rPr>
+        <w:t xml:space="preserve"> search your list, send it up, tip if they want</w:t>
       </w:r>
     </w:p>
     <w:p>
@@ -1734,25 +1626,56 @@
       <w:r>
         <w:rPr>
           <w:rFonts w:ascii="Source Serif 4" w:hAnsi="Source Serif 4" w:cs="Source Serif 4"/>
-          <w:b w:val="0"/>
-          <w:i w:val="0"/>
-          <w:sz w:val="21"/>
-        </w:rPr>
-        <w:t>Prices</w:t>
-      </w:r>
-    </w:p>
-    <w:p>
-      <w:pPr>
-        <w:spacing w:after="140"/>
-      </w:pPr>
-      <w:r>
-        <w:rPr>
-          <w:rFonts w:ascii="Source Serif 4" w:hAnsi="Source Serif 4" w:cs="Source Serif 4"/>
-          <w:b w:val="0"/>
-          <w:i w:val="0"/>
-          <w:sz w:val="21"/>
-        </w:rPr>
-        <w:t>Menu prices, rates, packages. Every place they're listed, at once.</w:t>
+          <w:b/>
+          <w:i w:val="0"/>
+          <w:sz w:val="21"/>
+        </w:rPr>
+        <w:t>Tonight's set</w:t>
+      </w:r>
+      <w:r>
+        <w:rPr>
+          <w:rFonts w:ascii="Source Serif 4" w:hAnsi="Source Serif 4" w:cs="Source Serif 4"/>
+          <w:b w:val="0"/>
+          <w:i w:val="0"/>
+          <w:sz w:val="21"/>
+        </w:rPr>
+        <w:t xml:space="preserve"> </w:t>
+      </w:r>
+      <w:r>
+        <w:rPr>
+          <w:rFonts w:ascii="Source Serif 4" w:hAnsi="Source Serif 4" w:cs="Source Serif 4"/>
+          <w:b w:val="0"/>
+          <w:i w:val="0"/>
+          <w:sz w:val="21"/>
+        </w:rPr>
+        <w:t xml:space="preserve"> </w:t>
+      </w:r>
+      <w:r>
+        <w:rPr>
+          <w:rFonts w:ascii="Source Serif 4" w:hAnsi="Source Serif 4" w:cs="Source Serif 4"/>
+          <w:b w:val="0"/>
+          <w:i w:val="0"/>
+          <w:sz w:val="21"/>
+        </w:rPr>
+        <w:t>—</w:t>
+      </w:r>
+      <w:r>
+        <w:rPr>
+          <w:rFonts w:ascii="Source Serif 4" w:hAnsi="Source Serif 4" w:cs="Source Serif 4"/>
+          <w:b w:val="0"/>
+          <w:i w:val="0"/>
+          <w:sz w:val="21"/>
+        </w:rPr>
+        <w:t xml:space="preserve"> </w:t>
+      </w:r>
+      <w:r>
+        <w:rPr>
+          <w:rFonts w:ascii="Source Serif 4" w:hAnsi="Source Serif 4" w:cs="Source Serif 4"/>
+          <w:b w:val="0"/>
+          <w:i w:val="0"/>
+          <w:sz w:val="21"/>
+        </w:rPr>
+        <w:t xml:space="preserve"> what you're playing, what's left</w:t>
       </w:r>
     </w:p>
     <w:p>
@@ -1762,25 +1685,56 @@
       <w:r>
         <w:rPr>
           <w:rFonts w:ascii="Source Serif 4" w:hAnsi="Source Serif 4" w:cs="Source Serif 4"/>
-          <w:b w:val="0"/>
-          <w:i w:val="0"/>
-          <w:sz w:val="21"/>
-        </w:rPr>
-        <w:t>Posts</w:t>
-      </w:r>
-    </w:p>
-    <w:p>
-      <w:pPr>
-        <w:spacing w:after="140"/>
-      </w:pPr>
-      <w:r>
-        <w:rPr>
-          <w:rFonts w:ascii="Source Serif 4" w:hAnsi="Source Serif 4" w:cs="Source Serif 4"/>
-          <w:b w:val="0"/>
-          <w:i w:val="0"/>
-          <w:sz w:val="21"/>
-        </w:rPr>
-        <w:t>Tonight's special, the catch of the day, the band on Friday.</w:t>
+          <w:b/>
+          <w:i w:val="0"/>
+          <w:sz w:val="21"/>
+        </w:rPr>
+        <w:t>Upcoming shows</w:t>
+      </w:r>
+      <w:r>
+        <w:rPr>
+          <w:rFonts w:ascii="Source Serif 4" w:hAnsi="Source Serif 4" w:cs="Source Serif 4"/>
+          <w:b w:val="0"/>
+          <w:i w:val="0"/>
+          <w:sz w:val="21"/>
+        </w:rPr>
+        <w:t xml:space="preserve"> </w:t>
+      </w:r>
+      <w:r>
+        <w:rPr>
+          <w:rFonts w:ascii="Source Serif 4" w:hAnsi="Source Serif 4" w:cs="Source Serif 4"/>
+          <w:b w:val="0"/>
+          <w:i w:val="0"/>
+          <w:sz w:val="21"/>
+        </w:rPr>
+        <w:t xml:space="preserve"> </w:t>
+      </w:r>
+      <w:r>
+        <w:rPr>
+          <w:rFonts w:ascii="Source Serif 4" w:hAnsi="Source Serif 4" w:cs="Source Serif 4"/>
+          <w:b w:val="0"/>
+          <w:i w:val="0"/>
+          <w:sz w:val="21"/>
+        </w:rPr>
+        <w:t>—</w:t>
+      </w:r>
+      <w:r>
+        <w:rPr>
+          <w:rFonts w:ascii="Source Serif 4" w:hAnsi="Source Serif 4" w:cs="Source Serif 4"/>
+          <w:b w:val="0"/>
+          <w:i w:val="0"/>
+          <w:sz w:val="21"/>
+        </w:rPr>
+        <w:t xml:space="preserve"> </w:t>
+      </w:r>
+      <w:r>
+        <w:rPr>
+          <w:rFonts w:ascii="Source Serif 4" w:hAnsi="Source Serif 4" w:cs="Source Serif 4"/>
+          <w:b w:val="0"/>
+          <w:i w:val="0"/>
+          <w:sz w:val="21"/>
+        </w:rPr>
+        <w:t xml:space="preserve"> every venue, every date, always current</w:t>
       </w:r>
     </w:p>
     <w:p>
@@ -1790,25 +1744,115 @@
       <w:r>
         <w:rPr>
           <w:rFonts w:ascii="Source Serif 4" w:hAnsi="Source Serif 4" w:cs="Source Serif 4"/>
-          <w:b w:val="0"/>
-          <w:i w:val="0"/>
-          <w:sz w:val="21"/>
-        </w:rPr>
-        <w:t>Photos</w:t>
-      </w:r>
-    </w:p>
-    <w:p>
-      <w:pPr>
-        <w:spacing w:after="140"/>
-      </w:pPr>
-      <w:r>
-        <w:rPr>
-          <w:rFonts w:ascii="Source Serif 4" w:hAnsi="Source Serif 4" w:cs="Source Serif 4"/>
-          <w:b w:val="0"/>
-          <w:i w:val="0"/>
-          <w:sz w:val="21"/>
-        </w:rPr>
-        <w:t>New menu, new boat, new room. Uploaded everywhere it belongs.</w:t>
+          <w:b/>
+          <w:i w:val="0"/>
+          <w:sz w:val="21"/>
+        </w:rPr>
+        <w:t>Join the list</w:t>
+      </w:r>
+      <w:r>
+        <w:rPr>
+          <w:rFonts w:ascii="Source Serif 4" w:hAnsi="Source Serif 4" w:cs="Source Serif 4"/>
+          <w:b w:val="0"/>
+          <w:i w:val="0"/>
+          <w:sz w:val="21"/>
+        </w:rPr>
+        <w:t xml:space="preserve"> </w:t>
+      </w:r>
+      <w:r>
+        <w:rPr>
+          <w:rFonts w:ascii="Source Serif 4" w:hAnsi="Source Serif 4" w:cs="Source Serif 4"/>
+          <w:b w:val="0"/>
+          <w:i w:val="0"/>
+          <w:sz w:val="21"/>
+        </w:rPr>
+        <w:t xml:space="preserve"> </w:t>
+      </w:r>
+      <w:r>
+        <w:rPr>
+          <w:rFonts w:ascii="Source Serif 4" w:hAnsi="Source Serif 4" w:cs="Source Serif 4"/>
+          <w:b w:val="0"/>
+          <w:i w:val="0"/>
+          <w:sz w:val="21"/>
+        </w:rPr>
+        <w:t>—</w:t>
+      </w:r>
+      <w:r>
+        <w:rPr>
+          <w:rFonts w:ascii="Source Serif 4" w:hAnsi="Source Serif 4" w:cs="Source Serif 4"/>
+          <w:b w:val="0"/>
+          <w:i w:val="0"/>
+          <w:sz w:val="21"/>
+        </w:rPr>
+        <w:t xml:space="preserve"> </w:t>
+      </w:r>
+      <w:r>
+        <w:rPr>
+          <w:rFonts w:ascii="Source Serif 4" w:hAnsi="Source Serif 4" w:cs="Source Serif 4"/>
+          <w:b w:val="0"/>
+          <w:i w:val="0"/>
+          <w:sz w:val="21"/>
+        </w:rPr>
+        <w:t xml:space="preserve"> a phone number you own, not a follower count</w:t>
+      </w:r>
+    </w:p>
+    <w:p>
+      <w:pPr>
+        <w:spacing w:after="120"/>
+      </w:pPr>
+      <w:r>
+        <w:rPr>
+          <w:rFonts w:ascii="Source Serif 4" w:hAnsi="Source Serif 4" w:cs="Source Serif 4"/>
+          <w:b/>
+          <w:i w:val="0"/>
+          <w:sz w:val="21"/>
+        </w:rPr>
+        <w:t>Merch</w:t>
+      </w:r>
+      <w:r>
+        <w:rPr>
+          <w:rFonts w:ascii="Source Serif 4" w:hAnsi="Source Serif 4" w:cs="Source Serif 4"/>
+          <w:b w:val="0"/>
+          <w:i w:val="0"/>
+          <w:sz w:val="21"/>
+        </w:rPr>
+        <w:t xml:space="preserve"> </w:t>
+      </w:r>
+      <w:r>
+        <w:rPr>
+          <w:rFonts w:ascii="Source Serif 4" w:hAnsi="Source Serif 4" w:cs="Source Serif 4"/>
+          <w:b w:val="0"/>
+          <w:i w:val="0"/>
+          <w:sz w:val="21"/>
+        </w:rPr>
+        <w:t xml:space="preserve"> </w:t>
+      </w:r>
+      <w:r>
+        <w:rPr>
+          <w:rFonts w:ascii="Source Serif 4" w:hAnsi="Source Serif 4" w:cs="Source Serif 4"/>
+          <w:b w:val="0"/>
+          <w:i w:val="0"/>
+          <w:sz w:val="21"/>
+        </w:rPr>
+        <w:t>—</w:t>
+      </w:r>
+      <w:r>
+        <w:rPr>
+          <w:rFonts w:ascii="Source Serif 4" w:hAnsi="Source Serif 4" w:cs="Source Serif 4"/>
+          <w:b w:val="0"/>
+          <w:i w:val="0"/>
+          <w:sz w:val="21"/>
+        </w:rPr>
+        <w:t xml:space="preserve"> </w:t>
+      </w:r>
+      <w:r>
+        <w:rPr>
+          <w:rFonts w:ascii="Source Serif 4" w:hAnsi="Source Serif 4" w:cs="Source Serif 4"/>
+          <w:b w:val="0"/>
+          <w:i w:val="0"/>
+          <w:sz w:val="21"/>
+        </w:rPr>
+        <w:t xml:space="preserve"> without leaving the table</w:t>
       </w:r>
     </w:p>
     <w:p>
@@ -1828,7 +1872,7 @@
           <w:color w:val="181B19"/>
           <w:sz w:val="32"/>
         </w:rPr>
-        <w:t>How it works, plainly</w:t>
+        <w:t>The part that matters after the show</w:t>
       </w:r>
     </w:p>
     <w:p>
@@ -1842,7 +1886,25 @@
           <w:i w:val="0"/>
           <w:sz w:val="21"/>
         </w:rPr>
-        <w:t xml:space="preserve">A real Android phone sits in a dock on your counter. </w:t>
+        <w:t xml:space="preserve">A follower on a platform isn't yours </w:t>
+      </w:r>
+      <w:r>
+        <w:rPr>
+          <w:rFonts w:ascii="Source Serif 4" w:hAnsi="Source Serif 4" w:cs="Source Serif 4"/>
+          <w:b w:val="0"/>
+          <w:i w:val="0"/>
+          <w:sz w:val="21"/>
+        </w:rPr>
+        <w:t>—</w:t>
+      </w:r>
+      <w:r>
+        <w:rPr>
+          <w:rFonts w:ascii="Source Serif 4" w:hAnsi="Source Serif 4" w:cs="Source Serif 4"/>
+          <w:b w:val="0"/>
+          <w:i w:val="0"/>
+          <w:sz w:val="21"/>
+        </w:rPr>
+        <w:t xml:space="preserve"> the platform decides who sees your post. </w:t>
       </w:r>
       <w:r>
         <w:rPr>
@@ -1851,34 +1913,16 @@
           <w:i w:val="0"/>
           <w:sz w:val="21"/>
         </w:rPr>
-        <w:t>Your SIM card, your logins, your apps</w:t>
-      </w:r>
-      <w:r>
-        <w:rPr>
-          <w:rFonts w:ascii="Source Serif 4" w:hAnsi="Source Serif 4" w:cs="Source Serif 4"/>
-          <w:b w:val="0"/>
-          <w:i w:val="0"/>
-          <w:sz w:val="21"/>
-        </w:rPr>
-        <w:t xml:space="preserve"> </w:t>
-      </w:r>
-      <w:r>
-        <w:rPr>
-          <w:rFonts w:ascii="Source Serif 4" w:hAnsi="Source Serif 4" w:cs="Source Serif 4"/>
-          <w:b w:val="0"/>
-          <w:i w:val="0"/>
-          <w:sz w:val="21"/>
-        </w:rPr>
-        <w:t>—</w:t>
-      </w:r>
-      <w:r>
-        <w:rPr>
-          <w:rFonts w:ascii="Source Serif 4" w:hAnsi="Source Serif 4" w:cs="Source Serif 4"/>
-          <w:b w:val="0"/>
-          <w:i w:val="0"/>
-          <w:sz w:val="21"/>
-        </w:rPr>
-        <w:t xml:space="preserve"> the same ones you use now. It's remote-controlled at human speed. It taps the same buttons you would.</w:t>
+        <w:t>A phone number is yours.</w:t>
+      </w:r>
+      <w:r>
+        <w:rPr>
+          <w:rFonts w:ascii="Source Serif 4" w:hAnsi="Source Serif 4" w:cs="Source Serif 4"/>
+          <w:b w:val="0"/>
+          <w:i w:val="0"/>
+          <w:sz w:val="21"/>
+        </w:rPr>
+        <w:t xml:space="preserve"> Play the same town in six weeks and you can text the people who were actually in the room last time.</w:t>
       </w:r>
     </w:p>
     <w:p>
@@ -1892,34 +1936,7 @@
           <w:i w:val="0"/>
           <w:sz w:val="21"/>
         </w:rPr>
-        <w:t xml:space="preserve">Then it checks. After it changes your hours on Toast, it goes and looks at your public page in a browser to confirm the change is really there </w:t>
-      </w:r>
-      <w:r>
-        <w:rPr>
-          <w:rFonts w:ascii="Source Serif 4" w:hAnsi="Source Serif 4" w:cs="Source Serif 4"/>
-          <w:b w:val="0"/>
-          <w:i w:val="0"/>
-          <w:sz w:val="21"/>
-        </w:rPr>
-        <w:t>—</w:t>
-      </w:r>
-      <w:r>
-        <w:rPr>
-          <w:rFonts w:ascii="Source Serif 4" w:hAnsi="Source Serif 4" w:cs="Source Serif 4"/>
-          <w:b w:val="0"/>
-          <w:i w:val="0"/>
-          <w:sz w:val="21"/>
-        </w:rPr>
-        <w:t xml:space="preserve"> a different way in than the one it used to write. </w:t>
-      </w:r>
-      <w:r>
-        <w:rPr>
-          <w:rFonts w:ascii="Source Serif 4" w:hAnsi="Source Serif 4" w:cs="Source Serif 4"/>
-          <w:b/>
-          <w:i w:val="0"/>
-          <w:sz w:val="21"/>
-        </w:rPr>
-        <w:t>You get a screenshot, not a promise.</w:t>
+        <w:t>And the venue sees a band that fills the room and brings its own crowd. That's how you get rebooked at a better rate.</w:t>
       </w:r>
     </w:p>
     <w:p>
@@ -1933,7 +1950,7 @@
           <w:i w:val="0"/>
           <w:sz w:val="21"/>
         </w:rPr>
-        <w:t>$299</w:t>
+        <w:t>Every request app takes a cut and keeps the fans. This one takes nothing and hands you the list.</w:t>
       </w:r>
     </w:p>
     <w:p>
@@ -1947,7 +1964,7 @@
           <w:i w:val="0"/>
           <w:sz w:val="21"/>
         </w:rPr>
-        <w:t>per month</w:t>
+        <w:t>$29</w:t>
       </w:r>
     </w:p>
     <w:p>
@@ -1961,7 +1978,39 @@
           <w:i w:val="0"/>
           <w:sz w:val="21"/>
         </w:rPr>
-        <w:t>Text it and watch.</w:t>
+        <w:t xml:space="preserve">per month </w:t>
+      </w:r>
+      <w:r>
+        <w:rPr>
+          <w:rFonts w:ascii="Source Serif 4" w:hAnsi="Source Serif 4" w:cs="Source Serif 4"/>
+          <w:b w:val="0"/>
+          <w:i w:val="0"/>
+          <w:sz w:val="21"/>
+        </w:rPr>
+        <w:t>·</w:t>
+      </w:r>
+      <w:r>
+        <w:rPr>
+          <w:rFonts w:ascii="Source Serif 4" w:hAnsi="Source Serif 4" w:cs="Source Serif 4"/>
+          <w:b w:val="0"/>
+          <w:i w:val="0"/>
+          <w:sz w:val="21"/>
+        </w:rPr>
+        <w:t xml:space="preserve"> artist</w:t>
+      </w:r>
+    </w:p>
+    <w:p>
+      <w:pPr>
+        <w:spacing w:after="120"/>
+      </w:pPr>
+      <w:r>
+        <w:rPr>
+          <w:rFonts w:ascii="Source Serif 4" w:hAnsi="Source Serif 4" w:cs="Source Serif 4"/>
+          <w:b w:val="0"/>
+          <w:i w:val="0"/>
+          <w:sz w:val="21"/>
+        </w:rPr>
+        <w:t>Play one show with it.</w:t>
       </w:r>
     </w:p>
     <w:p>
@@ -1975,7 +2024,7 @@
           <w:i w:val="0"/>
           <w:sz w:val="21"/>
         </w:rPr>
-        <w:t>First demo: you text "change Friday to 9 to 5." We hand you the phone and you watch it happen, then you check Google yourself.</w:t>
+        <w:t>Print one code, tape it to the monitor, and count the requests and the numbers at the end of the night.</w:t>
       </w:r>
     </w:p>
     <w:p>
@@ -1994,7 +2043,7 @@
           <w:color w:val="A4601A"/>
           <w:sz w:val="16"/>
         </w:rPr>
-        <w:t>RESTAURANTS · BARS · BEACH CLUBS</w:t>
+        <w:t>ELECTRICIANS · PLUMBERS · TRADES</w:t>
       </w:r>
     </w:p>
     <w:p>
@@ -2008,7 +2057,7 @@
           <w:color w:val="181B19"/>
           <w:sz w:val="52"/>
         </w:rPr>
-        <w:t>The Menu</w:t>
+        <w:t>Your Trucks</w:t>
       </w:r>
     </w:p>
     <w:p>
@@ -2022,7 +2071,7 @@
           <w:i w:val="0"/>
           <w:sz w:val="21"/>
         </w:rPr>
-        <w:t xml:space="preserve">Restaurants </w:t>
+        <w:t xml:space="preserve">Electricians </w:t>
       </w:r>
       <w:r>
         <w:rPr>
@@ -2040,7 +2089,7 @@
           <w:i w:val="0"/>
           <w:sz w:val="21"/>
         </w:rPr>
-        <w:t xml:space="preserve"> Bars </w:t>
+        <w:t xml:space="preserve"> Plumbers </w:t>
       </w:r>
       <w:r>
         <w:rPr>
@@ -2058,7 +2107,25 @@
           <w:i w:val="0"/>
           <w:sz w:val="21"/>
         </w:rPr>
-        <w:t xml:space="preserve"> Beach clubs</w:t>
+        <w:t xml:space="preserve"> HVAC </w:t>
+      </w:r>
+      <w:r>
+        <w:rPr>
+          <w:rFonts w:ascii="Source Serif 4" w:hAnsi="Source Serif 4" w:cs="Source Serif 4"/>
+          <w:b w:val="0"/>
+          <w:i w:val="0"/>
+          <w:sz w:val="21"/>
+        </w:rPr>
+        <w:t>·</w:t>
+      </w:r>
+      <w:r>
+        <w:rPr>
+          <w:rFonts w:ascii="Source Serif 4" w:hAnsi="Source Serif 4" w:cs="Source Serif 4"/>
+          <w:b w:val="0"/>
+          <w:i w:val="0"/>
+          <w:sz w:val="21"/>
+        </w:rPr>
+        <w:t xml:space="preserve"> Trades</w:t>
       </w:r>
     </w:p>
     <w:p>
@@ -2072,7 +2139,7 @@
           <w:i w:val="0"/>
           <w:sz w:val="21"/>
         </w:rPr>
-        <w:t>The QR code on the table, your website, Google, the delivery apps. One menu behind all of them, and it's the one you actually printed.</w:t>
+        <w:t>You're under a house. The phone rings. They call the next name on the list. That's the whole business problem.</w:t>
       </w:r>
     </w:p>
     <w:p>
@@ -2086,25 +2153,7 @@
           <w:i w:val="0"/>
           <w:sz w:val="21"/>
         </w:rPr>
-        <w:t>86</w:t>
-      </w:r>
-      <w:r>
-        <w:rPr>
-          <w:rFonts w:ascii="Source Serif 4" w:hAnsi="Source Serif 4" w:cs="Source Serif 4"/>
-          <w:b w:val="0"/>
-          <w:i w:val="0"/>
-          <w:sz w:val="21"/>
-        </w:rPr>
-        <w:t>’</w:t>
-      </w:r>
-      <w:r>
-        <w:rPr>
-          <w:rFonts w:ascii="Source Serif 4" w:hAnsi="Source Serif 4" w:cs="Source Serif 4"/>
-          <w:b w:val="0"/>
-          <w:i w:val="0"/>
-          <w:sz w:val="21"/>
-        </w:rPr>
-        <w:t>d</w:t>
+        <w:t>4 min</w:t>
       </w:r>
     </w:p>
     <w:p>
@@ -2118,25 +2167,7 @@
           <w:i w:val="0"/>
           <w:sz w:val="21"/>
         </w:rPr>
-        <w:t>The word your kitchen already uses. Say it once at 6</w:t>
-      </w:r>
-      <w:r>
-        <w:rPr>
-          <w:rFonts w:ascii="Source Serif 4" w:hAnsi="Source Serif 4" w:cs="Source Serif 4"/>
-          <w:b w:val="0"/>
-          <w:i w:val="0"/>
-          <w:sz w:val="21"/>
-        </w:rPr>
-        <w:t xml:space="preserve"> </w:t>
-      </w:r>
-      <w:r>
-        <w:rPr>
-          <w:rFonts w:ascii="Source Serif 4" w:hAnsi="Source Serif 4" w:cs="Source Serif 4"/>
-          <w:b w:val="0"/>
-          <w:i w:val="0"/>
-          <w:sz w:val="21"/>
-        </w:rPr>
-        <w:t xml:space="preserve">p.m. and the grouper comes off the QR menu, the website and the delivery listings </w:t>
+        <w:t xml:space="preserve">Roughly how long a homeowner with a real problem waits before calling somebody else. </w:t>
       </w:r>
       <w:r>
         <w:rPr>
@@ -2145,7 +2176,16 @@
           <w:i w:val="0"/>
           <w:sz w:val="21"/>
         </w:rPr>
-        <w:t>before the next table scans it.</w:t>
+        <w:t>Whoever answers first usually wins the job</w:t>
+      </w:r>
+      <w:r>
+        <w:rPr>
+          <w:rFonts w:ascii="Source Serif 4" w:hAnsi="Source Serif 4" w:cs="Source Serif 4"/>
+          <w:b w:val="0"/>
+          <w:i w:val="0"/>
+          <w:sz w:val="21"/>
+        </w:rPr>
+        <w:t>, and it is almost never about price.</w:t>
       </w:r>
     </w:p>
     <w:p>
@@ -2165,7 +2205,7 @@
           <w:color w:val="181B19"/>
           <w:sz w:val="32"/>
         </w:rPr>
-        <w:t>What it kills</w:t>
+        <w:t>What gets installed</w:t>
       </w:r>
     </w:p>
     <w:p>
@@ -2179,7 +2219,7 @@
           <w:i w:val="0"/>
           <w:sz w:val="21"/>
         </w:rPr>
-        <w:t>The PDF</w:t>
+        <w:t>Quote requests</w:t>
       </w:r>
     </w:p>
     <w:p>
@@ -2193,7 +2233,7 @@
           <w:i w:val="0"/>
           <w:sz w:val="21"/>
         </w:rPr>
-        <w:t>The one from 2023 that's still on your website with the old prices. It's gone.</w:t>
+        <w:t>One form, one inbox, one place. Photos from the customer, so you can price it before you drive.</w:t>
       </w:r>
     </w:p>
     <w:p>
@@ -2207,7 +2247,7 @@
           <w:i w:val="0"/>
           <w:sz w:val="21"/>
         </w:rPr>
-        <w:t>The reprint</w:t>
+        <w:t>Service areas</w:t>
       </w:r>
     </w:p>
     <w:p>
@@ -2221,7 +2261,7 @@
           <w:i w:val="0"/>
           <w:sz w:val="21"/>
         </w:rPr>
-        <w:t>Change a price without a trip to the printer, and without a sticker over the old one.</w:t>
+        <w:t>What you cover and what you don't, so you stop getting calls forty miles out.</w:t>
       </w:r>
     </w:p>
     <w:p>
@@ -2235,7 +2275,7 @@
           <w:i w:val="0"/>
           <w:sz w:val="21"/>
         </w:rPr>
-        <w:t>The apology</w:t>
+        <w:t>Emergency callout</w:t>
       </w:r>
     </w:p>
     <w:p>
@@ -2249,25 +2289,91 @@
           <w:i w:val="0"/>
           <w:sz w:val="21"/>
         </w:rPr>
-        <w:t xml:space="preserve">"Sorry, we're out of that" </w:t>
-      </w:r>
-      <w:r>
-        <w:rPr>
-          <w:rFonts w:ascii="Source Serif 4" w:hAnsi="Source Serif 4" w:cs="Source Serif 4"/>
-          <w:b w:val="0"/>
-          <w:i w:val="0"/>
-          <w:sz w:val="21"/>
-        </w:rPr>
-        <w:t>—</w:t>
-      </w:r>
-      <w:r>
-        <w:rPr>
-          <w:rFonts w:ascii="Source Serif 4" w:hAnsi="Source Serif 4" w:cs="Source Serif 4"/>
-          <w:b w:val="0"/>
-          <w:i w:val="0"/>
-          <w:sz w:val="21"/>
-        </w:rPr>
-        <w:t xml:space="preserve"> after they already decided they wanted it.</w:t>
+        <w:t>A different path, a different rate, and it reaches you differently after hours.</w:t>
+      </w:r>
+    </w:p>
+    <w:p>
+      <w:pPr>
+        <w:spacing w:after="120"/>
+      </w:pPr>
+      <w:r>
+        <w:rPr>
+          <w:rFonts w:ascii="Source Serif 4" w:hAnsi="Source Serif 4" w:cs="Source Serif 4"/>
+          <w:b w:val="0"/>
+          <w:i w:val="0"/>
+          <w:sz w:val="21"/>
+        </w:rPr>
+        <w:t>Scheduling</w:t>
+      </w:r>
+    </w:p>
+    <w:p>
+      <w:pPr>
+        <w:spacing w:after="140"/>
+      </w:pPr>
+      <w:r>
+        <w:rPr>
+          <w:rFonts w:ascii="Source Serif 4" w:hAnsi="Source Serif 4" w:cs="Source Serif 4"/>
+          <w:b w:val="0"/>
+          <w:i w:val="0"/>
+          <w:sz w:val="21"/>
+        </w:rPr>
+        <w:t>They pick a window you actually have open. No back-and-forth voicemail.</w:t>
+      </w:r>
+    </w:p>
+    <w:p>
+      <w:pPr>
+        <w:spacing w:after="120"/>
+      </w:pPr>
+      <w:r>
+        <w:rPr>
+          <w:rFonts w:ascii="Source Serif 4" w:hAnsi="Source Serif 4" w:cs="Source Serif 4"/>
+          <w:b w:val="0"/>
+          <w:i w:val="0"/>
+          <w:sz w:val="21"/>
+        </w:rPr>
+        <w:t>Job photos</w:t>
+      </w:r>
+    </w:p>
+    <w:p>
+      <w:pPr>
+        <w:spacing w:after="140"/>
+      </w:pPr>
+      <w:r>
+        <w:rPr>
+          <w:rFonts w:ascii="Source Serif 4" w:hAnsi="Source Serif 4" w:cs="Source Serif 4"/>
+          <w:b w:val="0"/>
+          <w:i w:val="0"/>
+          <w:sz w:val="21"/>
+        </w:rPr>
+        <w:t>Before and after, on the job, straight to the customer and to your own page.</w:t>
+      </w:r>
+    </w:p>
+    <w:p>
+      <w:pPr>
+        <w:spacing w:after="120"/>
+      </w:pPr>
+      <w:r>
+        <w:rPr>
+          <w:rFonts w:ascii="Source Serif 4" w:hAnsi="Source Serif 4" w:cs="Source Serif 4"/>
+          <w:b w:val="0"/>
+          <w:i w:val="0"/>
+          <w:sz w:val="21"/>
+        </w:rPr>
+        <w:t>Reviews</w:t>
+      </w:r>
+    </w:p>
+    <w:p>
+      <w:pPr>
+        <w:spacing w:after="140"/>
+      </w:pPr>
+      <w:r>
+        <w:rPr>
+          <w:rFonts w:ascii="Source Serif 4" w:hAnsi="Source Serif 4" w:cs="Source Serif 4"/>
+          <w:b w:val="0"/>
+          <w:i w:val="0"/>
+          <w:sz w:val="21"/>
+        </w:rPr>
+        <w:t>Asked automatically, from the person whose panel you actually replaced.</w:t>
       </w:r>
     </w:p>
     <w:p>
@@ -2287,7 +2393,7 @@
           <w:color w:val="181B19"/>
           <w:sz w:val="32"/>
         </w:rPr>
-        <w:t>Then it does something no menu has ever done</w:t>
+        <w:t>It answers when you can't</w:t>
       </w:r>
     </w:p>
     <w:p>
@@ -2301,7 +2407,7 @@
           <w:i w:val="0"/>
           <w:sz w:val="21"/>
         </w:rPr>
-        <w:t xml:space="preserve">Because the QR scan happens at a table, at a time, and the check closes on the same ticket, the menu knows </w:t>
+        <w:t xml:space="preserve">A request comes in at 2:40 while you're in a crawlspace. It goes back immediately from your own number: </w:t>
       </w:r>
       <w:r>
         <w:rPr>
@@ -2310,21 +2416,12 @@
           <w:i w:val="0"/>
           <w:sz w:val="21"/>
         </w:rPr>
-        <w:t>what that table actually ordered.</w:t>
-      </w:r>
-      <w:r>
-        <w:rPr>
-          <w:rFonts w:ascii="Source Serif 4" w:hAnsi="Source Serif 4" w:cs="Source Serif 4"/>
-          <w:b w:val="0"/>
-          <w:i w:val="0"/>
-          <w:sz w:val="21"/>
-        </w:rPr>
-        <w:t xml:space="preserve"> Not "someone visited the menu" </w:t>
-      </w:r>
-      <w:r>
-        <w:rPr>
-          <w:rFonts w:ascii="Source Serif 4" w:hAnsi="Source Serif 4" w:cs="Source Serif 4"/>
-          <w:b w:val="0"/>
+        <w:t xml:space="preserve">"Got it </w:t>
+      </w:r>
+      <w:r>
+        <w:rPr>
+          <w:rFonts w:ascii="Source Serif 4" w:hAnsi="Source Serif 4" w:cs="Source Serif 4"/>
+          <w:b/>
           <w:i w:val="0"/>
           <w:sz w:val="21"/>
         </w:rPr>
@@ -2333,11 +2430,11 @@
       <w:r>
         <w:rPr>
           <w:rFonts w:ascii="Source Serif 4" w:hAnsi="Source Serif 4" w:cs="Source Serif 4"/>
-          <w:b w:val="0"/>
-          <w:i w:val="0"/>
-          <w:sz w:val="21"/>
-        </w:rPr>
-        <w:t xml:space="preserve"> the shrimp scampi, at 7:42, table nine.</w:t>
+          <w:b/>
+          <w:i w:val="0"/>
+          <w:sz w:val="21"/>
+        </w:rPr>
+        <w:t xml:space="preserve"> I can be there Thursday morning or Friday afternoon, which is better?"</w:t>
       </w:r>
     </w:p>
     <w:p>
@@ -2351,7 +2448,7 @@
           <w:i w:val="0"/>
           <w:sz w:val="21"/>
         </w:rPr>
-        <w:t>That's what turns a menu into the most valuable thing on the table. It feeds the review system on the next sheet, and neither one works without it.</w:t>
+        <w:t>You look at your phone at four o'clock and the job is already scheduled.</w:t>
       </w:r>
     </w:p>
     <w:p>
@@ -2365,7 +2462,7 @@
           <w:i w:val="0"/>
           <w:sz w:val="21"/>
         </w:rPr>
-        <w:t>Every other QR menu is a PDF with extra steps. Yours is the only one that closes the loop between what a guest looked at and what they actually ate.</w:t>
+        <w:t>You are not buying software. You are buying the jobs you currently lose between 8 a.m. and 5 p.m. because both hands are busy.</w:t>
       </w:r>
     </w:p>
     <w:p>
@@ -2379,7 +2476,7 @@
           <w:i w:val="0"/>
           <w:sz w:val="21"/>
         </w:rPr>
-        <w:t>Included</w:t>
+        <w:t>$299</w:t>
       </w:r>
     </w:p>
     <w:p>
@@ -2393,7 +2490,7 @@
           <w:i w:val="0"/>
           <w:sz w:val="21"/>
         </w:rPr>
-        <w:t>in the monthly</w:t>
+        <w:t>per month</w:t>
       </w:r>
     </w:p>
     <w:p>
@@ -2407,7 +2504,7 @@
           <w:i w:val="0"/>
           <w:sz w:val="21"/>
         </w:rPr>
-        <w:t>Bring the current menu to the first meeting.</w:t>
+        <w:t>Count last month.</w:t>
       </w:r>
     </w:p>
     <w:p>
@@ -2421,7 +2518,7 @@
           <w:i w:val="0"/>
           <w:sz w:val="21"/>
         </w:rPr>
-        <w:t>We'll have it live on a QR code before you leave, and you can change a price from your phone while we're sitting there.</w:t>
+        <w:t>How many missed calls, and how many of those called somebody else? That number is the whole pitch.</w:t>
       </w:r>
     </w:p>
     <w:p>
@@ -2440,7 +2537,7 @@
           <w:color w:val="A4601A"/>
           <w:sz w:val="16"/>
         </w:rPr>
-        <w:t>RESTAURANTS · CHARTERS</w:t>
+        <w:t>MARINAS · RESORTS · MULTI-CONCEPT</w:t>
       </w:r>
     </w:p>
     <w:p>
@@ -2454,7 +2551,7 @@
           <w:color w:val="181B19"/>
           <w:sz w:val="52"/>
         </w:rPr>
-        <w:t>Real Reviews</w:t>
+        <w:t>Your Docks</w:t>
       </w:r>
     </w:p>
     <w:p>
@@ -2468,7 +2565,7 @@
           <w:i w:val="0"/>
           <w:sz w:val="21"/>
         </w:rPr>
-        <w:t xml:space="preserve">Restaurants </w:t>
+        <w:t xml:space="preserve">Marinas </w:t>
       </w:r>
       <w:r>
         <w:rPr>
@@ -2486,7 +2583,7 @@
           <w:i w:val="0"/>
           <w:sz w:val="21"/>
         </w:rPr>
-        <w:t xml:space="preserve"> Charters </w:t>
+        <w:t xml:space="preserve"> Resorts </w:t>
       </w:r>
       <w:r>
         <w:rPr>
@@ -2504,7 +2601,7 @@
           <w:i w:val="0"/>
           <w:sz w:val="21"/>
         </w:rPr>
-        <w:t xml:space="preserve"> Anyone with a review problem</w:t>
+        <w:t xml:space="preserve"> Multi-concept</w:t>
       </w:r>
     </w:p>
     <w:p>
@@ -2518,7 +2615,7 @@
           <w:i w:val="0"/>
           <w:sz w:val="21"/>
         </w:rPr>
-        <w:t>Not a star rating for the whole restaurant. A rating for the dish, from the person who ate it, tied to a real check.</w:t>
+        <w:t>Every listing service on earth treats you as one business with one phone number and one set of hours. You are not one business and you never were.</w:t>
       </w:r>
     </w:p>
     <w:p>
@@ -2532,7 +2629,7 @@
           <w:i w:val="0"/>
           <w:sz w:val="21"/>
         </w:rPr>
-        <w:t>Real</w:t>
+        <w:t>1 login</w:t>
       </w:r>
     </w:p>
     <w:p>
@@ -2546,7 +2643,25 @@
           <w:i w:val="0"/>
           <w:sz w:val="21"/>
         </w:rPr>
-        <w:t xml:space="preserve">We know they were there, when they sat, what they ordered and what they paid, because the ticket says so. </w:t>
+        <w:t xml:space="preserve">For however many operations you actually run. Each one with its own hours, prices, availability, booking link and reviews </w:t>
+      </w:r>
+      <w:r>
+        <w:rPr>
+          <w:rFonts w:ascii="Source Serif 4" w:hAnsi="Source Serif 4" w:cs="Source Serif 4"/>
+          <w:b w:val="0"/>
+          <w:i w:val="0"/>
+          <w:sz w:val="21"/>
+        </w:rPr>
+        <w:t>—</w:t>
+      </w:r>
+      <w:r>
+        <w:rPr>
+          <w:rFonts w:ascii="Source Serif 4" w:hAnsi="Source Serif 4" w:cs="Source Serif 4"/>
+          <w:b w:val="0"/>
+          <w:i w:val="0"/>
+          <w:sz w:val="21"/>
+        </w:rPr>
+        <w:t xml:space="preserve"> </w:t>
       </w:r>
       <w:r>
         <w:rPr>
@@ -2555,7 +2670,16 @@
           <w:i w:val="0"/>
           <w:sz w:val="21"/>
         </w:rPr>
-        <w:t>In an internet filling up with generated reviews, a receipt is the only thing left that can't be faked.</w:t>
+        <w:t>and each one inheriting the things that really are shared</w:t>
+      </w:r>
+      <w:r>
+        <w:rPr>
+          <w:rFonts w:ascii="Source Serif 4" w:hAnsi="Source Serif 4" w:cs="Source Serif 4"/>
+          <w:b w:val="0"/>
+          <w:i w:val="0"/>
+          <w:sz w:val="21"/>
+        </w:rPr>
+        <w:t>, so you set the address once.</w:t>
       </w:r>
     </w:p>
     <w:p>
@@ -2575,7 +2699,7 @@
           <w:color w:val="181B19"/>
           <w:sz w:val="32"/>
         </w:rPr>
-        <w:t>What a guest sees</w:t>
+        <w:t>What that looks like</w:t>
       </w:r>
     </w:p>
     <w:p>
@@ -2589,94 +2713,71 @@
           <w:i w:val="0"/>
           <w:sz w:val="21"/>
         </w:rPr>
-        <w:t>Big Chicken Alfredo</w:t>
-      </w:r>
-      <w:r>
-        <w:rPr>
-          <w:rFonts w:ascii="Source Serif 4" w:hAnsi="Source Serif 4" w:cs="Source Serif 4"/>
-          <w:b w:val="0"/>
-          <w:i w:val="0"/>
-          <w:sz w:val="21"/>
-        </w:rPr>
-        <w:t xml:space="preserve"> </w:t>
-      </w:r>
-      <w:r>
-        <w:rPr>
-          <w:rFonts w:ascii="Source Serif 4" w:hAnsi="Source Serif 4" w:cs="Source Serif 4"/>
-          <w:b w:val="0"/>
-          <w:i w:val="0"/>
-          <w:sz w:val="21"/>
-        </w:rPr>
-        <w:t xml:space="preserve"> </w:t>
-      </w:r>
-      <w:r>
-        <w:rPr>
-          <w:rFonts w:ascii="Source Serif 4" w:hAnsi="Source Serif 4" w:cs="Source Serif 4"/>
-          <w:b w:val="0"/>
-          <w:i w:val="0"/>
-          <w:sz w:val="21"/>
-        </w:rPr>
-        <w:t>—</w:t>
-      </w:r>
-      <w:r>
-        <w:rPr>
-          <w:rFonts w:ascii="Source Serif 4" w:hAnsi="Source Serif 4" w:cs="Source Serif 4"/>
-          <w:b w:val="0"/>
-          <w:i w:val="0"/>
-          <w:sz w:val="21"/>
-        </w:rPr>
-        <w:t xml:space="preserve"> </w:t>
-      </w:r>
-      <w:r>
-        <w:rPr>
-          <w:rFonts w:ascii="Source Serif 4" w:hAnsi="Source Serif 4" w:cs="Source Serif 4"/>
-          <w:b w:val="0"/>
-          <w:i w:val="0"/>
-          <w:sz w:val="21"/>
-        </w:rPr>
-        <w:t xml:space="preserve"> 4.8 </w:t>
-      </w:r>
-      <w:r>
-        <w:rPr>
-          <w:rFonts w:ascii="Source Serif 4" w:hAnsi="Source Serif 4" w:cs="Source Serif 4"/>
-          <w:b w:val="0"/>
-          <w:i w:val="0"/>
-          <w:sz w:val="21"/>
-        </w:rPr>
-        <w:t xml:space="preserve"> </w:t>
-      </w:r>
-      <w:r>
-        <w:rPr>
-          <w:rFonts w:ascii="Source Serif 4" w:hAnsi="Source Serif 4" w:cs="Source Serif 4"/>
-          <w:b w:val="0"/>
-          <w:i w:val="0"/>
-          <w:sz w:val="21"/>
-        </w:rPr>
-        <w:t>·</w:t>
-      </w:r>
-      <w:r>
-        <w:rPr>
-          <w:rFonts w:ascii="Source Serif 4" w:hAnsi="Source Serif 4" w:cs="Source Serif 4"/>
-          <w:b w:val="0"/>
-          <w:i w:val="0"/>
-          <w:sz w:val="21"/>
-        </w:rPr>
-        <w:t xml:space="preserve"> </w:t>
-      </w:r>
-      <w:r>
-        <w:rPr>
-          <w:rFonts w:ascii="Source Serif 4" w:hAnsi="Source Serif 4" w:cs="Source Serif 4"/>
-          <w:b w:val="0"/>
-          <w:i w:val="0"/>
-          <w:sz w:val="21"/>
-        </w:rPr>
-        <w:t xml:space="preserve"> 61 verified orders</w:t>
-      </w:r>
-    </w:p>
-    <w:p>
-      <w:pPr>
-        <w:spacing w:after="120"/>
-      </w:pPr>
+        <w:t>Flora-Bama</w:t>
+      </w:r>
+      <w:r>
+        <w:rPr>
+          <w:rFonts w:ascii="Source Serif 4" w:hAnsi="Source Serif 4" w:cs="Source Serif 4"/>
+          <w:b w:val="0"/>
+          <w:i w:val="0"/>
+          <w:sz w:val="21"/>
+        </w:rPr>
+        <w:t xml:space="preserve"> ├── Lounge </w:t>
+      </w:r>
+      <w:r>
+        <w:rPr>
+          <w:rFonts w:ascii="Source Serif 4" w:hAnsi="Source Serif 4" w:cs="Source Serif 4"/>
+          <w:b w:val="0"/>
+          <w:i/>
+          <w:sz w:val="21"/>
+        </w:rPr>
+        <w:t>own hours, own events</w:t>
+      </w:r>
+      <w:r>
+        <w:rPr>
+          <w:rFonts w:ascii="Source Serif 4" w:hAnsi="Source Serif 4" w:cs="Source Serif 4"/>
+          <w:b w:val="0"/>
+          <w:i w:val="0"/>
+          <w:sz w:val="21"/>
+        </w:rPr>
+        <w:t xml:space="preserve"> ├── Yacht Club </w:t>
+      </w:r>
+      <w:r>
+        <w:rPr>
+          <w:rFonts w:ascii="Source Serif 4" w:hAnsi="Source Serif 4" w:cs="Source Serif 4"/>
+          <w:b w:val="0"/>
+          <w:i/>
+          <w:sz w:val="21"/>
+        </w:rPr>
+        <w:t>own hours, own menu</w:t>
+      </w:r>
+      <w:r>
+        <w:rPr>
+          <w:rFonts w:ascii="Source Serif 4" w:hAnsi="Source Serif 4" w:cs="Source Serif 4"/>
+          <w:b w:val="0"/>
+          <w:i w:val="0"/>
+          <w:sz w:val="21"/>
+        </w:rPr>
+        <w:t xml:space="preserve"> ├── Oyster Bar </w:t>
+      </w:r>
+      <w:r>
+        <w:rPr>
+          <w:rFonts w:ascii="Source Serif 4" w:hAnsi="Source Serif 4" w:cs="Source Serif 4"/>
+          <w:b w:val="0"/>
+          <w:i/>
+          <w:sz w:val="21"/>
+        </w:rPr>
+        <w:t>own hours, own menu</w:t>
+      </w:r>
+      <w:r>
+        <w:rPr>
+          <w:rFonts w:ascii="Source Serif 4" w:hAnsi="Source Serif 4" w:cs="Source Serif 4"/>
+          <w:b w:val="0"/>
+          <w:i w:val="0"/>
+          <w:sz w:val="21"/>
+        </w:rPr>
+        <w:t xml:space="preserve"> ├── </w:t>
+      </w:r>
       <w:r>
         <w:rPr>
           <w:rFonts w:ascii="Source Serif 4" w:hAnsi="Source Serif 4" w:cs="Source Serif 4"/>
@@ -2684,278 +2785,133 @@
           <w:i w:val="0"/>
           <w:sz w:val="21"/>
         </w:rPr>
-        <w:t>Shrimp Scampi</w:t>
-      </w:r>
-      <w:r>
-        <w:rPr>
-          <w:rFonts w:ascii="Source Serif 4" w:hAnsi="Source Serif 4" w:cs="Source Serif 4"/>
-          <w:b w:val="0"/>
-          <w:i w:val="0"/>
-          <w:sz w:val="21"/>
-        </w:rPr>
-        <w:t xml:space="preserve"> </w:t>
-      </w:r>
-      <w:r>
-        <w:rPr>
-          <w:rFonts w:ascii="Source Serif 4" w:hAnsi="Source Serif 4" w:cs="Source Serif 4"/>
-          <w:b w:val="0"/>
-          <w:i w:val="0"/>
-          <w:sz w:val="21"/>
-        </w:rPr>
-        <w:t xml:space="preserve"> </w:t>
-      </w:r>
-      <w:r>
-        <w:rPr>
-          <w:rFonts w:ascii="Source Serif 4" w:hAnsi="Source Serif 4" w:cs="Source Serif 4"/>
-          <w:b w:val="0"/>
-          <w:i w:val="0"/>
-          <w:sz w:val="21"/>
-        </w:rPr>
-        <w:t>—</w:t>
-      </w:r>
-      <w:r>
-        <w:rPr>
-          <w:rFonts w:ascii="Source Serif 4" w:hAnsi="Source Serif 4" w:cs="Source Serif 4"/>
-          <w:b w:val="0"/>
-          <w:i w:val="0"/>
-          <w:sz w:val="21"/>
-        </w:rPr>
-        <w:t xml:space="preserve"> </w:t>
-      </w:r>
-      <w:r>
-        <w:rPr>
-          <w:rFonts w:ascii="Source Serif 4" w:hAnsi="Source Serif 4" w:cs="Source Serif 4"/>
-          <w:b w:val="0"/>
-          <w:i w:val="0"/>
-          <w:sz w:val="21"/>
-        </w:rPr>
-        <w:t xml:space="preserve"> 4.9 </w:t>
-      </w:r>
-      <w:r>
-        <w:rPr>
-          <w:rFonts w:ascii="Source Serif 4" w:hAnsi="Source Serif 4" w:cs="Source Serif 4"/>
-          <w:b w:val="0"/>
-          <w:i w:val="0"/>
-          <w:sz w:val="21"/>
-        </w:rPr>
-        <w:t xml:space="preserve"> </w:t>
-      </w:r>
-      <w:r>
-        <w:rPr>
-          <w:rFonts w:ascii="Source Serif 4" w:hAnsi="Source Serif 4" w:cs="Source Serif 4"/>
-          <w:b w:val="0"/>
-          <w:i w:val="0"/>
-          <w:sz w:val="21"/>
-        </w:rPr>
-        <w:t>·</w:t>
-      </w:r>
-      <w:r>
-        <w:rPr>
-          <w:rFonts w:ascii="Source Serif 4" w:hAnsi="Source Serif 4" w:cs="Source Serif 4"/>
-          <w:b w:val="0"/>
-          <w:i w:val="0"/>
-          <w:sz w:val="21"/>
-        </w:rPr>
-        <w:t xml:space="preserve"> </w:t>
-      </w:r>
-      <w:r>
-        <w:rPr>
-          <w:rFonts w:ascii="Source Serif 4" w:hAnsi="Source Serif 4" w:cs="Source Serif 4"/>
-          <w:b w:val="0"/>
-          <w:i w:val="0"/>
-          <w:sz w:val="21"/>
-        </w:rPr>
-        <w:t xml:space="preserve"> 44 verified orders</w:t>
-      </w:r>
-    </w:p>
-    <w:p>
-      <w:pPr>
-        <w:spacing w:after="120"/>
-      </w:pPr>
-      <w:r>
-        <w:rPr>
-          <w:rFonts w:ascii="Source Serif 4" w:hAnsi="Source Serif 4" w:cs="Source Serif 4"/>
-          <w:b/>
-          <w:i w:val="0"/>
-          <w:sz w:val="21"/>
-        </w:rPr>
-        <w:t>Calamari</w:t>
-      </w:r>
-      <w:r>
-        <w:rPr>
-          <w:rFonts w:ascii="Source Serif 4" w:hAnsi="Source Serif 4" w:cs="Source Serif 4"/>
-          <w:b w:val="0"/>
-          <w:i w:val="0"/>
-          <w:sz w:val="21"/>
-        </w:rPr>
-        <w:t xml:space="preserve"> </w:t>
-      </w:r>
-      <w:r>
-        <w:rPr>
-          <w:rFonts w:ascii="Source Serif 4" w:hAnsi="Source Serif 4" w:cs="Source Serif 4"/>
-          <w:b w:val="0"/>
-          <w:i w:val="0"/>
-          <w:sz w:val="21"/>
-        </w:rPr>
-        <w:t xml:space="preserve"> </w:t>
-      </w:r>
-      <w:r>
-        <w:rPr>
-          <w:rFonts w:ascii="Source Serif 4" w:hAnsi="Source Serif 4" w:cs="Source Serif 4"/>
-          <w:b w:val="0"/>
-          <w:i w:val="0"/>
-          <w:sz w:val="21"/>
-        </w:rPr>
-        <w:t>—</w:t>
-      </w:r>
-      <w:r>
-        <w:rPr>
-          <w:rFonts w:ascii="Source Serif 4" w:hAnsi="Source Serif 4" w:cs="Source Serif 4"/>
-          <w:b w:val="0"/>
-          <w:i w:val="0"/>
-          <w:sz w:val="21"/>
-        </w:rPr>
-        <w:t xml:space="preserve"> </w:t>
-      </w:r>
-      <w:r>
-        <w:rPr>
-          <w:rFonts w:ascii="Source Serif 4" w:hAnsi="Source Serif 4" w:cs="Source Serif 4"/>
-          <w:b w:val="0"/>
-          <w:i w:val="0"/>
-          <w:sz w:val="21"/>
-        </w:rPr>
-        <w:t xml:space="preserve"> 4.4 </w:t>
-      </w:r>
-      <w:r>
-        <w:rPr>
-          <w:rFonts w:ascii="Source Serif 4" w:hAnsi="Source Serif 4" w:cs="Source Serif 4"/>
-          <w:b w:val="0"/>
-          <w:i w:val="0"/>
-          <w:sz w:val="21"/>
-        </w:rPr>
-        <w:t xml:space="preserve"> </w:t>
-      </w:r>
-      <w:r>
-        <w:rPr>
-          <w:rFonts w:ascii="Source Serif 4" w:hAnsi="Source Serif 4" w:cs="Source Serif 4"/>
-          <w:b w:val="0"/>
-          <w:i w:val="0"/>
-          <w:sz w:val="21"/>
-        </w:rPr>
-        <w:t>·</w:t>
-      </w:r>
-      <w:r>
-        <w:rPr>
-          <w:rFonts w:ascii="Source Serif 4" w:hAnsi="Source Serif 4" w:cs="Source Serif 4"/>
-          <w:b w:val="0"/>
-          <w:i w:val="0"/>
-          <w:sz w:val="21"/>
-        </w:rPr>
-        <w:t xml:space="preserve"> </w:t>
-      </w:r>
-      <w:r>
-        <w:rPr>
-          <w:rFonts w:ascii="Source Serif 4" w:hAnsi="Source Serif 4" w:cs="Source Serif 4"/>
-          <w:b w:val="0"/>
-          <w:i w:val="0"/>
-          <w:sz w:val="21"/>
-        </w:rPr>
-        <w:t xml:space="preserve"> 88 verified orders</w:t>
-      </w:r>
-    </w:p>
-    <w:p>
-      <w:pPr>
-        <w:spacing w:after="120"/>
-      </w:pPr>
-      <w:r>
-        <w:rPr>
-          <w:rFonts w:ascii="Source Serif 4" w:hAnsi="Source Serif 4" w:cs="Source Serif 4"/>
-          <w:b/>
-          <w:i w:val="0"/>
-          <w:sz w:val="21"/>
-        </w:rPr>
-        <w:t>Bushwhacker</w:t>
-      </w:r>
-      <w:r>
-        <w:rPr>
-          <w:rFonts w:ascii="Source Serif 4" w:hAnsi="Source Serif 4" w:cs="Source Serif 4"/>
-          <w:b w:val="0"/>
-          <w:i w:val="0"/>
-          <w:sz w:val="21"/>
-        </w:rPr>
-        <w:t xml:space="preserve"> </w:t>
-      </w:r>
-      <w:r>
-        <w:rPr>
-          <w:rFonts w:ascii="Source Serif 4" w:hAnsi="Source Serif 4" w:cs="Source Serif 4"/>
-          <w:b w:val="0"/>
-          <w:i w:val="0"/>
-          <w:sz w:val="21"/>
-        </w:rPr>
-        <w:t xml:space="preserve"> </w:t>
-      </w:r>
-      <w:r>
-        <w:rPr>
-          <w:rFonts w:ascii="Source Serif 4" w:hAnsi="Source Serif 4" w:cs="Source Serif 4"/>
-          <w:b w:val="0"/>
-          <w:i w:val="0"/>
-          <w:sz w:val="21"/>
-        </w:rPr>
-        <w:t>—</w:t>
-      </w:r>
-      <w:r>
-        <w:rPr>
-          <w:rFonts w:ascii="Source Serif 4" w:hAnsi="Source Serif 4" w:cs="Source Serif 4"/>
-          <w:b w:val="0"/>
-          <w:i w:val="0"/>
-          <w:sz w:val="21"/>
-        </w:rPr>
-        <w:t xml:space="preserve"> </w:t>
-      </w:r>
-      <w:r>
-        <w:rPr>
-          <w:rFonts w:ascii="Source Serif 4" w:hAnsi="Source Serif 4" w:cs="Source Serif 4"/>
-          <w:b w:val="0"/>
-          <w:i w:val="0"/>
-          <w:sz w:val="21"/>
-        </w:rPr>
-        <w:t xml:space="preserve"> 5.0 </w:t>
-      </w:r>
-      <w:r>
-        <w:rPr>
-          <w:rFonts w:ascii="Source Serif 4" w:hAnsi="Source Serif 4" w:cs="Source Serif 4"/>
-          <w:b w:val="0"/>
-          <w:i w:val="0"/>
-          <w:sz w:val="21"/>
-        </w:rPr>
-        <w:t xml:space="preserve"> </w:t>
-      </w:r>
-      <w:r>
-        <w:rPr>
-          <w:rFonts w:ascii="Source Serif 4" w:hAnsi="Source Serif 4" w:cs="Source Serif 4"/>
-          <w:b w:val="0"/>
-          <w:i w:val="0"/>
-          <w:sz w:val="21"/>
-        </w:rPr>
-        <w:t>·</w:t>
-      </w:r>
-      <w:r>
-        <w:rPr>
-          <w:rFonts w:ascii="Source Serif 4" w:hAnsi="Source Serif 4" w:cs="Source Serif 4"/>
-          <w:b w:val="0"/>
-          <w:i w:val="0"/>
-          <w:sz w:val="21"/>
-        </w:rPr>
-        <w:t xml:space="preserve"> </w:t>
-      </w:r>
-      <w:r>
-        <w:rPr>
-          <w:rFonts w:ascii="Source Serif 4" w:hAnsi="Source Serif 4" w:cs="Source Serif 4"/>
-          <w:b w:val="0"/>
-          <w:i w:val="0"/>
-          <w:sz w:val="21"/>
-        </w:rPr>
-        <w:t xml:space="preserve"> 210 verified orders</w:t>
+        <w:t>Marina</w:t>
+      </w:r>
+      <w:r>
+        <w:rPr>
+          <w:rFonts w:ascii="Source Serif 4" w:hAnsi="Source Serif 4" w:cs="Source Serif 4"/>
+          <w:b w:val="0"/>
+          <w:i w:val="0"/>
+          <w:sz w:val="21"/>
+        </w:rPr>
+        <w:t xml:space="preserve"> │ ├── Pontoon Rentals </w:t>
+      </w:r>
+      <w:r>
+        <w:rPr>
+          <w:rFonts w:ascii="Source Serif 4" w:hAnsi="Source Serif 4" w:cs="Source Serif 4"/>
+          <w:b w:val="0"/>
+          <w:i/>
+          <w:sz w:val="21"/>
+        </w:rPr>
+        <w:t>own availability, own prices</w:t>
+      </w:r>
+      <w:r>
+        <w:rPr>
+          <w:rFonts w:ascii="Source Serif 4" w:hAnsi="Source Serif 4" w:cs="Source Serif 4"/>
+          <w:b w:val="0"/>
+          <w:i w:val="0"/>
+          <w:sz w:val="21"/>
+        </w:rPr>
+        <w:t xml:space="preserve"> │ ├── Jet Ski Rentals </w:t>
+      </w:r>
+      <w:r>
+        <w:rPr>
+          <w:rFonts w:ascii="Source Serif 4" w:hAnsi="Source Serif 4" w:cs="Source Serif 4"/>
+          <w:b w:val="0"/>
+          <w:i/>
+          <w:sz w:val="21"/>
+        </w:rPr>
+        <w:t>own availability, own prices</w:t>
+      </w:r>
+      <w:r>
+        <w:rPr>
+          <w:rFonts w:ascii="Source Serif 4" w:hAnsi="Source Serif 4" w:cs="Source Serif 4"/>
+          <w:b w:val="0"/>
+          <w:i w:val="0"/>
+          <w:sz w:val="21"/>
+        </w:rPr>
+        <w:t xml:space="preserve"> │ ├── Dolphin Cruises </w:t>
+      </w:r>
+      <w:r>
+        <w:rPr>
+          <w:rFonts w:ascii="Source Serif 4" w:hAnsi="Source Serif 4" w:cs="Source Serif 4"/>
+          <w:b w:val="0"/>
+          <w:i/>
+          <w:sz w:val="21"/>
+        </w:rPr>
+        <w:t>own start times, own capacity</w:t>
+      </w:r>
+      <w:r>
+        <w:rPr>
+          <w:rFonts w:ascii="Source Serif 4" w:hAnsi="Source Serif 4" w:cs="Source Serif 4"/>
+          <w:b w:val="0"/>
+          <w:i w:val="0"/>
+          <w:sz w:val="21"/>
+        </w:rPr>
+        <w:t xml:space="preserve"> │ ├── Parasailing </w:t>
+      </w:r>
+      <w:r>
+        <w:rPr>
+          <w:rFonts w:ascii="Source Serif 4" w:hAnsi="Source Serif 4" w:cs="Source Serif 4"/>
+          <w:b w:val="0"/>
+          <w:i/>
+          <w:sz w:val="21"/>
+        </w:rPr>
+        <w:t>own booking link</w:t>
+      </w:r>
+      <w:r>
+        <w:rPr>
+          <w:rFonts w:ascii="Source Serif 4" w:hAnsi="Source Serif 4" w:cs="Source Serif 4"/>
+          <w:b w:val="0"/>
+          <w:i w:val="0"/>
+          <w:sz w:val="21"/>
+        </w:rPr>
+        <w:t xml:space="preserve"> │ └── Fishing Charters </w:t>
+      </w:r>
+      <w:r>
+        <w:rPr>
+          <w:rFonts w:ascii="Source Serif 4" w:hAnsi="Source Serif 4" w:cs="Source Serif 4"/>
+          <w:b w:val="0"/>
+          <w:i/>
+          <w:sz w:val="21"/>
+        </w:rPr>
+        <w:t>own vessels, own trips</w:t>
+      </w:r>
+      <w:r>
+        <w:rPr>
+          <w:rFonts w:ascii="Source Serif 4" w:hAnsi="Source Serif 4" w:cs="Source Serif 4"/>
+          <w:b w:val="0"/>
+          <w:i w:val="0"/>
+          <w:sz w:val="21"/>
+        </w:rPr>
+        <w:t xml:space="preserve"> ├── Liquor Store </w:t>
+      </w:r>
+      <w:r>
+        <w:rPr>
+          <w:rFonts w:ascii="Source Serif 4" w:hAnsi="Source Serif 4" w:cs="Source Serif 4"/>
+          <w:b w:val="0"/>
+          <w:i/>
+          <w:sz w:val="21"/>
+        </w:rPr>
+        <w:t>own hours</w:t>
+      </w:r>
+      <w:r>
+        <w:rPr>
+          <w:rFonts w:ascii="Source Serif 4" w:hAnsi="Source Serif 4" w:cs="Source Serif 4"/>
+          <w:b w:val="0"/>
+          <w:i w:val="0"/>
+          <w:sz w:val="21"/>
+        </w:rPr>
+        <w:t xml:space="preserve"> └── Gift Store </w:t>
+      </w:r>
+      <w:r>
+        <w:rPr>
+          <w:rFonts w:ascii="Source Serif 4" w:hAnsi="Source Serif 4" w:cs="Source Serif 4"/>
+          <w:b w:val="0"/>
+          <w:i/>
+          <w:sz w:val="21"/>
+        </w:rPr>
+        <w:t>own hours</w:t>
       </w:r>
     </w:p>
     <w:p>
@@ -2975,7 +2931,7 @@
           <w:color w:val="181B19"/>
           <w:sz w:val="32"/>
         </w:rPr>
-        <w:t>Why this is worth more than your star rating</w:t>
+        <w:t>Why this is the whole problem</w:t>
       </w:r>
     </w:p>
     <w:p>
@@ -2989,7 +2945,7 @@
           <w:i w:val="0"/>
           <w:sz w:val="21"/>
         </w:rPr>
-        <w:t xml:space="preserve">A 4.3 tells a tourist nothing. </w:t>
+        <w:t xml:space="preserve">Today the dolphin cruise hours are wrong because Google only has one field for hours. The marina phone rings for an oyster bar reservation. A review about the gift shop drags down the charter rating. </w:t>
       </w:r>
       <w:r>
         <w:rPr>
@@ -2998,16 +2954,7 @@
           <w:i w:val="0"/>
           <w:sz w:val="21"/>
         </w:rPr>
-        <w:t>"The bushwhacker is a 5.0 across two hundred and ten people who actually bought one"</w:t>
-      </w:r>
-      <w:r>
-        <w:rPr>
-          <w:rFonts w:ascii="Source Serif 4" w:hAnsi="Source Serif 4" w:cs="Source Serif 4"/>
-          <w:b w:val="0"/>
-          <w:i w:val="0"/>
-          <w:sz w:val="21"/>
-        </w:rPr>
-        <w:t xml:space="preserve"> tells them where to go tonight.</w:t>
+        <w:t>Every one of those is the same bug: one record where there should be a graph.</w:t>
       </w:r>
     </w:p>
     <w:p>
@@ -3021,7 +2968,21 @@
           <w:i w:val="0"/>
           <w:sz w:val="21"/>
         </w:rPr>
-        <w:t xml:space="preserve">And it tells you something no review site ever has: the calamari is dragging. Not the restaurant </w:t>
+        <w:t>Each operation gets its own everything. Change the main phone number once and every unit that didn't override it follows. Override the marina's number and the five things under it follow that instead.</w:t>
+      </w:r>
+    </w:p>
+    <w:p>
+      <w:pPr>
+        <w:spacing w:after="120"/>
+      </w:pPr>
+      <w:r>
+        <w:rPr>
+          <w:rFonts w:ascii="Source Serif 4" w:hAnsi="Source Serif 4" w:cs="Source Serif 4"/>
+          <w:b w:val="0"/>
+          <w:i w:val="0"/>
+          <w:sz w:val="21"/>
+        </w:rPr>
+        <w:t xml:space="preserve">This is also why a franchisor or a management company can run twenty properties from one account </w:t>
       </w:r>
       <w:r>
         <w:rPr>
@@ -3039,7 +3000,7 @@
           <w:i w:val="0"/>
           <w:sz w:val="21"/>
         </w:rPr>
-        <w:t xml:space="preserve"> the calamari. You can fix a dish. You can't fix a 4.3.</w:t>
+        <w:t xml:space="preserve"> same structure, more branches.</w:t>
       </w:r>
     </w:p>
     <w:p>
@@ -3053,7 +3014,192 @@
           <w:i w:val="0"/>
           <w:sz w:val="21"/>
         </w:rPr>
-        <w:t>Nobody can astroturf this. To leave a review you had to be in the building, at a table, with a closed check. That's the moat, and it's permanent.</w:t>
+        <w:t>$299</w:t>
+      </w:r>
+    </w:p>
+    <w:p>
+      <w:pPr>
+        <w:spacing w:after="120"/>
+      </w:pPr>
+      <w:r>
+        <w:rPr>
+          <w:rFonts w:ascii="Source Serif 4" w:hAnsi="Source Serif 4" w:cs="Source Serif 4"/>
+          <w:b w:val="0"/>
+          <w:i w:val="0"/>
+          <w:sz w:val="21"/>
+        </w:rPr>
+        <w:t xml:space="preserve">per month </w:t>
+      </w:r>
+      <w:r>
+        <w:rPr>
+          <w:rFonts w:ascii="Source Serif 4" w:hAnsi="Source Serif 4" w:cs="Source Serif 4"/>
+          <w:b w:val="0"/>
+          <w:i w:val="0"/>
+          <w:sz w:val="21"/>
+        </w:rPr>
+        <w:t>·</w:t>
+      </w:r>
+      <w:r>
+        <w:rPr>
+          <w:rFonts w:ascii="Source Serif 4" w:hAnsi="Source Serif 4" w:cs="Source Serif 4"/>
+          <w:b w:val="0"/>
+          <w:i w:val="0"/>
+          <w:sz w:val="21"/>
+        </w:rPr>
+        <w:t xml:space="preserve"> per parent</w:t>
+      </w:r>
+    </w:p>
+    <w:p>
+      <w:pPr>
+        <w:spacing w:after="120"/>
+      </w:pPr>
+      <w:r>
+        <w:rPr>
+          <w:rFonts w:ascii="Source Serif 4" w:hAnsi="Source Serif 4" w:cs="Source Serif 4"/>
+          <w:b w:val="0"/>
+          <w:i w:val="0"/>
+          <w:sz w:val="21"/>
+        </w:rPr>
+        <w:t>Name your operations out loud.</w:t>
+      </w:r>
+    </w:p>
+    <w:p>
+      <w:pPr>
+        <w:spacing w:after="140"/>
+      </w:pPr>
+      <w:r>
+        <w:rPr>
+          <w:rFonts w:ascii="Source Serif 4" w:hAnsi="Source Serif 4" w:cs="Source Serif 4"/>
+          <w:b w:val="0"/>
+          <w:i w:val="0"/>
+          <w:sz w:val="21"/>
+        </w:rPr>
+        <w:t>However many you say in that sentence, that's the setup. Most owners have never been asked the question, and the answer is usually more than they expected.</w:t>
+      </w:r>
+    </w:p>
+    <w:p>
+      <w:r>
+        <w:br w:type="page"/>
+      </w:r>
+    </w:p>
+    <w:p>
+      <w:pPr>
+        <w:spacing w:after="40"/>
+      </w:pPr>
+      <w:r>
+        <w:rPr>
+          <w:rFonts w:ascii="JetBrains Mono" w:hAnsi="JetBrains Mono"/>
+          <w:b/>
+          <w:color w:val="A4601A"/>
+          <w:sz w:val="16"/>
+        </w:rPr>
+        <w:t>EVERY BUSINESS</w:t>
+      </w:r>
+    </w:p>
+    <w:p>
+      <w:pPr>
+        <w:spacing w:after="120"/>
+      </w:pPr>
+      <w:r>
+        <w:rPr>
+          <w:rFonts w:ascii="Archivo" w:hAnsi="Archivo"/>
+          <w:b/>
+          <w:color w:val="181B19"/>
+          <w:sz w:val="52"/>
+        </w:rPr>
+        <w:t>Your Customers</w:t>
+      </w:r>
+    </w:p>
+    <w:p>
+      <w:pPr>
+        <w:spacing w:after="120"/>
+      </w:pPr>
+      <w:r>
+        <w:rPr>
+          <w:rFonts w:ascii="Source Serif 4" w:hAnsi="Source Serif 4" w:cs="Source Serif 4"/>
+          <w:b w:val="0"/>
+          <w:i w:val="0"/>
+          <w:sz w:val="21"/>
+        </w:rPr>
+        <w:t xml:space="preserve">Every business </w:t>
+      </w:r>
+      <w:r>
+        <w:rPr>
+          <w:rFonts w:ascii="Source Serif 4" w:hAnsi="Source Serif 4" w:cs="Source Serif 4"/>
+          <w:b w:val="0"/>
+          <w:i w:val="0"/>
+          <w:sz w:val="21"/>
+        </w:rPr>
+        <w:t>·</w:t>
+      </w:r>
+      <w:r>
+        <w:rPr>
+          <w:rFonts w:ascii="Source Serif 4" w:hAnsi="Source Serif 4" w:cs="Source Serif 4"/>
+          <w:b w:val="0"/>
+          <w:i w:val="0"/>
+          <w:sz w:val="21"/>
+        </w:rPr>
+        <w:t xml:space="preserve"> The one that changes everything</w:t>
+      </w:r>
+    </w:p>
+    <w:p>
+      <w:pPr>
+        <w:spacing w:after="140"/>
+      </w:pPr>
+      <w:r>
+        <w:rPr>
+          <w:rFonts w:ascii="Source Serif 4" w:hAnsi="Source Serif 4" w:cs="Source Serif 4"/>
+          <w:b w:val="0"/>
+          <w:i w:val="0"/>
+          <w:sz w:val="21"/>
+        </w:rPr>
+        <w:t>FareHarbor knows their name, their number and their email. You get a notification. That's the arrangement, and it's the reason you can't fill a Tuesday.</w:t>
+      </w:r>
+    </w:p>
+    <w:p>
+      <w:pPr>
+        <w:spacing w:after="120"/>
+      </w:pPr>
+      <w:r>
+        <w:rPr>
+          <w:rFonts w:ascii="Source Serif 4" w:hAnsi="Source Serif 4" w:cs="Source Serif 4"/>
+          <w:b w:val="0"/>
+          <w:i w:val="0"/>
+          <w:sz w:val="21"/>
+        </w:rPr>
+        <w:t>100%</w:t>
+      </w:r>
+    </w:p>
+    <w:p>
+      <w:pPr>
+        <w:spacing w:after="140"/>
+      </w:pPr>
+      <w:r>
+        <w:rPr>
+          <w:rFonts w:ascii="Source Serif 4" w:hAnsi="Source Serif 4" w:cs="Source Serif 4"/>
+          <w:b w:val="0"/>
+          <w:i w:val="0"/>
+          <w:sz w:val="21"/>
+        </w:rPr>
+        <w:t xml:space="preserve">Of bookings that come through your own page arrive with </w:t>
+      </w:r>
+      <w:r>
+        <w:rPr>
+          <w:rFonts w:ascii="Source Serif 4" w:hAnsi="Source Serif 4" w:cs="Source Serif 4"/>
+          <w:b/>
+          <w:i w:val="0"/>
+          <w:sz w:val="21"/>
+        </w:rPr>
+        <w:t>a name and a phone number you own.</w:t>
+      </w:r>
+      <w:r>
+        <w:rPr>
+          <w:rFonts w:ascii="Source Serif 4" w:hAnsi="Source Serif 4" w:cs="Source Serif 4"/>
+          <w:b w:val="0"/>
+          <w:i w:val="0"/>
+          <w:sz w:val="21"/>
+        </w:rPr>
+        <w:t xml:space="preserve"> The platform still takes the transaction. You still get the customer.</w:t>
       </w:r>
     </w:p>
     <w:p>
@@ -3073,21 +3219,23 @@
           <w:color w:val="181B19"/>
           <w:sz w:val="32"/>
         </w:rPr>
-        <w:t>Where they end up</w:t>
-      </w:r>
-    </w:p>
-    <w:p>
-      <w:pPr>
-        <w:spacing w:after="140"/>
-      </w:pPr>
-      <w:r>
-        <w:rPr>
-          <w:rFonts w:ascii="Source Serif 4" w:hAnsi="Source Serif 4" w:cs="Source Serif 4"/>
-          <w:b w:val="0"/>
-          <w:i w:val="0"/>
-          <w:sz w:val="21"/>
-        </w:rPr>
-        <w:t xml:space="preserve">On your own page, on the QR menu, in the local directory, and in the answer an AI gives when someone asks what's good nearby. </w:t>
+        <w:t>How it works, and it's simpler than it sounds</w:t>
+      </w:r>
+    </w:p>
+    <w:p>
+      <w:pPr>
+        <w:pStyle w:val="ListNumber"/>
+        <w:spacing w:after="60"/>
+        <w:ind w:left="360"/>
+      </w:pPr>
+      <w:r>
+        <w:rPr>
+          <w:rFonts w:ascii="Source Serif 4" w:hAnsi="Source Serif 4" w:cs="Source Serif 4"/>
+          <w:b w:val="0"/>
+          <w:i w:val="0"/>
+          <w:sz w:val="21"/>
+        </w:rPr>
+        <w:t xml:space="preserve">They land on your page and see </w:t>
       </w:r>
       <w:r>
         <w:rPr>
@@ -3096,7 +3244,150 @@
           <w:i w:val="0"/>
           <w:sz w:val="21"/>
         </w:rPr>
-        <w:t>You own them. We publish them everywhere and take nothing for it.</w:t>
+        <w:t>real availability</w:t>
+      </w:r>
+      <w:r>
+        <w:rPr>
+          <w:rFonts w:ascii="Source Serif 4" w:hAnsi="Source Serif 4" w:cs="Source Serif 4"/>
+          <w:b w:val="0"/>
+          <w:i w:val="0"/>
+          <w:sz w:val="21"/>
+        </w:rPr>
+        <w:t xml:space="preserve"> </w:t>
+      </w:r>
+      <w:r>
+        <w:rPr>
+          <w:rFonts w:ascii="Source Serif 4" w:hAnsi="Source Serif 4" w:cs="Source Serif 4"/>
+          <w:b w:val="0"/>
+          <w:i w:val="0"/>
+          <w:sz w:val="21"/>
+        </w:rPr>
+        <w:t>—</w:t>
+      </w:r>
+      <w:r>
+        <w:rPr>
+          <w:rFonts w:ascii="Source Serif 4" w:hAnsi="Source Serif 4" w:cs="Source Serif 4"/>
+          <w:b w:val="0"/>
+          <w:i w:val="0"/>
+          <w:sz w:val="21"/>
+        </w:rPr>
+        <w:t xml:space="preserve"> the thing no other page of yours has ever shown.</w:t>
+      </w:r>
+    </w:p>
+    <w:p>
+      <w:pPr>
+        <w:pStyle w:val="ListNumber"/>
+        <w:spacing w:after="60"/>
+        <w:ind w:left="360"/>
+      </w:pPr>
+      <w:r>
+        <w:rPr>
+          <w:rFonts w:ascii="Source Serif 4" w:hAnsi="Source Serif 4" w:cs="Source Serif 4"/>
+          <w:b w:val="0"/>
+          <w:i w:val="0"/>
+          <w:sz w:val="21"/>
+        </w:rPr>
+        <w:t>They pick a trip.</w:t>
+      </w:r>
+    </w:p>
+    <w:p>
+      <w:pPr>
+        <w:pStyle w:val="ListNumber"/>
+        <w:spacing w:after="60"/>
+        <w:ind w:left="360"/>
+      </w:pPr>
+      <w:r>
+        <w:rPr>
+          <w:rFonts w:ascii="Source Serif 4" w:hAnsi="Source Serif 4" w:cs="Source Serif 4"/>
+          <w:b w:val="0"/>
+          <w:i w:val="0"/>
+          <w:sz w:val="21"/>
+        </w:rPr>
+        <w:t xml:space="preserve">They give a </w:t>
+      </w:r>
+      <w:r>
+        <w:rPr>
+          <w:rFonts w:ascii="Source Serif 4" w:hAnsi="Source Serif 4" w:cs="Source Serif 4"/>
+          <w:b/>
+          <w:i w:val="0"/>
+          <w:sz w:val="21"/>
+        </w:rPr>
+        <w:t>name and a phone number.</w:t>
+      </w:r>
+      <w:r>
+        <w:rPr>
+          <w:rFonts w:ascii="Source Serif 4" w:hAnsi="Source Serif 4" w:cs="Source Serif 4"/>
+          <w:b w:val="0"/>
+          <w:i w:val="0"/>
+          <w:sz w:val="21"/>
+        </w:rPr>
+        <w:t xml:space="preserve"> One line, before anything else happens.</w:t>
+      </w:r>
+    </w:p>
+    <w:p>
+      <w:pPr>
+        <w:pStyle w:val="ListNumber"/>
+        <w:spacing w:after="60"/>
+        <w:ind w:left="360"/>
+      </w:pPr>
+      <w:r>
+        <w:rPr>
+          <w:rFonts w:ascii="Source Serif 4" w:hAnsi="Source Serif 4" w:cs="Source Serif 4"/>
+          <w:b w:val="0"/>
+          <w:i w:val="0"/>
+          <w:sz w:val="21"/>
+        </w:rPr>
+        <w:t>Then they go to FareHarbor and book, exactly as they would have.</w:t>
+      </w:r>
+    </w:p>
+    <w:p>
+      <w:pPr>
+        <w:pStyle w:val="ListNumber"/>
+        <w:spacing w:after="60"/>
+        <w:ind w:left="360"/>
+      </w:pPr>
+      <w:r>
+        <w:rPr>
+          <w:rFonts w:ascii="Source Serif 4" w:hAnsi="Source Serif 4" w:cs="Source Serif 4"/>
+          <w:b w:val="0"/>
+          <w:i w:val="0"/>
+          <w:sz w:val="21"/>
+        </w:rPr>
+        <w:t>The confirmation email comes back to you. We read it.</w:t>
+      </w:r>
+    </w:p>
+    <w:p>
+      <w:pPr>
+        <w:pStyle w:val="ListNumber"/>
+        <w:spacing w:after="60"/>
+        <w:ind w:left="360"/>
+      </w:pPr>
+      <w:r>
+        <w:rPr>
+          <w:rFonts w:ascii="Source Serif 4" w:hAnsi="Source Serif 4" w:cs="Source Serif 4"/>
+          <w:b w:val="0"/>
+          <w:i w:val="0"/>
+          <w:sz w:val="21"/>
+        </w:rPr>
+        <w:t xml:space="preserve">The name from step three and the booking from step five </w:t>
+      </w:r>
+      <w:r>
+        <w:rPr>
+          <w:rFonts w:ascii="Source Serif 4" w:hAnsi="Source Serif 4" w:cs="Source Serif 4"/>
+          <w:b/>
+          <w:i w:val="0"/>
+          <w:sz w:val="21"/>
+        </w:rPr>
+        <w:t>get matched.</w:t>
+      </w:r>
+      <w:r>
+        <w:rPr>
+          <w:rFonts w:ascii="Source Serif 4" w:hAnsi="Source Serif 4" w:cs="Source Serif 4"/>
+          <w:b w:val="0"/>
+          <w:i w:val="0"/>
+          <w:sz w:val="21"/>
+        </w:rPr>
+        <w:t xml:space="preserve"> That's your customer now.</w:t>
       </w:r>
     </w:p>
     <w:p>
@@ -3110,165 +3401,7 @@
           <w:i w:val="0"/>
           <w:sz w:val="21"/>
         </w:rPr>
-        <w:t>Included</w:t>
-      </w:r>
-    </w:p>
-    <w:p>
-      <w:pPr>
-        <w:spacing w:after="120"/>
-      </w:pPr>
-      <w:r>
-        <w:rPr>
-          <w:rFonts w:ascii="Source Serif 4" w:hAnsi="Source Serif 4" w:cs="Source Serif 4"/>
-          <w:b w:val="0"/>
-          <w:i w:val="0"/>
-          <w:sz w:val="21"/>
-        </w:rPr>
-        <w:t>in the monthly</w:t>
-      </w:r>
-    </w:p>
-    <w:p>
-      <w:pPr>
-        <w:spacing w:after="120"/>
-      </w:pPr>
-      <w:r>
-        <w:rPr>
-          <w:rFonts w:ascii="Source Serif 4" w:hAnsi="Source Serif 4" w:cs="Source Serif 4"/>
-          <w:b w:val="0"/>
-          <w:i w:val="0"/>
-          <w:sz w:val="21"/>
-        </w:rPr>
-        <w:t>Pick your worst-selling good dish.</w:t>
-      </w:r>
-    </w:p>
-    <w:p>
-      <w:pPr>
-        <w:spacing w:after="140"/>
-      </w:pPr>
-      <w:r>
-        <w:rPr>
-          <w:rFonts w:ascii="Source Serif 4" w:hAnsi="Source Serif 4" w:cs="Source Serif 4"/>
-          <w:b w:val="0"/>
-          <w:i w:val="0"/>
-          <w:sz w:val="21"/>
-        </w:rPr>
-        <w:t>That's the one to watch first. When it starts getting verified fives next to its name, it stops being a secret.</w:t>
-      </w:r>
-    </w:p>
-    <w:p>
-      <w:r>
-        <w:br w:type="page"/>
-      </w:r>
-    </w:p>
-    <w:p>
-      <w:pPr>
-        <w:spacing w:after="40"/>
-      </w:pPr>
-      <w:r>
-        <w:rPr>
-          <w:rFonts w:ascii="JetBrains Mono" w:hAnsi="JetBrains Mono"/>
-          <w:b/>
-          <w:color w:val="A4601A"/>
-          <w:sz w:val="16"/>
-        </w:rPr>
-        <w:t>EVERY BUSINESS · PHONE AND TEXT</w:t>
-      </w:r>
-    </w:p>
-    <w:p>
-      <w:pPr>
-        <w:spacing w:after="120"/>
-      </w:pPr>
-      <w:r>
-        <w:rPr>
-          <w:rFonts w:ascii="Archivo" w:hAnsi="Archivo"/>
-          <w:b/>
-          <w:color w:val="181B19"/>
-          <w:sz w:val="52"/>
-        </w:rPr>
-        <w:t>Your Number</w:t>
-      </w:r>
-    </w:p>
-    <w:p>
-      <w:pPr>
-        <w:spacing w:after="120"/>
-      </w:pPr>
-      <w:r>
-        <w:rPr>
-          <w:rFonts w:ascii="Source Serif 4" w:hAnsi="Source Serif 4" w:cs="Source Serif 4"/>
-          <w:b w:val="0"/>
-          <w:i w:val="0"/>
-          <w:sz w:val="21"/>
-        </w:rPr>
-        <w:t xml:space="preserve">Every business </w:t>
-      </w:r>
-      <w:r>
-        <w:rPr>
-          <w:rFonts w:ascii="Source Serif 4" w:hAnsi="Source Serif 4" w:cs="Source Serif 4"/>
-          <w:b w:val="0"/>
-          <w:i w:val="0"/>
-          <w:sz w:val="21"/>
-        </w:rPr>
-        <w:t>·</w:t>
-      </w:r>
-      <w:r>
-        <w:rPr>
-          <w:rFonts w:ascii="Source Serif 4" w:hAnsi="Source Serif 4" w:cs="Source Serif 4"/>
-          <w:b w:val="0"/>
-          <w:i w:val="0"/>
-          <w:sz w:val="21"/>
-        </w:rPr>
-        <w:t xml:space="preserve"> Phone and text</w:t>
-      </w:r>
-    </w:p>
-    <w:p>
-      <w:pPr>
-        <w:spacing w:after="140"/>
-      </w:pPr>
-      <w:r>
-        <w:rPr>
-          <w:rFonts w:ascii="Source Serif 4" w:hAnsi="Source Serif 4" w:cs="Source Serif 4"/>
-          <w:b w:val="0"/>
-          <w:i w:val="0"/>
-          <w:sz w:val="21"/>
-        </w:rPr>
-        <w:t>Not a 1-800. Not a forwarding service with a strange area code. The number already on your truck, your sign and your cards.</w:t>
-      </w:r>
-    </w:p>
-    <w:p>
-      <w:pPr>
-        <w:spacing w:after="120"/>
-      </w:pPr>
-      <w:r>
-        <w:rPr>
-          <w:rFonts w:ascii="Source Serif 4" w:hAnsi="Source Serif 4" w:cs="Source Serif 4"/>
-          <w:b w:val="0"/>
-          <w:i w:val="0"/>
-          <w:sz w:val="21"/>
-        </w:rPr>
-        <w:t>$0</w:t>
-      </w:r>
-    </w:p>
-    <w:p>
-      <w:pPr>
-        <w:spacing w:after="140"/>
-      </w:pPr>
-      <w:r>
-        <w:rPr>
-          <w:rFonts w:ascii="Source Serif 4" w:hAnsi="Source Serif 4" w:cs="Source Serif 4"/>
-          <w:b w:val="0"/>
-          <w:i w:val="0"/>
-          <w:sz w:val="21"/>
-        </w:rPr>
-        <w:t xml:space="preserve">Per-message fee. Your own SIM is in the phone on your counter, so texts go out on your real line at your carrier's rate. </w:t>
-      </w:r>
-      <w:r>
-        <w:rPr>
-          <w:rFonts w:ascii="Source Serif 4" w:hAnsi="Source Serif 4" w:cs="Source Serif 4"/>
-          <w:b/>
-          <w:i w:val="0"/>
-          <w:sz w:val="21"/>
-        </w:rPr>
-        <w:t>No middleman taking a cent a message to send a text from your own number.</w:t>
+        <w:t>Nobody is asked to leave a platform that works. The booking site keeps the booking. You keep the human being.</w:t>
       </w:r>
     </w:p>
     <w:p>
@@ -3288,129 +3421,308 @@
           <w:color w:val="181B19"/>
           <w:sz w:val="32"/>
         </w:rPr>
-        <w:t xml:space="preserve">Inbound </w:t>
-      </w:r>
-      <w:r>
-        <w:rPr>
-          <w:rFonts w:ascii="Archivo" w:hAnsi="Archivo" w:cs="Archivo"/>
+        <w:t>What you can do that you couldn't before</w:t>
+      </w:r>
+    </w:p>
+    <w:p>
+      <w:pPr>
+        <w:spacing w:after="120"/>
+      </w:pPr>
+      <w:r>
+        <w:rPr>
+          <w:rFonts w:ascii="Source Serif 4" w:hAnsi="Source Serif 4" w:cs="Source Serif 4"/>
+          <w:b w:val="0"/>
+          <w:i w:val="0"/>
+          <w:sz w:val="21"/>
+        </w:rPr>
+        <w:t>Ask for the review</w:t>
+      </w:r>
+    </w:p>
+    <w:p>
+      <w:pPr>
+        <w:spacing w:after="140"/>
+      </w:pPr>
+      <w:r>
+        <w:rPr>
+          <w:rFonts w:ascii="Source Serif 4" w:hAnsi="Source Serif 4" w:cs="Source Serif 4"/>
+          <w:b w:val="0"/>
+          <w:i w:val="0"/>
+          <w:sz w:val="21"/>
+        </w:rPr>
+        <w:t>From someone you can prove was actually on the boat.</w:t>
+      </w:r>
+    </w:p>
+    <w:p>
+      <w:pPr>
+        <w:spacing w:after="120"/>
+      </w:pPr>
+      <w:r>
+        <w:rPr>
+          <w:rFonts w:ascii="Source Serif 4" w:hAnsi="Source Serif 4" w:cs="Source Serif 4"/>
+          <w:b w:val="0"/>
+          <w:i w:val="0"/>
+          <w:sz w:val="21"/>
+        </w:rPr>
+        <w:t>Fill the cancellation</w:t>
+      </w:r>
+    </w:p>
+    <w:p>
+      <w:pPr>
+        <w:spacing w:after="140"/>
+      </w:pPr>
+      <w:r>
+        <w:rPr>
+          <w:rFonts w:ascii="Source Serif 4" w:hAnsi="Source Serif 4" w:cs="Source Serif 4"/>
+          <w:b w:val="0"/>
+          <w:i w:val="0"/>
+          <w:sz w:val="21"/>
+        </w:rPr>
+        <w:t>Text the people who wanted that exact trip.</w:t>
+      </w:r>
+    </w:p>
+    <w:p>
+      <w:pPr>
+        <w:spacing w:after="120"/>
+      </w:pPr>
+      <w:r>
+        <w:rPr>
+          <w:rFonts w:ascii="Source Serif 4" w:hAnsi="Source Serif 4" w:cs="Source Serif 4"/>
+          <w:b w:val="0"/>
+          <w:i w:val="0"/>
+          <w:sz w:val="21"/>
+        </w:rPr>
+        <w:t>Get them back next April</w:t>
+      </w:r>
+    </w:p>
+    <w:p>
+      <w:pPr>
+        <w:spacing w:after="140"/>
+      </w:pPr>
+      <w:r>
+        <w:rPr>
+          <w:rFonts w:ascii="Source Serif 4" w:hAnsi="Source Serif 4" w:cs="Source Serif 4"/>
+          <w:b w:val="0"/>
+          <w:i w:val="0"/>
+          <w:sz w:val="21"/>
+        </w:rPr>
+        <w:t>They come to the beach every year. You've just never been able to reach them.</w:t>
+      </w:r>
+    </w:p>
+    <w:p>
+      <w:pPr>
+        <w:spacing w:after="120"/>
+      </w:pPr>
+      <w:r>
+        <w:rPr>
+          <w:rFonts w:ascii="Source Serif 4" w:hAnsi="Source Serif 4" w:cs="Source Serif 4"/>
+          <w:b w:val="0"/>
+          <w:i w:val="0"/>
+          <w:sz w:val="21"/>
+        </w:rPr>
+        <w:t>$299</w:t>
+      </w:r>
+    </w:p>
+    <w:p>
+      <w:pPr>
+        <w:spacing w:after="120"/>
+      </w:pPr>
+      <w:r>
+        <w:rPr>
+          <w:rFonts w:ascii="Source Serif 4" w:hAnsi="Source Serif 4" w:cs="Source Serif 4"/>
+          <w:b w:val="0"/>
+          <w:i w:val="0"/>
+          <w:sz w:val="21"/>
+        </w:rPr>
+        <w:t>per month</w:t>
+      </w:r>
+    </w:p>
+    <w:p>
+      <w:pPr>
+        <w:spacing w:after="120"/>
+      </w:pPr>
+      <w:r>
+        <w:rPr>
+          <w:rFonts w:ascii="Source Serif 4" w:hAnsi="Source Serif 4" w:cs="Source Serif 4"/>
+          <w:b w:val="0"/>
+          <w:i w:val="0"/>
+          <w:sz w:val="21"/>
+        </w:rPr>
+        <w:t>One question at the first meeting.</w:t>
+      </w:r>
+    </w:p>
+    <w:p>
+      <w:pPr>
+        <w:spacing w:after="140"/>
+      </w:pPr>
+      <w:r>
+        <w:rPr>
+          <w:rFonts w:ascii="Source Serif 4" w:hAnsi="Source Serif 4" w:cs="Source Serif 4"/>
+          <w:b w:val="0"/>
+          <w:i w:val="0"/>
+          <w:sz w:val="21"/>
+        </w:rPr>
+        <w:t>"How many repeat customers did you have last year?" Almost no operator can answer it. After this, you can.</w:t>
+      </w:r>
+    </w:p>
+    <w:p>
+      <w:r>
+        <w:br w:type="page"/>
+      </w:r>
+    </w:p>
+    <w:p>
+      <w:pPr>
+        <w:spacing w:after="40"/>
+      </w:pPr>
+      <w:r>
+        <w:rPr>
+          <w:rFonts w:ascii="JetBrains Mono" w:hAnsi="JetBrains Mono"/>
           <w:b/>
-          <w:i w:val="0"/>
+          <w:color w:val="A4601A"/>
+          <w:sz w:val="16"/>
+        </w:rPr>
+        <w:t>CHARTERS · RENTALS · RESTAURANTS</w:t>
+      </w:r>
+    </w:p>
+    <w:p>
+      <w:pPr>
+        <w:spacing w:after="120"/>
+      </w:pPr>
+      <w:r>
+        <w:rPr>
+          <w:rFonts w:ascii="Archivo" w:hAnsi="Archivo"/>
+          <w:b/>
           <w:color w:val="181B19"/>
-          <w:sz w:val="32"/>
+          <w:sz w:val="52"/>
+        </w:rPr>
+        <w:t>Seats That Expire</w:t>
+      </w:r>
+    </w:p>
+    <w:p>
+      <w:pPr>
+        <w:spacing w:after="120"/>
+      </w:pPr>
+      <w:r>
+        <w:rPr>
+          <w:rFonts w:ascii="Source Serif 4" w:hAnsi="Source Serif 4" w:cs="Source Serif 4"/>
+          <w:b w:val="0"/>
+          <w:i w:val="0"/>
+          <w:sz w:val="21"/>
+        </w:rPr>
+        <w:t xml:space="preserve">Charters </w:t>
+      </w:r>
+      <w:r>
+        <w:rPr>
+          <w:rFonts w:ascii="Source Serif 4" w:hAnsi="Source Serif 4" w:cs="Source Serif 4"/>
+          <w:b w:val="0"/>
+          <w:i w:val="0"/>
+          <w:sz w:val="21"/>
+        </w:rPr>
+        <w:t>·</w:t>
+      </w:r>
+      <w:r>
+        <w:rPr>
+          <w:rFonts w:ascii="Source Serif 4" w:hAnsi="Source Serif 4" w:cs="Source Serif 4"/>
+          <w:b w:val="0"/>
+          <w:i w:val="0"/>
+          <w:sz w:val="21"/>
+        </w:rPr>
+        <w:t xml:space="preserve"> Rentals </w:t>
+      </w:r>
+      <w:r>
+        <w:rPr>
+          <w:rFonts w:ascii="Source Serif 4" w:hAnsi="Source Serif 4" w:cs="Source Serif 4"/>
+          <w:b w:val="0"/>
+          <w:i w:val="0"/>
+          <w:sz w:val="21"/>
+        </w:rPr>
+        <w:t>·</w:t>
+      </w:r>
+      <w:r>
+        <w:rPr>
+          <w:rFonts w:ascii="Source Serif 4" w:hAnsi="Source Serif 4" w:cs="Source Serif 4"/>
+          <w:b w:val="0"/>
+          <w:i w:val="0"/>
+          <w:sz w:val="21"/>
+        </w:rPr>
+        <w:t xml:space="preserve"> Restaurants</w:t>
+      </w:r>
+    </w:p>
+    <w:p>
+      <w:pPr>
+        <w:spacing w:after="140"/>
+      </w:pPr>
+      <w:r>
+        <w:rPr>
+          <w:rFonts w:ascii="Source Serif 4" w:hAnsi="Source Serif 4" w:cs="Source Serif 4"/>
+          <w:b w:val="0"/>
+          <w:i w:val="0"/>
+          <w:sz w:val="21"/>
+        </w:rPr>
+        <w:t>That inventory was going to expire worthless in eighteen hours. It doesn't have to.</w:t>
+      </w:r>
+    </w:p>
+    <w:p>
+      <w:pPr>
+        <w:spacing w:after="120"/>
+      </w:pPr>
+      <w:r>
+        <w:rPr>
+          <w:rFonts w:ascii="Source Serif 4" w:hAnsi="Source Serif 4" w:cs="Source Serif 4"/>
+          <w:b w:val="0"/>
+          <w:i w:val="0"/>
+          <w:sz w:val="21"/>
+        </w:rPr>
+        <w:t>$267</w:t>
+      </w:r>
+    </w:p>
+    <w:p>
+      <w:pPr>
+        <w:spacing w:after="140"/>
+      </w:pPr>
+      <w:r>
+        <w:rPr>
+          <w:rFonts w:ascii="Source Serif 4" w:hAnsi="Source Serif 4" w:cs="Source Serif 4"/>
+          <w:b w:val="0"/>
+          <w:i w:val="0"/>
+          <w:sz w:val="21"/>
+        </w:rPr>
+        <w:t xml:space="preserve">Three seats at $89 on tomorrow's ten o'clock, sold from </w:t>
+      </w:r>
+      <w:r>
+        <w:rPr>
+          <w:rFonts w:ascii="Source Serif 4" w:hAnsi="Source Serif 4" w:cs="Source Serif 4"/>
+          <w:b/>
+          <w:i w:val="0"/>
+          <w:sz w:val="21"/>
+        </w:rPr>
+        <w:t>one cancellation and one text message.</w:t>
+      </w:r>
+      <w:r>
+        <w:rPr>
+          <w:rFonts w:ascii="Source Serif 4" w:hAnsi="Source Serif 4" w:cs="Source Serif 4"/>
+          <w:b w:val="0"/>
+          <w:i w:val="0"/>
+          <w:sz w:val="21"/>
+        </w:rPr>
+        <w:t xml:space="preserve"> Nothing was built for this </w:t>
+      </w:r>
+      <w:r>
+        <w:rPr>
+          <w:rFonts w:ascii="Source Serif 4" w:hAnsi="Source Serif 4" w:cs="Source Serif 4"/>
+          <w:b w:val="0"/>
+          <w:i w:val="0"/>
+          <w:sz w:val="21"/>
         </w:rPr>
         <w:t>—</w:t>
       </w:r>
       <w:r>
         <w:rPr>
-          <w:rFonts w:ascii="Archivo" w:hAnsi="Archivo" w:cs="Archivo"/>
-          <w:b/>
-          <w:i w:val="0"/>
-          <w:color w:val="181B19"/>
-          <w:sz w:val="32"/>
-        </w:rPr>
-        <w:t xml:space="preserve"> it answers</w:t>
-      </w:r>
-    </w:p>
-    <w:p>
-      <w:pPr>
-        <w:spacing w:after="120"/>
-      </w:pPr>
-      <w:r>
-        <w:rPr>
-          <w:rFonts w:ascii="Source Serif 4" w:hAnsi="Source Serif 4" w:cs="Source Serif 4"/>
-          <w:b w:val="0"/>
-          <w:i w:val="0"/>
-          <w:sz w:val="21"/>
-        </w:rPr>
-        <w:t>"Y'all open Sunday?"</w:t>
-      </w:r>
-    </w:p>
-    <w:p>
-      <w:pPr>
-        <w:spacing w:after="140"/>
-      </w:pPr>
-      <w:r>
-        <w:rPr>
-          <w:rFonts w:ascii="Source Serif 4" w:hAnsi="Source Serif 4" w:cs="Source Serif 4"/>
-          <w:b w:val="0"/>
-          <w:i w:val="0"/>
-          <w:sz w:val="21"/>
-        </w:rPr>
-        <w:t>Answered in seconds, with the hours it just verified this morning.</w:t>
-      </w:r>
-    </w:p>
-    <w:p>
-      <w:pPr>
-        <w:spacing w:after="120"/>
-      </w:pPr>
-      <w:r>
-        <w:rPr>
-          <w:rFonts w:ascii="Source Serif 4" w:hAnsi="Source Serif 4" w:cs="Source Serif 4"/>
-          <w:b w:val="0"/>
-          <w:i w:val="0"/>
-          <w:sz w:val="21"/>
-        </w:rPr>
-        <w:t>"Any boats at 2?"</w:t>
-      </w:r>
-    </w:p>
-    <w:p>
-      <w:pPr>
-        <w:spacing w:after="140"/>
-      </w:pPr>
-      <w:r>
-        <w:rPr>
-          <w:rFonts w:ascii="Source Serif 4" w:hAnsi="Source Serif 4" w:cs="Source Serif 4"/>
-          <w:b w:val="0"/>
-          <w:i w:val="0"/>
-          <w:sz w:val="21"/>
-        </w:rPr>
-        <w:t xml:space="preserve">Answered from live availability </w:t>
-      </w:r>
-      <w:r>
-        <w:rPr>
-          <w:rFonts w:ascii="Source Serif 4" w:hAnsi="Source Serif 4" w:cs="Source Serif 4"/>
-          <w:b w:val="0"/>
-          <w:i w:val="0"/>
-          <w:sz w:val="21"/>
-        </w:rPr>
-        <w:t>—</w:t>
-      </w:r>
-      <w:r>
-        <w:rPr>
-          <w:rFonts w:ascii="Source Serif 4" w:hAnsi="Source Serif 4" w:cs="Source Serif 4"/>
-          <w:b w:val="0"/>
-          <w:i w:val="0"/>
-          <w:sz w:val="21"/>
-        </w:rPr>
-        <w:t xml:space="preserve"> across every platform, not just one.</w:t>
-      </w:r>
-    </w:p>
-    <w:p>
-      <w:pPr>
-        <w:spacing w:after="120"/>
-      </w:pPr>
-      <w:r>
-        <w:rPr>
-          <w:rFonts w:ascii="Source Serif 4" w:hAnsi="Source Serif 4" w:cs="Source Serif 4"/>
-          <w:b w:val="0"/>
-          <w:i w:val="0"/>
-          <w:sz w:val="21"/>
-        </w:rPr>
-        <w:t>"Do you have gluten free?"</w:t>
-      </w:r>
-    </w:p>
-    <w:p>
-      <w:pPr>
-        <w:spacing w:after="140"/>
-      </w:pPr>
-      <w:r>
-        <w:rPr>
-          <w:rFonts w:ascii="Source Serif 4" w:hAnsi="Source Serif 4" w:cs="Source Serif 4"/>
-          <w:b w:val="0"/>
-          <w:i w:val="0"/>
-          <w:sz w:val="21"/>
-        </w:rPr>
-        <w:t>Answered off the real menu, the one you changed at lunch.</w:t>
+          <w:rFonts w:ascii="Source Serif 4" w:hAnsi="Source Serif 4" w:cs="Source Serif 4"/>
+          <w:b w:val="0"/>
+          <w:i w:val="0"/>
+          <w:sz w:val="21"/>
+        </w:rPr>
+        <w:t xml:space="preserve"> the pieces were already there and they connected.</w:t>
       </w:r>
     </w:p>
     <w:p>
@@ -3430,73 +3742,257 @@
           <w:color w:val="181B19"/>
           <w:sz w:val="32"/>
         </w:rPr>
-        <w:t xml:space="preserve">Outbound </w:t>
-      </w:r>
-      <w:r>
-        <w:rPr>
-          <w:rFonts w:ascii="Archivo" w:hAnsi="Archivo" w:cs="Archivo"/>
+        <w:t>What happens, automatically</w:t>
+      </w:r>
+    </w:p>
+    <w:p>
+      <w:pPr>
+        <w:spacing w:after="120"/>
+      </w:pPr>
+      <w:r>
+        <w:rPr>
+          <w:rFonts w:ascii="Source Serif 4" w:hAnsi="Source Serif 4" w:cs="Source Serif 4"/>
+          <w:b w:val="0"/>
+          <w:i w:val="0"/>
+          <w:sz w:val="21"/>
+        </w:rPr>
+        <w:t>10:04 AM</w:t>
+      </w:r>
+      <w:r>
+        <w:rPr>
+          <w:rFonts w:ascii="Source Serif 4" w:hAnsi="Source Serif 4" w:cs="Source Serif 4"/>
+          <w:b w:val="0"/>
+          <w:i w:val="0"/>
+          <w:sz w:val="21"/>
+        </w:rPr>
+        <w:t xml:space="preserve"> </w:t>
+      </w:r>
+      <w:r>
+        <w:rPr>
+          <w:rFonts w:ascii="Source Serif 4" w:hAnsi="Source Serif 4" w:cs="Source Serif 4"/>
+          <w:b w:val="0"/>
+          <w:i w:val="0"/>
+          <w:sz w:val="21"/>
+        </w:rPr>
+        <w:t xml:space="preserve"> </w:t>
+      </w:r>
+      <w:r>
+        <w:rPr>
+          <w:rFonts w:ascii="Source Serif 4" w:hAnsi="Source Serif 4" w:cs="Source Serif 4"/>
+          <w:b w:val="0"/>
+          <w:i w:val="0"/>
+          <w:sz w:val="21"/>
+        </w:rPr>
+        <w:t>cancellation email arrives from the booking platform</w:t>
+      </w:r>
+    </w:p>
+    <w:p>
+      <w:pPr>
+        <w:spacing w:after="120"/>
+      </w:pPr>
+      <w:r>
+        <w:rPr>
+          <w:rFonts w:ascii="Source Serif 4" w:hAnsi="Source Serif 4" w:cs="Source Serif 4"/>
+          <w:b w:val="0"/>
+          <w:i w:val="0"/>
+          <w:sz w:val="21"/>
+        </w:rPr>
+        <w:t>10:04 AM</w:t>
+      </w:r>
+      <w:r>
+        <w:rPr>
+          <w:rFonts w:ascii="Source Serif 4" w:hAnsi="Source Serif 4" w:cs="Source Serif 4"/>
+          <w:b w:val="0"/>
+          <w:i w:val="0"/>
+          <w:sz w:val="21"/>
+        </w:rPr>
+        <w:t xml:space="preserve"> </w:t>
+      </w:r>
+      <w:r>
+        <w:rPr>
+          <w:rFonts w:ascii="Source Serif 4" w:hAnsi="Source Serif 4" w:cs="Source Serif 4"/>
+          <w:b w:val="0"/>
+          <w:i w:val="0"/>
+          <w:sz w:val="21"/>
+        </w:rPr>
+        <w:t xml:space="preserve"> </w:t>
+      </w:r>
+      <w:r>
+        <w:rPr>
+          <w:rFonts w:ascii="Source Serif 4" w:hAnsi="Source Serif 4" w:cs="Source Serif 4"/>
+          <w:b w:val="0"/>
+          <w:i w:val="0"/>
+          <w:sz w:val="21"/>
+        </w:rPr>
+        <w:t xml:space="preserve">availability updates </w:t>
+      </w:r>
+      <w:r>
+        <w:rPr>
+          <w:rFonts w:ascii="Source Serif 4" w:hAnsi="Source Serif 4" w:cs="Source Serif 4"/>
+          <w:b w:val="0"/>
+          <w:i w:val="0"/>
+          <w:sz w:val="21"/>
+        </w:rPr>
+        <w:t xml:space="preserve"> </w:t>
+      </w:r>
+      <w:r>
+        <w:rPr>
+          <w:rFonts w:ascii="Source Serif 4" w:hAnsi="Source Serif 4" w:cs="Source Serif 4"/>
+          <w:b w:val="0"/>
+          <w:i w:val="0"/>
+          <w:sz w:val="21"/>
+        </w:rPr>
+        <w:t>→</w:t>
+      </w:r>
+      <w:r>
+        <w:rPr>
+          <w:rFonts w:ascii="Source Serif 4" w:hAnsi="Source Serif 4" w:cs="Source Serif 4"/>
+          <w:b w:val="0"/>
+          <w:i w:val="0"/>
+          <w:sz w:val="21"/>
+        </w:rPr>
+        <w:t xml:space="preserve"> </w:t>
+      </w:r>
+      <w:r>
+        <w:rPr>
+          <w:rFonts w:ascii="Source Serif 4" w:hAnsi="Source Serif 4" w:cs="Source Serif 4"/>
+          <w:b w:val="0"/>
+          <w:i w:val="0"/>
+          <w:sz w:val="21"/>
+        </w:rPr>
+        <w:t xml:space="preserve"> </w:t>
+      </w:r>
+      <w:r>
+        <w:rPr>
+          <w:rFonts w:ascii="Source Serif 4" w:hAnsi="Source Serif 4" w:cs="Source Serif 4"/>
           <w:b/>
           <w:i w:val="0"/>
-          <w:color w:val="181B19"/>
-          <w:sz w:val="32"/>
-        </w:rPr>
-        <w:t>—</w:t>
-      </w:r>
-      <w:r>
-        <w:rPr>
-          <w:rFonts w:ascii="Archivo" w:hAnsi="Archivo" w:cs="Archivo"/>
+          <w:sz w:val="21"/>
+        </w:rPr>
+        <w:t>3 seats open</w:t>
+      </w:r>
+    </w:p>
+    <w:p>
+      <w:pPr>
+        <w:spacing w:after="120"/>
+      </w:pPr>
+      <w:r>
+        <w:rPr>
+          <w:rFonts w:ascii="Source Serif 4" w:hAnsi="Source Serif 4" w:cs="Source Serif 4"/>
+          <w:b w:val="0"/>
+          <w:i w:val="0"/>
+          <w:sz w:val="21"/>
+        </w:rPr>
+        <w:t>10:05 AM</w:t>
+      </w:r>
+      <w:r>
+        <w:rPr>
+          <w:rFonts w:ascii="Source Serif 4" w:hAnsi="Source Serif 4" w:cs="Source Serif 4"/>
+          <w:b w:val="0"/>
+          <w:i w:val="0"/>
+          <w:sz w:val="21"/>
+        </w:rPr>
+        <w:t xml:space="preserve"> </w:t>
+      </w:r>
+      <w:r>
+        <w:rPr>
+          <w:rFonts w:ascii="Source Serif 4" w:hAnsi="Source Serif 4" w:cs="Source Serif 4"/>
+          <w:b w:val="0"/>
+          <w:i w:val="0"/>
+          <w:sz w:val="21"/>
+        </w:rPr>
+        <w:t xml:space="preserve"> </w:t>
+      </w:r>
+      <w:r>
+        <w:rPr>
+          <w:rFonts w:ascii="Source Serif 4" w:hAnsi="Source Serif 4" w:cs="Source Serif 4"/>
+          <w:b w:val="0"/>
+          <w:i w:val="0"/>
+          <w:sz w:val="21"/>
+        </w:rPr>
+        <w:t>finds people who searched that trip, asked about that time, joined the list, or booked something like it before</w:t>
+      </w:r>
+    </w:p>
+    <w:p>
+      <w:pPr>
+        <w:spacing w:after="120"/>
+      </w:pPr>
+      <w:r>
+        <w:rPr>
+          <w:rFonts w:ascii="Source Serif 4" w:hAnsi="Source Serif 4" w:cs="Source Serif 4"/>
+          <w:b w:val="0"/>
+          <w:i w:val="0"/>
+          <w:sz w:val="21"/>
+        </w:rPr>
+        <w:t>10:05 AM</w:t>
+      </w:r>
+      <w:r>
+        <w:rPr>
+          <w:rFonts w:ascii="Source Serif 4" w:hAnsi="Source Serif 4" w:cs="Source Serif 4"/>
+          <w:b w:val="0"/>
+          <w:i w:val="0"/>
+          <w:sz w:val="21"/>
+        </w:rPr>
+        <w:t xml:space="preserve"> </w:t>
+      </w:r>
+      <w:r>
+        <w:rPr>
+          <w:rFonts w:ascii="Source Serif 4" w:hAnsi="Source Serif 4" w:cs="Source Serif 4"/>
+          <w:b w:val="0"/>
+          <w:i w:val="0"/>
+          <w:sz w:val="21"/>
+        </w:rPr>
+        <w:t xml:space="preserve"> </w:t>
+      </w:r>
+      <w:r>
+        <w:rPr>
+          <w:rFonts w:ascii="Source Serif 4" w:hAnsi="Source Serif 4" w:cs="Source Serif 4"/>
+          <w:b w:val="0"/>
+          <w:i w:val="0"/>
+          <w:sz w:val="21"/>
+        </w:rPr>
+        <w:t>texts them from your number</w:t>
+      </w:r>
+    </w:p>
+    <w:p>
+      <w:pPr>
+        <w:spacing w:after="120"/>
+      </w:pPr>
+      <w:r>
+        <w:rPr>
+          <w:rFonts w:ascii="Source Serif 4" w:hAnsi="Source Serif 4" w:cs="Source Serif 4"/>
+          <w:b w:val="0"/>
+          <w:i w:val="0"/>
+          <w:sz w:val="21"/>
+        </w:rPr>
+        <w:t>10:31 AM</w:t>
+      </w:r>
+      <w:r>
+        <w:rPr>
+          <w:rFonts w:ascii="Source Serif 4" w:hAnsi="Source Serif 4" w:cs="Source Serif 4"/>
+          <w:b w:val="0"/>
+          <w:i w:val="0"/>
+          <w:sz w:val="21"/>
+        </w:rPr>
+        <w:t xml:space="preserve"> </w:t>
+      </w:r>
+      <w:r>
+        <w:rPr>
+          <w:rFonts w:ascii="Source Serif 4" w:hAnsi="Source Serif 4" w:cs="Source Serif 4"/>
+          <w:b w:val="0"/>
+          <w:i w:val="0"/>
+          <w:sz w:val="21"/>
+        </w:rPr>
+        <w:t xml:space="preserve"> </w:t>
+      </w:r>
+      <w:r>
+        <w:rPr>
+          <w:rFonts w:ascii="Source Serif 4" w:hAnsi="Source Serif 4" w:cs="Source Serif 4"/>
           <w:b/>
           <w:i w:val="0"/>
-          <w:color w:val="181B19"/>
-          <w:sz w:val="32"/>
-        </w:rPr>
-        <w:t xml:space="preserve"> you talk to your own list</w:t>
-      </w:r>
-    </w:p>
-    <w:p>
-      <w:pPr>
-        <w:spacing w:after="140"/>
-      </w:pPr>
-      <w:r>
-        <w:rPr>
-          <w:rFonts w:ascii="Source Serif 4" w:hAnsi="Source Serif 4" w:cs="Source Serif 4"/>
-          <w:b w:val="0"/>
-          <w:i w:val="0"/>
-          <w:sz w:val="21"/>
-        </w:rPr>
-        <w:t xml:space="preserve">Slow Tuesday, forty tables open. Text the people who've actually been in before: </w:t>
-      </w:r>
-      <w:r>
-        <w:rPr>
-          <w:rFonts w:ascii="Source Serif 4" w:hAnsi="Source Serif 4" w:cs="Source Serif 4"/>
-          <w:b/>
-          <w:i w:val="0"/>
-          <w:sz w:val="21"/>
-        </w:rPr>
-        <w:t>"Half off bushwhackers till 6."</w:t>
-      </w:r>
-      <w:r>
-        <w:rPr>
-          <w:rFonts w:ascii="Source Serif 4" w:hAnsi="Source Serif 4" w:cs="Source Serif 4"/>
-          <w:b w:val="0"/>
-          <w:i w:val="0"/>
-          <w:sz w:val="21"/>
-        </w:rPr>
-        <w:t xml:space="preserve"> From your number, so it lands like a text from a person instead of a marketing blast.</w:t>
-      </w:r>
-    </w:p>
-    <w:p>
-      <w:pPr>
-        <w:spacing w:after="140"/>
-      </w:pPr>
-      <w:r>
-        <w:rPr>
-          <w:rFonts w:ascii="Source Serif 4" w:hAnsi="Source Serif 4" w:cs="Source Serif 4"/>
-          <w:b w:val="0"/>
-          <w:i w:val="0"/>
-          <w:sz w:val="21"/>
-        </w:rPr>
-        <w:t>And it's your list. We don't rent it, resell it, or hold it. If you leave, you leave with it.</w:t>
+          <w:sz w:val="21"/>
+        </w:rPr>
+        <w:t>sold</w:t>
       </w:r>
     </w:p>
     <w:p>
@@ -3510,7 +4006,7 @@
           <w:i w:val="0"/>
           <w:sz w:val="21"/>
         </w:rPr>
-        <w:t>Everybody sells you a texting product with a number you've never seen before. Customers ignore those. They don't ignore the number that's been on the sign for eleven years.</w:t>
+        <w:t>You could not have done this last season at any price, because you had no list, no live count, and no way to reach the people who wanted that exact time.</w:t>
       </w:r>
     </w:p>
     <w:p>
@@ -3530,7 +4026,7 @@
           <w:color w:val="181B19"/>
           <w:sz w:val="32"/>
         </w:rPr>
-        <w:t>It's also how you approve things</w:t>
+        <w:t>Works on anything with a capacity</w:t>
       </w:r>
     </w:p>
     <w:p>
@@ -3544,7 +4040,63 @@
           <w:i w:val="0"/>
           <w:sz w:val="21"/>
         </w:rPr>
-        <w:t xml:space="preserve">When the system wants to do something that matters </w:t>
+        <w:t>Seats on a cruise. A pontoon on a Saturday. A six-top at 7:30. A chair at 2 p.m. A condo for a three-night gap nobody will ever search for.</w:t>
+      </w:r>
+    </w:p>
+    <w:p>
+      <w:pPr>
+        <w:spacing w:after="120"/>
+      </w:pPr>
+      <w:r>
+        <w:rPr>
+          <w:rFonts w:ascii="Source Serif 4" w:hAnsi="Source Serif 4" w:cs="Source Serif 4"/>
+          <w:b w:val="0"/>
+          <w:i w:val="0"/>
+          <w:sz w:val="21"/>
+        </w:rPr>
+        <w:t>Included</w:t>
+      </w:r>
+    </w:p>
+    <w:p>
+      <w:pPr>
+        <w:spacing w:after="120"/>
+      </w:pPr>
+      <w:r>
+        <w:rPr>
+          <w:rFonts w:ascii="Source Serif 4" w:hAnsi="Source Serif 4" w:cs="Source Serif 4"/>
+          <w:b w:val="0"/>
+          <w:i w:val="0"/>
+          <w:sz w:val="21"/>
+        </w:rPr>
+        <w:t>in the monthly</w:t>
+      </w:r>
+    </w:p>
+    <w:p>
+      <w:pPr>
+        <w:spacing w:after="120"/>
+      </w:pPr>
+      <w:r>
+        <w:rPr>
+          <w:rFonts w:ascii="Source Serif 4" w:hAnsi="Source Serif 4" w:cs="Source Serif 4"/>
+          <w:b w:val="0"/>
+          <w:i w:val="0"/>
+          <w:sz w:val="21"/>
+        </w:rPr>
+        <w:t>Count last season's empty seats.</w:t>
+      </w:r>
+    </w:p>
+    <w:p>
+      <w:pPr>
+        <w:spacing w:after="140"/>
+      </w:pPr>
+      <w:r>
+        <w:rPr>
+          <w:rFonts w:ascii="Source Serif 4" w:hAnsi="Source Serif 4" w:cs="Source Serif 4"/>
+          <w:b w:val="0"/>
+          <w:i w:val="0"/>
+          <w:sz w:val="21"/>
+        </w:rPr>
+        <w:t xml:space="preserve">Not the cancellations </w:t>
       </w:r>
       <w:r>
         <w:rPr>
@@ -3562,117 +4114,7 @@
           <w:i w:val="0"/>
           <w:sz w:val="21"/>
         </w:rPr>
-        <w:t xml:space="preserve"> change a price, send an invoice </w:t>
-      </w:r>
-      <w:r>
-        <w:rPr>
-          <w:rFonts w:ascii="Source Serif 4" w:hAnsi="Source Serif 4" w:cs="Source Serif 4"/>
-          <w:b w:val="0"/>
-          <w:i w:val="0"/>
-          <w:sz w:val="21"/>
-        </w:rPr>
-        <w:t>—</w:t>
-      </w:r>
-      <w:r>
-        <w:rPr>
-          <w:rFonts w:ascii="Source Serif 4" w:hAnsi="Source Serif 4" w:cs="Source Serif 4"/>
-          <w:b w:val="0"/>
-          <w:i w:val="0"/>
-          <w:sz w:val="21"/>
-        </w:rPr>
-        <w:t xml:space="preserve"> it texts you first and waits. </w:t>
-      </w:r>
-      <w:r>
-        <w:rPr>
-          <w:rFonts w:ascii="Source Serif 4" w:hAnsi="Source Serif 4" w:cs="Source Serif 4"/>
-          <w:b/>
-          <w:i w:val="0"/>
-          <w:sz w:val="21"/>
-        </w:rPr>
-        <w:t>You reply YES.</w:t>
-      </w:r>
-      <w:r>
-        <w:rPr>
-          <w:rFonts w:ascii="Source Serif 4" w:hAnsi="Source Serif 4" w:cs="Source Serif 4"/>
-          <w:b w:val="0"/>
-          <w:i w:val="0"/>
-          <w:sz w:val="21"/>
-        </w:rPr>
-        <w:t xml:space="preserve"> Nothing irreversible happens without a person saying so.</w:t>
-      </w:r>
-    </w:p>
-    <w:p>
-      <w:pPr>
-        <w:spacing w:after="120"/>
-      </w:pPr>
-      <w:r>
-        <w:rPr>
-          <w:rFonts w:ascii="Source Serif 4" w:hAnsi="Source Serif 4" w:cs="Source Serif 4"/>
-          <w:b w:val="0"/>
-          <w:i w:val="0"/>
-          <w:sz w:val="21"/>
-        </w:rPr>
-        <w:t>$299</w:t>
-      </w:r>
-    </w:p>
-    <w:p>
-      <w:pPr>
-        <w:spacing w:after="120"/>
-      </w:pPr>
-      <w:r>
-        <w:rPr>
-          <w:rFonts w:ascii="Source Serif 4" w:hAnsi="Source Serif 4" w:cs="Source Serif 4"/>
-          <w:b w:val="0"/>
-          <w:i w:val="0"/>
-          <w:sz w:val="21"/>
-        </w:rPr>
-        <w:t xml:space="preserve">per month </w:t>
-      </w:r>
-      <w:r>
-        <w:rPr>
-          <w:rFonts w:ascii="Source Serif 4" w:hAnsi="Source Serif 4" w:cs="Source Serif 4"/>
-          <w:b w:val="0"/>
-          <w:i w:val="0"/>
-          <w:sz w:val="21"/>
-        </w:rPr>
-        <w:t>·</w:t>
-      </w:r>
-      <w:r>
-        <w:rPr>
-          <w:rFonts w:ascii="Source Serif 4" w:hAnsi="Source Serif 4" w:cs="Source Serif 4"/>
-          <w:b w:val="0"/>
-          <w:i w:val="0"/>
-          <w:sz w:val="21"/>
-        </w:rPr>
-        <w:t xml:space="preserve"> your SIM</w:t>
-      </w:r>
-    </w:p>
-    <w:p>
-      <w:pPr>
-        <w:spacing w:after="120"/>
-      </w:pPr>
-      <w:r>
-        <w:rPr>
-          <w:rFonts w:ascii="Source Serif 4" w:hAnsi="Source Serif 4" w:cs="Source Serif 4"/>
-          <w:b w:val="0"/>
-          <w:i w:val="0"/>
-          <w:sz w:val="21"/>
-        </w:rPr>
-        <w:t>You buy the phone. Forty dollars.</w:t>
-      </w:r>
-    </w:p>
-    <w:p>
-      <w:pPr>
-        <w:spacing w:after="140"/>
-      </w:pPr>
-      <w:r>
-        <w:rPr>
-          <w:rFonts w:ascii="Source Serif 4" w:hAnsi="Source Serif 4" w:cs="Source Serif 4"/>
-          <w:b w:val="0"/>
-          <w:i w:val="0"/>
-          <w:sz w:val="21"/>
-        </w:rPr>
-        <w:t>Any Android from any store. Put your SIM in it, sign into your apps, plug it into the box. That's the whole setup, and the phone is yours.</w:t>
+        <w:t xml:space="preserve"> the ones that never got refilled. Multiply by your rate. That number is usually larger than the annual cost by a lot.</w:t>
       </w:r>
     </w:p>
     <w:p>
@@ -3691,7 +4133,7 @@
           <w:color w:val="A4601A"/>
           <w:sz w:val="16"/>
         </w:rPr>
-        <w:t>EVERY BUSINESS · GETTING FOUND</w:t>
+        <w:t>EVERY BUSINESS</w:t>
       </w:r>
     </w:p>
     <w:p>
@@ -3705,7 +4147,7 @@
           <w:color w:val="181B19"/>
           <w:sz w:val="52"/>
         </w:rPr>
-        <w:t>Found by AI</w:t>
+        <w:t>One Update</w:t>
       </w:r>
     </w:p>
     <w:p>
@@ -3737,7 +4179,7 @@
           <w:i w:val="0"/>
           <w:sz w:val="21"/>
         </w:rPr>
-        <w:t xml:space="preserve"> Getting found</w:t>
+        <w:t xml:space="preserve"> The core of it</w:t>
       </w:r>
     </w:p>
     <w:p>
@@ -3751,7 +4193,25 @@
           <w:i w:val="0"/>
           <w:sz w:val="21"/>
         </w:rPr>
-        <w:t>Every assistant your customers now use is guessing from scraped, stale, second-hand listings. Yours will be the one that actually knows.</w:t>
+        <w:t xml:space="preserve">Google, your website, Facebook, the booking site, the POS. One place, one time </w:t>
+      </w:r>
+      <w:r>
+        <w:rPr>
+          <w:rFonts w:ascii="Source Serif 4" w:hAnsi="Source Serif 4" w:cs="Source Serif 4"/>
+          <w:b w:val="0"/>
+          <w:i w:val="0"/>
+          <w:sz w:val="21"/>
+        </w:rPr>
+        <w:t>—</w:t>
+      </w:r>
+      <w:r>
+        <w:rPr>
+          <w:rFonts w:ascii="Source Serif 4" w:hAnsi="Source Serif 4" w:cs="Source Serif 4"/>
+          <w:b w:val="0"/>
+          <w:i w:val="0"/>
+          <w:sz w:val="21"/>
+        </w:rPr>
+        <w:t xml:space="preserve"> and proof it landed in all five.</w:t>
       </w:r>
     </w:p>
     <w:p>
@@ -3765,25 +4225,7 @@
           <w:i w:val="0"/>
           <w:sz w:val="21"/>
         </w:rPr>
-        <w:t>“</w:t>
-      </w:r>
-      <w:r>
-        <w:rPr>
-          <w:rFonts w:ascii="Source Serif 4" w:hAnsi="Source Serif 4" w:cs="Source Serif 4"/>
-          <w:b w:val="0"/>
-          <w:i w:val="0"/>
-          <w:sz w:val="21"/>
-        </w:rPr>
-        <w:t>?</w:t>
-      </w:r>
-      <w:r>
-        <w:rPr>
-          <w:rFonts w:ascii="Source Serif 4" w:hAnsi="Source Serif 4" w:cs="Source Serif 4"/>
-          <w:b w:val="0"/>
-          <w:i w:val="0"/>
-          <w:sz w:val="21"/>
-        </w:rPr>
-        <w:t>”</w:t>
+        <w:t>5 places</w:t>
       </w:r>
     </w:p>
     <w:p>
@@ -3797,7 +4239,7 @@
           <w:i w:val="0"/>
           <w:sz w:val="21"/>
         </w:rPr>
-        <w:t xml:space="preserve">Try it tonight. Ask for crab legs within five miles, or who has a six-top free at 7:30, or which charter has two seats tomorrow. </w:t>
+        <w:t xml:space="preserve">What a holiday closing takes today, assuming you remember all five. </w:t>
       </w:r>
       <w:r>
         <w:rPr>
@@ -3806,34 +4248,7 @@
           <w:i w:val="0"/>
           <w:sz w:val="21"/>
         </w:rPr>
-        <w:t>Nothing on earth can answer those questions today</w:t>
-      </w:r>
-      <w:r>
-        <w:rPr>
-          <w:rFonts w:ascii="Source Serif 4" w:hAnsi="Source Serif 4" w:cs="Source Serif 4"/>
-          <w:b w:val="0"/>
-          <w:i w:val="0"/>
-          <w:sz w:val="21"/>
-        </w:rPr>
-        <w:t xml:space="preserve"> </w:t>
-      </w:r>
-      <w:r>
-        <w:rPr>
-          <w:rFonts w:ascii="Source Serif 4" w:hAnsi="Source Serif 4" w:cs="Source Serif 4"/>
-          <w:b w:val="0"/>
-          <w:i w:val="0"/>
-          <w:sz w:val="21"/>
-        </w:rPr>
-        <w:t>—</w:t>
-      </w:r>
-      <w:r>
-        <w:rPr>
-          <w:rFonts w:ascii="Source Serif 4" w:hAnsi="Source Serif 4" w:cs="Source Serif 4"/>
-          <w:b w:val="0"/>
-          <w:i w:val="0"/>
-          <w:sz w:val="21"/>
-        </w:rPr>
-        <w:t xml:space="preserve"> because nobody has the data.</w:t>
+        <w:t>Most owners forget one, and the one they forget is the one the customer checks.</w:t>
       </w:r>
     </w:p>
     <w:p>
@@ -3853,7 +4268,7 @@
           <w:color w:val="181B19"/>
           <w:sz w:val="32"/>
         </w:rPr>
-        <w:t>Why nobody can answer it</w:t>
+        <w:t>The part nobody else does</w:t>
       </w:r>
     </w:p>
     <w:p>
@@ -3867,7 +4282,7 @@
           <w:i w:val="0"/>
           <w:sz w:val="21"/>
         </w:rPr>
-        <w:t xml:space="preserve">The answer would need live menus, live availability and item-level truth from thousands of small businesses. </w:t>
+        <w:t xml:space="preserve">After it changes something, it goes and </w:t>
       </w:r>
       <w:r>
         <w:rPr>
@@ -3876,16 +4291,16 @@
           <w:i w:val="0"/>
           <w:sz w:val="21"/>
         </w:rPr>
-        <w:t>No listing service has that</w:t>
-      </w:r>
-      <w:r>
-        <w:rPr>
-          <w:rFonts w:ascii="Source Serif 4" w:hAnsi="Source Serif 4" w:cs="Source Serif 4"/>
-          <w:b w:val="0"/>
-          <w:i w:val="0"/>
-          <w:sz w:val="21"/>
-        </w:rPr>
-        <w:t>, because the businesses have never had a way to publish it.</w:t>
+        <w:t>reads it back on a different path</w:t>
+      </w:r>
+      <w:r>
+        <w:rPr>
+          <w:rFonts w:ascii="Source Serif 4" w:hAnsi="Source Serif 4" w:cs="Source Serif 4"/>
+          <w:b w:val="0"/>
+          <w:i w:val="0"/>
+          <w:sz w:val="21"/>
+        </w:rPr>
+        <w:t xml:space="preserve"> than the one it used to write. Wrote through the app; checks through a browser on the public page.</w:t>
       </w:r>
     </w:p>
     <w:p>
@@ -3899,12 +4314,163 @@
           <w:i w:val="0"/>
           <w:sz w:val="21"/>
         </w:rPr>
-        <w:t xml:space="preserve">You'll be publishing all three, every day, as a side effect of running your business. Not extra work </w:t>
-      </w:r>
-      <w:r>
-        <w:rPr>
-          <w:rFonts w:ascii="Source Serif 4" w:hAnsi="Source Serif 4" w:cs="Source Serif 4"/>
-          <w:b w:val="0"/>
+        <w:t>So you don't get told "done." You get told which surfaces are right and which one isn't:</w:t>
+      </w:r>
+    </w:p>
+    <w:p>
+      <w:pPr>
+        <w:spacing w:after="120"/>
+      </w:pPr>
+      <w:r>
+        <w:rPr>
+          <w:rFonts w:ascii="Source Serif 4" w:hAnsi="Source Serif 4" w:cs="Source Serif 4"/>
+          <w:b w:val="0"/>
+          <w:i w:val="0"/>
+          <w:sz w:val="21"/>
+        </w:rPr>
+        <w:t xml:space="preserve">Closing time </w:t>
+      </w:r>
+      <w:r>
+        <w:rPr>
+          <w:rFonts w:ascii="Source Serif 4" w:hAnsi="Source Serif 4" w:cs="Source Serif 4"/>
+          <w:b w:val="0"/>
+          <w:i w:val="0"/>
+          <w:sz w:val="21"/>
+        </w:rPr>
+        <w:t>→</w:t>
+      </w:r>
+      <w:r>
+        <w:rPr>
+          <w:rFonts w:ascii="Source Serif 4" w:hAnsi="Source Serif 4" w:cs="Source Serif 4"/>
+          <w:b w:val="0"/>
+          <w:i w:val="0"/>
+          <w:sz w:val="21"/>
+        </w:rPr>
+        <w:t xml:space="preserve"> 8:00 PM</w:t>
+      </w:r>
+    </w:p>
+    <w:p>
+      <w:pPr>
+        <w:spacing w:after="120"/>
+      </w:pPr>
+      <w:r>
+        <w:rPr>
+          <w:rFonts w:ascii="Source Serif 4" w:hAnsi="Source Serif 4" w:cs="Source Serif 4"/>
+          <w:b w:val="0"/>
+          <w:i w:val="0"/>
+          <w:sz w:val="21"/>
+        </w:rPr>
+        <w:t>Your website</w:t>
+      </w:r>
+      <w:r>
+        <w:rPr>
+          <w:rFonts w:ascii="Source Serif 4" w:hAnsi="Source Serif 4" w:cs="Source Serif 4"/>
+          <w:b/>
+          <w:i w:val="0"/>
+          <w:sz w:val="21"/>
+        </w:rPr>
+        <w:t xml:space="preserve">8:00 PM </w:t>
+      </w:r>
+      <w:r>
+        <w:rPr>
+          <w:rFonts w:ascii="Source Serif 4" w:hAnsi="Source Serif 4" w:cs="Source Serif 4"/>
+          <w:b/>
+          <w:i w:val="0"/>
+          <w:sz w:val="21"/>
+        </w:rPr>
+        <w:t>✓</w:t>
+      </w:r>
+    </w:p>
+    <w:p>
+      <w:pPr>
+        <w:spacing w:after="120"/>
+      </w:pPr>
+      <w:r>
+        <w:rPr>
+          <w:rFonts w:ascii="Source Serif 4" w:hAnsi="Source Serif 4" w:cs="Source Serif 4"/>
+          <w:b w:val="0"/>
+          <w:i w:val="0"/>
+          <w:sz w:val="21"/>
+        </w:rPr>
+        <w:t>Google Business</w:t>
+      </w:r>
+      <w:r>
+        <w:rPr>
+          <w:rFonts w:ascii="Source Serif 4" w:hAnsi="Source Serif 4" w:cs="Source Serif 4"/>
+          <w:b/>
+          <w:i w:val="0"/>
+          <w:sz w:val="21"/>
+        </w:rPr>
+        <w:t xml:space="preserve">8:00 PM </w:t>
+      </w:r>
+      <w:r>
+        <w:rPr>
+          <w:rFonts w:ascii="Source Serif 4" w:hAnsi="Source Serif 4" w:cs="Source Serif 4"/>
+          <w:b/>
+          <w:i w:val="0"/>
+          <w:sz w:val="21"/>
+        </w:rPr>
+        <w:t>✓</w:t>
+      </w:r>
+    </w:p>
+    <w:p>
+      <w:pPr>
+        <w:spacing w:after="120"/>
+      </w:pPr>
+      <w:r>
+        <w:rPr>
+          <w:rFonts w:ascii="Source Serif 4" w:hAnsi="Source Serif 4" w:cs="Source Serif 4"/>
+          <w:b w:val="0"/>
+          <w:i w:val="0"/>
+          <w:sz w:val="21"/>
+        </w:rPr>
+        <w:t>Booking platform</w:t>
+      </w:r>
+      <w:r>
+        <w:rPr>
+          <w:rFonts w:ascii="Source Serif 4" w:hAnsi="Source Serif 4" w:cs="Source Serif 4"/>
+          <w:b/>
+          <w:i w:val="0"/>
+          <w:sz w:val="21"/>
+        </w:rPr>
+        <w:t xml:space="preserve">8:00 PM </w:t>
+      </w:r>
+      <w:r>
+        <w:rPr>
+          <w:rFonts w:ascii="Source Serif 4" w:hAnsi="Source Serif 4" w:cs="Source Serif 4"/>
+          <w:b/>
+          <w:i w:val="0"/>
+          <w:sz w:val="21"/>
+        </w:rPr>
+        <w:t>✓</w:t>
+      </w:r>
+    </w:p>
+    <w:p>
+      <w:pPr>
+        <w:spacing w:after="120"/>
+      </w:pPr>
+      <w:r>
+        <w:rPr>
+          <w:rFonts w:ascii="Source Serif 4" w:hAnsi="Source Serif 4" w:cs="Source Serif 4"/>
+          <w:b w:val="0"/>
+          <w:i w:val="0"/>
+          <w:sz w:val="21"/>
+        </w:rPr>
+        <w:t>Facebook</w:t>
+      </w:r>
+      <w:r>
+        <w:rPr>
+          <w:rFonts w:ascii="Source Serif 4" w:hAnsi="Source Serif 4" w:cs="Source Serif 4"/>
+          <w:b/>
+          <w:i w:val="0"/>
+          <w:sz w:val="21"/>
+        </w:rPr>
+        <w:t xml:space="preserve">9:00 PM </w:t>
+      </w:r>
+      <w:r>
+        <w:rPr>
+          <w:rFonts w:ascii="Source Serif 4" w:hAnsi="Source Serif 4" w:cs="Source Serif 4"/>
+          <w:b/>
           <w:i w:val="0"/>
           <w:sz w:val="21"/>
         </w:rPr>
@@ -3913,11 +4479,34 @@
       <w:r>
         <w:rPr>
           <w:rFonts w:ascii="Source Serif 4" w:hAnsi="Source Serif 4" w:cs="Source Serif 4"/>
-          <w:b w:val="0"/>
-          <w:i w:val="0"/>
-          <w:sz w:val="21"/>
-        </w:rPr>
-        <w:t xml:space="preserve"> the same updates you're already making.</w:t>
+          <w:b/>
+          <w:i w:val="0"/>
+          <w:sz w:val="21"/>
+        </w:rPr>
+        <w:t xml:space="preserve"> not applied</w:t>
+      </w:r>
+    </w:p>
+    <w:p>
+      <w:pPr>
+        <w:spacing w:after="140"/>
+      </w:pPr>
+      <w:r>
+        <w:rPr>
+          <w:rFonts w:ascii="Source Serif 4" w:hAnsi="Source Serif 4" w:cs="Source Serif 4"/>
+          <w:b/>
+          <w:i w:val="0"/>
+          <w:sz w:val="21"/>
+        </w:rPr>
+        <w:t>That fourth line is worth the subscription by itself.</w:t>
+      </w:r>
+      <w:r>
+        <w:rPr>
+          <w:rFonts w:ascii="Source Serif 4" w:hAnsi="Source Serif 4" w:cs="Source Serif 4"/>
+          <w:b w:val="0"/>
+          <w:i w:val="0"/>
+          <w:sz w:val="21"/>
+        </w:rPr>
+        <w:t xml:space="preserve"> A clean failure tells you nothing changed. A partial one leaves two versions of the truth out there and nobody knowing which a customer is reading.</w:t>
       </w:r>
     </w:p>
     <w:p>
@@ -3937,7 +4526,30 @@
           <w:color w:val="181B19"/>
           <w:sz w:val="32"/>
         </w:rPr>
-        <w:t>Where it goes</w:t>
+        <w:t>And when an app redesigns itself</w:t>
+      </w:r>
+    </w:p>
+    <w:p>
+      <w:pPr>
+        <w:spacing w:after="140"/>
+      </w:pPr>
+      <w:r>
+        <w:rPr>
+          <w:rFonts w:ascii="Source Serif 4" w:hAnsi="Source Serif 4" w:cs="Source Serif 4"/>
+          <w:b w:val="0"/>
+          <w:i w:val="0"/>
+          <w:sz w:val="21"/>
+        </w:rPr>
+        <w:t xml:space="preserve">Every night, every procedure checks the screens it expects are still there. It touches nothing. When one moves, it refuses to act and tells us. </w:t>
+      </w:r>
+      <w:r>
+        <w:rPr>
+          <w:rFonts w:ascii="Source Serif 4" w:hAnsi="Source Serif 4" w:cs="Source Serif 4"/>
+          <w:b/>
+          <w:i w:val="0"/>
+          <w:sz w:val="21"/>
+        </w:rPr>
+        <w:t>We fix it once and every customer has the fix by morning.</w:t>
       </w:r>
     </w:p>
     <w:p>
@@ -3951,25 +4563,49 @@
           <w:i w:val="0"/>
           <w:sz w:val="21"/>
         </w:rPr>
-        <w:t xml:space="preserve">Google </w:t>
-      </w:r>
-      <w:r>
-        <w:rPr>
-          <w:rFonts w:ascii="Source Serif 4" w:hAnsi="Source Serif 4" w:cs="Source Serif 4"/>
-          <w:b w:val="0"/>
-          <w:i w:val="0"/>
-          <w:sz w:val="21"/>
-        </w:rPr>
-        <w:t>&amp;</w:t>
-      </w:r>
-      <w:r>
-        <w:rPr>
-          <w:rFonts w:ascii="Source Serif 4" w:hAnsi="Source Serif 4" w:cs="Source Serif 4"/>
-          <w:b w:val="0"/>
-          <w:i w:val="0"/>
-          <w:sz w:val="21"/>
-        </w:rPr>
-        <w:t xml:space="preserve"> the maps</w:t>
+        <w:t>You aren't buying software. You're buying the fact that somebody absorbs every app redesign, forever, so you never think about it again.</w:t>
+      </w:r>
+    </w:p>
+    <w:p>
+      <w:pPr>
+        <w:spacing w:after="120"/>
+      </w:pPr>
+      <w:r>
+        <w:rPr>
+          <w:rFonts w:ascii="Source Serif 4" w:hAnsi="Source Serif 4" w:cs="Source Serif 4"/>
+          <w:b w:val="0"/>
+          <w:i w:val="0"/>
+          <w:sz w:val="21"/>
+        </w:rPr>
+        <w:t>$299</w:t>
+      </w:r>
+    </w:p>
+    <w:p>
+      <w:pPr>
+        <w:spacing w:after="120"/>
+      </w:pPr>
+      <w:r>
+        <w:rPr>
+          <w:rFonts w:ascii="Source Serif 4" w:hAnsi="Source Serif 4" w:cs="Source Serif 4"/>
+          <w:b w:val="0"/>
+          <w:i w:val="0"/>
+          <w:sz w:val="21"/>
+        </w:rPr>
+        <w:t>per month</w:t>
+      </w:r>
+    </w:p>
+    <w:p>
+      <w:pPr>
+        <w:spacing w:after="120"/>
+      </w:pPr>
+      <w:r>
+        <w:rPr>
+          <w:rFonts w:ascii="Source Serif 4" w:hAnsi="Source Serif 4" w:cs="Source Serif 4"/>
+          <w:b w:val="0"/>
+          <w:i w:val="0"/>
+          <w:sz w:val="21"/>
+        </w:rPr>
+        <w:t>Text it and watch.</w:t>
       </w:r>
     </w:p>
     <w:p>
@@ -3983,7 +4619,26 @@
           <w:i w:val="0"/>
           <w:sz w:val="21"/>
         </w:rPr>
-        <w:t>Hours, photos, posts, menu. Pushed and verified, not typed in and hoped for.</w:t>
+        <w:t>First demo: you text "change Friday to 9 to 5." Watch it happen, then check Google yourself on your own phone.</w:t>
+      </w:r>
+    </w:p>
+    <w:p>
+      <w:r>
+        <w:br w:type="page"/>
+      </w:r>
+    </w:p>
+    <w:p>
+      <w:pPr>
+        <w:spacing w:after="40"/>
+      </w:pPr>
+      <w:r>
+        <w:rPr>
+          <w:rFonts w:ascii="JetBrains Mono" w:hAnsi="JetBrains Mono"/>
+          <w:b/>
+          <w:color w:val="A4601A"/>
+          <w:sz w:val="16"/>
+        </w:rPr>
+        <w:t>EVERY BUSINESS</w:t>
       </w:r>
     </w:p>
     <w:p>
@@ -3992,12 +4647,44 @@
       </w:pPr>
       <w:r>
         <w:rPr>
-          <w:rFonts w:ascii="Source Serif 4" w:hAnsi="Source Serif 4" w:cs="Source Serif 4"/>
-          <w:b w:val="0"/>
-          <w:i w:val="0"/>
-          <w:sz w:val="21"/>
-        </w:rPr>
-        <w:t>The local directory</w:t>
+          <w:rFonts w:ascii="Archivo" w:hAnsi="Archivo"/>
+          <w:b/>
+          <w:color w:val="181B19"/>
+          <w:sz w:val="52"/>
+        </w:rPr>
+        <w:t>Where You're Wrong</w:t>
+      </w:r>
+    </w:p>
+    <w:p>
+      <w:pPr>
+        <w:spacing w:after="120"/>
+      </w:pPr>
+      <w:r>
+        <w:rPr>
+          <w:rFonts w:ascii="Source Serif 4" w:hAnsi="Source Serif 4" w:cs="Source Serif 4"/>
+          <w:b w:val="0"/>
+          <w:i w:val="0"/>
+          <w:sz w:val="21"/>
+        </w:rPr>
+        <w:t xml:space="preserve">Every business </w:t>
+      </w:r>
+      <w:r>
+        <w:rPr>
+          <w:rFonts w:ascii="Source Serif 4" w:hAnsi="Source Serif 4" w:cs="Source Serif 4"/>
+          <w:b w:val="0"/>
+          <w:i w:val="0"/>
+          <w:sz w:val="21"/>
+        </w:rPr>
+        <w:t>·</w:t>
+      </w:r>
+      <w:r>
+        <w:rPr>
+          <w:rFonts w:ascii="Source Serif 4" w:hAnsi="Source Serif 4" w:cs="Source Serif 4"/>
+          <w:b w:val="0"/>
+          <w:i w:val="0"/>
+          <w:sz w:val="21"/>
+        </w:rPr>
+        <w:t xml:space="preserve"> The free report that sells the job</w:t>
       </w:r>
     </w:p>
     <w:p>
@@ -4011,7 +4698,7 @@
           <w:i w:val="0"/>
           <w:sz w:val="21"/>
         </w:rPr>
-        <w:t>Your chamber, your tourism board, the regional guide. Fed from the same truth.</w:t>
+        <w:t>Nobody has ever checked. Not you, not a listing service, not the platforms themselves. So it's been wrong for eleven months.</w:t>
       </w:r>
     </w:p>
     <w:p>
@@ -4025,7 +4712,7 @@
           <w:i w:val="0"/>
           <w:sz w:val="21"/>
         </w:rPr>
-        <w:t>The assistants</w:t>
+        <w:t>3 of 4</w:t>
       </w:r>
     </w:p>
     <w:p>
@@ -4039,7 +4726,34 @@
           <w:i w:val="0"/>
           <w:sz w:val="21"/>
         </w:rPr>
-        <w:t>Published in a form an AI can read directly, so it quotes you instead of guessing.</w:t>
+        <w:t xml:space="preserve">The usual result. Three surfaces agree with what the owner believes is true, and one doesn't </w:t>
+      </w:r>
+      <w:r>
+        <w:rPr>
+          <w:rFonts w:ascii="Source Serif 4" w:hAnsi="Source Serif 4" w:cs="Source Serif 4"/>
+          <w:b w:val="0"/>
+          <w:i w:val="0"/>
+          <w:sz w:val="21"/>
+        </w:rPr>
+        <w:t>—</w:t>
+      </w:r>
+      <w:r>
+        <w:rPr>
+          <w:rFonts w:ascii="Source Serif 4" w:hAnsi="Source Serif 4" w:cs="Source Serif 4"/>
+          <w:b w:val="0"/>
+          <w:i w:val="0"/>
+          <w:sz w:val="21"/>
+        </w:rPr>
+        <w:t xml:space="preserve"> </w:t>
+      </w:r>
+      <w:r>
+        <w:rPr>
+          <w:rFonts w:ascii="Source Serif 4" w:hAnsi="Source Serif 4" w:cs="Source Serif 4"/>
+          <w:b/>
+          <w:i w:val="0"/>
+          <w:sz w:val="21"/>
+        </w:rPr>
+        <w:t>and the wrong one is often the one getting the most traffic.</w:t>
       </w:r>
     </w:p>
     <w:p>
@@ -4053,7 +4767,7 @@
           <w:i w:val="0"/>
           <w:sz w:val="21"/>
         </w:rPr>
-        <w:t xml:space="preserve">Listing services charge $200 to $1,000 a year per location just to push your hours around </w:t>
+        <w:t xml:space="preserve">Canonical </w:t>
       </w:r>
       <w:r>
         <w:rPr>
@@ -4071,7 +4785,194 @@
           <w:i w:val="0"/>
           <w:sz w:val="21"/>
         </w:rPr>
-        <w:t xml:space="preserve"> and they hold the distribution hostage to the subscription. We publish yours everywhere and charge nothing for it. It's your data.</w:t>
+        <w:t xml:space="preserve"> half-day charter, $349</w:t>
+      </w:r>
+    </w:p>
+    <w:p>
+      <w:pPr>
+        <w:spacing w:after="120"/>
+      </w:pPr>
+      <w:r>
+        <w:rPr>
+          <w:rFonts w:ascii="Source Serif 4" w:hAnsi="Source Serif 4" w:cs="Source Serif 4"/>
+          <w:b w:val="0"/>
+          <w:i w:val="0"/>
+          <w:sz w:val="21"/>
+        </w:rPr>
+        <w:t>Your website</w:t>
+      </w:r>
+      <w:r>
+        <w:rPr>
+          <w:rFonts w:ascii="Source Serif 4" w:hAnsi="Source Serif 4" w:cs="Source Serif 4"/>
+          <w:b/>
+          <w:i w:val="0"/>
+          <w:sz w:val="21"/>
+        </w:rPr>
+        <w:t xml:space="preserve">$349 </w:t>
+      </w:r>
+      <w:r>
+        <w:rPr>
+          <w:rFonts w:ascii="Source Serif 4" w:hAnsi="Source Serif 4" w:cs="Source Serif 4"/>
+          <w:b/>
+          <w:i w:val="0"/>
+          <w:sz w:val="21"/>
+        </w:rPr>
+        <w:t>·</w:t>
+      </w:r>
+      <w:r>
+        <w:rPr>
+          <w:rFonts w:ascii="Source Serif 4" w:hAnsi="Source Serif 4" w:cs="Source Serif 4"/>
+          <w:b/>
+          <w:i w:val="0"/>
+          <w:sz w:val="21"/>
+        </w:rPr>
+        <w:t xml:space="preserve"> checked today</w:t>
+      </w:r>
+    </w:p>
+    <w:p>
+      <w:pPr>
+        <w:spacing w:after="120"/>
+      </w:pPr>
+      <w:r>
+        <w:rPr>
+          <w:rFonts w:ascii="Source Serif 4" w:hAnsi="Source Serif 4" w:cs="Source Serif 4"/>
+          <w:b w:val="0"/>
+          <w:i w:val="0"/>
+          <w:sz w:val="21"/>
+        </w:rPr>
+        <w:t>Google Business</w:t>
+      </w:r>
+      <w:r>
+        <w:rPr>
+          <w:rFonts w:ascii="Source Serif 4" w:hAnsi="Source Serif 4" w:cs="Source Serif 4"/>
+          <w:b/>
+          <w:i w:val="0"/>
+          <w:sz w:val="21"/>
+        </w:rPr>
+        <w:t xml:space="preserve">$349 </w:t>
+      </w:r>
+      <w:r>
+        <w:rPr>
+          <w:rFonts w:ascii="Source Serif 4" w:hAnsi="Source Serif 4" w:cs="Source Serif 4"/>
+          <w:b/>
+          <w:i w:val="0"/>
+          <w:sz w:val="21"/>
+        </w:rPr>
+        <w:t>·</w:t>
+      </w:r>
+      <w:r>
+        <w:rPr>
+          <w:rFonts w:ascii="Source Serif 4" w:hAnsi="Source Serif 4" w:cs="Source Serif 4"/>
+          <w:b/>
+          <w:i w:val="0"/>
+          <w:sz w:val="21"/>
+        </w:rPr>
+        <w:t xml:space="preserve"> checked today</w:t>
+      </w:r>
+    </w:p>
+    <w:p>
+      <w:pPr>
+        <w:spacing w:after="120"/>
+      </w:pPr>
+      <w:r>
+        <w:rPr>
+          <w:rFonts w:ascii="Source Serif 4" w:hAnsi="Source Serif 4" w:cs="Source Serif 4"/>
+          <w:b w:val="0"/>
+          <w:i w:val="0"/>
+          <w:sz w:val="21"/>
+        </w:rPr>
+        <w:t>Your booking page</w:t>
+      </w:r>
+      <w:r>
+        <w:rPr>
+          <w:rFonts w:ascii="Source Serif 4" w:hAnsi="Source Serif 4" w:cs="Source Serif 4"/>
+          <w:b/>
+          <w:i w:val="0"/>
+          <w:sz w:val="21"/>
+        </w:rPr>
+        <w:t xml:space="preserve">$349 </w:t>
+      </w:r>
+      <w:r>
+        <w:rPr>
+          <w:rFonts w:ascii="Source Serif 4" w:hAnsi="Source Serif 4" w:cs="Source Serif 4"/>
+          <w:b/>
+          <w:i w:val="0"/>
+          <w:sz w:val="21"/>
+        </w:rPr>
+        <w:t>·</w:t>
+      </w:r>
+      <w:r>
+        <w:rPr>
+          <w:rFonts w:ascii="Source Serif 4" w:hAnsi="Source Serif 4" w:cs="Source Serif 4"/>
+          <w:b/>
+          <w:i w:val="0"/>
+          <w:sz w:val="21"/>
+        </w:rPr>
+        <w:t xml:space="preserve"> checked today</w:t>
+      </w:r>
+    </w:p>
+    <w:p>
+      <w:pPr>
+        <w:spacing w:after="120"/>
+      </w:pPr>
+      <w:r>
+        <w:rPr>
+          <w:rFonts w:ascii="Source Serif 4" w:hAnsi="Source Serif 4" w:cs="Source Serif 4"/>
+          <w:b w:val="0"/>
+          <w:i w:val="0"/>
+          <w:sz w:val="21"/>
+        </w:rPr>
+        <w:t>Facebook</w:t>
+      </w:r>
+      <w:r>
+        <w:rPr>
+          <w:rFonts w:ascii="Source Serif 4" w:hAnsi="Source Serif 4" w:cs="Source Serif 4"/>
+          <w:b/>
+          <w:i w:val="0"/>
+          <w:sz w:val="21"/>
+        </w:rPr>
+        <w:t xml:space="preserve">$399 </w:t>
+      </w:r>
+      <w:r>
+        <w:rPr>
+          <w:rFonts w:ascii="Source Serif 4" w:hAnsi="Source Serif 4" w:cs="Source Serif 4"/>
+          <w:b/>
+          <w:i w:val="0"/>
+          <w:sz w:val="21"/>
+        </w:rPr>
+        <w:t>·</w:t>
+      </w:r>
+      <w:r>
+        <w:rPr>
+          <w:rFonts w:ascii="Source Serif 4" w:hAnsi="Source Serif 4" w:cs="Source Serif 4"/>
+          <w:b/>
+          <w:i w:val="0"/>
+          <w:sz w:val="21"/>
+        </w:rPr>
+        <w:t xml:space="preserve"> wrong since March</w:t>
+      </w:r>
+    </w:p>
+    <w:p>
+      <w:pPr>
+        <w:spacing w:after="120"/>
+      </w:pPr>
+      <w:r>
+        <w:rPr>
+          <w:rFonts w:ascii="Source Serif 4" w:hAnsi="Source Serif 4" w:cs="Source Serif 4"/>
+          <w:b w:val="0"/>
+          <w:i w:val="0"/>
+          <w:sz w:val="21"/>
+        </w:rPr>
+        <w:t>Yelp</w:t>
+      </w:r>
+      <w:r>
+        <w:rPr>
+          <w:rFonts w:ascii="Source Serif 4" w:hAnsi="Source Serif 4" w:cs="Source Serif 4"/>
+          <w:b/>
+          <w:i w:val="0"/>
+          <w:sz w:val="21"/>
+        </w:rPr>
+        <w:t>couldn't read it yet</w:t>
       </w:r>
     </w:p>
     <w:p>
@@ -4091,7 +4992,21 @@
           <w:color w:val="181B19"/>
           <w:sz w:val="32"/>
         </w:rPr>
-        <w:t>The part that compounds</w:t>
+        <w:t>Four questions, asked continuously</w:t>
+      </w:r>
+    </w:p>
+    <w:p>
+      <w:pPr>
+        <w:spacing w:after="120"/>
+      </w:pPr>
+      <w:r>
+        <w:rPr>
+          <w:rFonts w:ascii="Source Serif 4" w:hAnsi="Source Serif 4" w:cs="Source Serif 4"/>
+          <w:b w:val="0"/>
+          <w:i w:val="0"/>
+          <w:sz w:val="21"/>
+        </w:rPr>
+        <w:t>What's true?</w:t>
       </w:r>
     </w:p>
     <w:p>
@@ -4105,25 +5020,21 @@
           <w:i w:val="0"/>
           <w:sz w:val="21"/>
         </w:rPr>
-        <w:t xml:space="preserve">A tourist asks for the best calamari on 30A. The answer comes back with </w:t>
-      </w:r>
-      <w:r>
-        <w:rPr>
-          <w:rFonts w:ascii="Source Serif 4" w:hAnsi="Source Serif 4" w:cs="Source Serif 4"/>
-          <w:b/>
-          <w:i w:val="0"/>
-          <w:sz w:val="21"/>
-        </w:rPr>
-        <w:t>real numbers from real receipts</w:t>
-      </w:r>
-      <w:r>
-        <w:rPr>
-          <w:rFonts w:ascii="Source Serif 4" w:hAnsi="Source Serif 4" w:cs="Source Serif 4"/>
-          <w:b w:val="0"/>
-          <w:i w:val="0"/>
-          <w:sz w:val="21"/>
-        </w:rPr>
-        <w:t xml:space="preserve"> at four restaurants, and one of them is yours.</w:t>
+        <w:t>The one value you say is correct, in one place, not scattered across nine logins.</w:t>
+      </w:r>
+    </w:p>
+    <w:p>
+      <w:pPr>
+        <w:spacing w:after="120"/>
+      </w:pPr>
+      <w:r>
+        <w:rPr>
+          <w:rFonts w:ascii="Source Serif 4" w:hAnsi="Source Serif 4" w:cs="Source Serif 4"/>
+          <w:b w:val="0"/>
+          <w:i w:val="0"/>
+          <w:sz w:val="21"/>
+        </w:rPr>
+        <w:t>How do we know?</w:t>
       </w:r>
     </w:p>
     <w:p>
@@ -4137,16 +5048,7 @@
           <w:i w:val="0"/>
           <w:sz w:val="21"/>
         </w:rPr>
-        <w:t xml:space="preserve">That answer gets better as more businesses join, which is why the first ones in a town matter most. </w:t>
-      </w:r>
-      <w:r>
-        <w:rPr>
-          <w:rFonts w:ascii="Source Serif 4" w:hAnsi="Source Serif 4" w:cs="Source Serif 4"/>
-          <w:b/>
-          <w:i w:val="0"/>
-          <w:sz w:val="21"/>
-        </w:rPr>
-        <w:t>Being early here is worth more than being big.</w:t>
+        <w:t>Which source said so, on what date, and who changed it.</w:t>
       </w:r>
     </w:p>
     <w:p>
@@ -4160,7 +5062,21 @@
           <w:i w:val="0"/>
           <w:sz w:val="21"/>
         </w:rPr>
-        <w:t>$0</w:t>
+        <w:t>Where is it wrong?</w:t>
+      </w:r>
+    </w:p>
+    <w:p>
+      <w:pPr>
+        <w:spacing w:after="140"/>
+      </w:pPr>
+      <w:r>
+        <w:rPr>
+          <w:rFonts w:ascii="Source Serif 4" w:hAnsi="Source Serif 4" w:cs="Source Serif 4"/>
+          <w:b w:val="0"/>
+          <w:i w:val="0"/>
+          <w:sz w:val="21"/>
+        </w:rPr>
+        <w:t>Every surface compared against it, by name.</w:t>
       </w:r>
     </w:p>
     <w:p>
@@ -4174,7 +5090,21 @@
           <w:i w:val="0"/>
           <w:sz w:val="21"/>
         </w:rPr>
-        <w:t>for distribution</w:t>
+        <w:t>When did we last check?</w:t>
+      </w:r>
+    </w:p>
+    <w:p>
+      <w:pPr>
+        <w:spacing w:after="140"/>
+      </w:pPr>
+      <w:r>
+        <w:rPr>
+          <w:rFonts w:ascii="Source Serif 4" w:hAnsi="Source Serif 4" w:cs="Source Serif 4"/>
+          <w:b w:val="0"/>
+          <w:i w:val="0"/>
+          <w:sz w:val="21"/>
+        </w:rPr>
+        <w:t>Because "it was right in March" is not the same as right.</w:t>
       </w:r>
     </w:p>
     <w:p>
@@ -4188,7 +5118,49 @@
           <w:i w:val="0"/>
           <w:sz w:val="21"/>
         </w:rPr>
-        <w:t>Ask your phone about your own restaurant.</w:t>
+        <w:t>Nobody sells this today. Listing services push data out and never look back to see whether it stuck. This is the only thing that goes and reads it.</w:t>
+      </w:r>
+    </w:p>
+    <w:p>
+      <w:pPr>
+        <w:spacing w:after="120"/>
+      </w:pPr>
+      <w:r>
+        <w:rPr>
+          <w:rFonts w:ascii="Source Serif 4" w:hAnsi="Source Serif 4" w:cs="Source Serif 4"/>
+          <w:b w:val="0"/>
+          <w:i w:val="0"/>
+          <w:sz w:val="21"/>
+        </w:rPr>
+        <w:t>Free</w:t>
+      </w:r>
+    </w:p>
+    <w:p>
+      <w:pPr>
+        <w:spacing w:after="120"/>
+      </w:pPr>
+      <w:r>
+        <w:rPr>
+          <w:rFonts w:ascii="Source Serif 4" w:hAnsi="Source Serif 4" w:cs="Source Serif 4"/>
+          <w:b w:val="0"/>
+          <w:i w:val="0"/>
+          <w:sz w:val="21"/>
+        </w:rPr>
+        <w:t>the first report</w:t>
+      </w:r>
+    </w:p>
+    <w:p>
+      <w:pPr>
+        <w:spacing w:after="120"/>
+      </w:pPr>
+      <w:r>
+        <w:rPr>
+          <w:rFonts w:ascii="Source Serif 4" w:hAnsi="Source Serif 4" w:cs="Source Serif 4"/>
+          <w:b w:val="0"/>
+          <w:i w:val="0"/>
+          <w:sz w:val="21"/>
+        </w:rPr>
+        <w:t>Run it before they buy anything.</w:t>
       </w:r>
     </w:p>
     <w:p>
@@ -4202,25 +5174,7 @@
           <w:i w:val="0"/>
           <w:sz w:val="21"/>
         </w:rPr>
-        <w:t xml:space="preserve">Right now, in front of us. Whatever it gets wrong is the pitch </w:t>
-      </w:r>
-      <w:r>
-        <w:rPr>
-          <w:rFonts w:ascii="Source Serif 4" w:hAnsi="Source Serif 4" w:cs="Source Serif 4"/>
-          <w:b w:val="0"/>
-          <w:i w:val="0"/>
-          <w:sz w:val="21"/>
-        </w:rPr>
-        <w:t>—</w:t>
-      </w:r>
-      <w:r>
-        <w:rPr>
-          <w:rFonts w:ascii="Source Serif 4" w:hAnsi="Source Serif 4" w:cs="Source Serif 4"/>
-          <w:b w:val="0"/>
-          <w:i w:val="0"/>
-          <w:sz w:val="21"/>
-        </w:rPr>
-        <w:t xml:space="preserve"> and it's usually the hours.</w:t>
+        <w:t>Check their hours, phone, price and menu across every surface and hand them the sheet. It's usually uncomfortable, and it sells the rest of the product by itself.</w:t>
       </w:r>
     </w:p>
     <w:p>
@@ -4239,7 +5193,7 @@
           <w:color w:val="A4601A"/>
           <w:sz w:val="16"/>
         </w:rPr>
-        <w:t>THE HARDWARE · GHOST</w:t>
+        <w:t>RESTAURANTS · CHARTERS</w:t>
       </w:r>
     </w:p>
     <w:p>
@@ -4253,7 +5207,7 @@
           <w:color w:val="181B19"/>
           <w:sz w:val="52"/>
         </w:rPr>
-        <w:t>The Box</w:t>
+        <w:t>Real Reviews</w:t>
       </w:r>
     </w:p>
     <w:p>
@@ -4267,7 +5221,7 @@
           <w:i w:val="0"/>
           <w:sz w:val="21"/>
         </w:rPr>
-        <w:t xml:space="preserve">The hardware </w:t>
+        <w:t xml:space="preserve">Restaurants </w:t>
       </w:r>
       <w:r>
         <w:rPr>
@@ -4285,7 +5239,25 @@
           <w:i w:val="0"/>
           <w:sz w:val="21"/>
         </w:rPr>
-        <w:t xml:space="preserve"> Ghost</w:t>
+        <w:t xml:space="preserve"> Charters </w:t>
+      </w:r>
+      <w:r>
+        <w:rPr>
+          <w:rFonts w:ascii="Source Serif 4" w:hAnsi="Source Serif 4" w:cs="Source Serif 4"/>
+          <w:b w:val="0"/>
+          <w:i w:val="0"/>
+          <w:sz w:val="21"/>
+        </w:rPr>
+        <w:t>·</w:t>
+      </w:r>
+      <w:r>
+        <w:rPr>
+          <w:rFonts w:ascii="Source Serif 4" w:hAnsi="Source Serif 4" w:cs="Source Serif 4"/>
+          <w:b w:val="0"/>
+          <w:i w:val="0"/>
+          <w:sz w:val="21"/>
+        </w:rPr>
+        <w:t xml:space="preserve"> Anyone with a review problem</w:t>
       </w:r>
     </w:p>
     <w:p>
@@ -4299,7 +5271,7 @@
           <w:i w:val="0"/>
           <w:sz w:val="21"/>
         </w:rPr>
-        <w:t>A small box on the wall or under the counter. It runs your business, it holds your data, and it belongs to you the way a truck belongs to you.</w:t>
+        <w:t>Not a star rating for the whole restaurant. A rating for the dish, from the person who ate it, tied to a real check.</w:t>
       </w:r>
     </w:p>
     <w:p>
@@ -4313,7 +5285,7 @@
           <w:i w:val="0"/>
           <w:sz w:val="21"/>
         </w:rPr>
-        <w:t>Yours</w:t>
+        <w:t>Real</w:t>
       </w:r>
     </w:p>
     <w:p>
@@ -4327,7 +5299,7 @@
           <w:i w:val="0"/>
           <w:sz w:val="21"/>
         </w:rPr>
-        <w:t xml:space="preserve">Not a cloud account. Not a seat in someone's platform. A machine you bought, in your building, that keeps working if we disappear. </w:t>
+        <w:t xml:space="preserve">We know they were there, when they sat, what they ordered and what they paid, because the ticket says so. </w:t>
       </w:r>
       <w:r>
         <w:rPr>
@@ -4336,7 +5308,7 @@
           <w:i w:val="0"/>
           <w:sz w:val="21"/>
         </w:rPr>
-        <w:t>We can't read what's on it, because there's no way in from our side.</w:t>
+        <w:t>In an internet filling up with generated reviews, a receipt is the last thing that can't be faked.</w:t>
       </w:r>
     </w:p>
     <w:p>
@@ -4356,7 +5328,7 @@
           <w:color w:val="181B19"/>
           <w:sz w:val="32"/>
         </w:rPr>
-        <w:t>Four things that are true and almost nobody can say</w:t>
+        <w:t>What a guest sees</w:t>
       </w:r>
     </w:p>
     <w:p>
@@ -4366,25 +5338,29 @@
       <w:r>
         <w:rPr>
           <w:rFonts w:ascii="Source Serif 4" w:hAnsi="Source Serif 4" w:cs="Source Serif 4"/>
-          <w:b w:val="0"/>
-          <w:i w:val="0"/>
-          <w:sz w:val="21"/>
-        </w:rPr>
-        <w:t>We can't see your books</w:t>
-      </w:r>
-    </w:p>
-    <w:p>
-      <w:pPr>
-        <w:spacing w:after="140"/>
-      </w:pPr>
-      <w:r>
-        <w:rPr>
-          <w:rFonts w:ascii="Source Serif 4" w:hAnsi="Source Serif 4" w:cs="Source Serif 4"/>
-          <w:b w:val="0"/>
-          <w:i w:val="0"/>
-          <w:sz w:val="21"/>
-        </w:rPr>
-        <w:t xml:space="preserve">There's no remote access. Not "we promise not to look" </w:t>
+          <w:b/>
+          <w:i w:val="0"/>
+          <w:sz w:val="21"/>
+        </w:rPr>
+        <w:t>Big Chicken Alfredo</w:t>
+      </w:r>
+      <w:r>
+        <w:rPr>
+          <w:rFonts w:ascii="Source Serif 4" w:hAnsi="Source Serif 4" w:cs="Source Serif 4"/>
+          <w:b w:val="0"/>
+          <w:i w:val="0"/>
+          <w:sz w:val="21"/>
+        </w:rPr>
+        <w:t xml:space="preserve"> </w:t>
+      </w:r>
+      <w:r>
+        <w:rPr>
+          <w:rFonts w:ascii="Source Serif 4" w:hAnsi="Source Serif 4" w:cs="Source Serif 4"/>
+          <w:b w:val="0"/>
+          <w:i w:val="0"/>
+          <w:sz w:val="21"/>
+        </w:rPr>
+        <w:t xml:space="preserve"> </w:t>
       </w:r>
       <w:r>
         <w:rPr>
@@ -4402,7 +5378,52 @@
           <w:i w:val="0"/>
           <w:sz w:val="21"/>
         </w:rPr>
-        <w:t xml:space="preserve"> there's no door. It isn't built.</w:t>
+        <w:t xml:space="preserve"> </w:t>
+      </w:r>
+      <w:r>
+        <w:rPr>
+          <w:rFonts w:ascii="Source Serif 4" w:hAnsi="Source Serif 4" w:cs="Source Serif 4"/>
+          <w:b w:val="0"/>
+          <w:i w:val="0"/>
+          <w:sz w:val="21"/>
+        </w:rPr>
+        <w:t xml:space="preserve"> 4.8 </w:t>
+      </w:r>
+      <w:r>
+        <w:rPr>
+          <w:rFonts w:ascii="Source Serif 4" w:hAnsi="Source Serif 4" w:cs="Source Serif 4"/>
+          <w:b w:val="0"/>
+          <w:i w:val="0"/>
+          <w:sz w:val="21"/>
+        </w:rPr>
+        <w:t xml:space="preserve"> </w:t>
+      </w:r>
+      <w:r>
+        <w:rPr>
+          <w:rFonts w:ascii="Source Serif 4" w:hAnsi="Source Serif 4" w:cs="Source Serif 4"/>
+          <w:b w:val="0"/>
+          <w:i w:val="0"/>
+          <w:sz w:val="21"/>
+        </w:rPr>
+        <w:t>·</w:t>
+      </w:r>
+      <w:r>
+        <w:rPr>
+          <w:rFonts w:ascii="Source Serif 4" w:hAnsi="Source Serif 4" w:cs="Source Serif 4"/>
+          <w:b w:val="0"/>
+          <w:i w:val="0"/>
+          <w:sz w:val="21"/>
+        </w:rPr>
+        <w:t xml:space="preserve"> </w:t>
+      </w:r>
+      <w:r>
+        <w:rPr>
+          <w:rFonts w:ascii="Source Serif 4" w:hAnsi="Source Serif 4" w:cs="Source Serif 4"/>
+          <w:b w:val="0"/>
+          <w:i w:val="0"/>
+          <w:sz w:val="21"/>
+        </w:rPr>
+        <w:t xml:space="preserve"> 61 verified orders</w:t>
       </w:r>
     </w:p>
     <w:p>
@@ -4412,25 +5433,92 @@
       <w:r>
         <w:rPr>
           <w:rFonts w:ascii="Source Serif 4" w:hAnsi="Source Serif 4" w:cs="Source Serif 4"/>
-          <w:b w:val="0"/>
-          <w:i w:val="0"/>
-          <w:sz w:val="21"/>
-        </w:rPr>
-        <w:t>It can't be broken by an update</w:t>
-      </w:r>
-    </w:p>
-    <w:p>
-      <w:pPr>
-        <w:spacing w:after="140"/>
-      </w:pPr>
-      <w:r>
-        <w:rPr>
-          <w:rFonts w:ascii="Source Serif 4" w:hAnsi="Source Serif 4" w:cs="Source Serif 4"/>
-          <w:b w:val="0"/>
-          <w:i w:val="0"/>
-          <w:sz w:val="21"/>
-        </w:rPr>
-        <w:t>If an update doesn't come up right, the box puts itself back the way it was. You never find out.</w:t>
+          <w:b/>
+          <w:i w:val="0"/>
+          <w:sz w:val="21"/>
+        </w:rPr>
+        <w:t>Shrimp Scampi</w:t>
+      </w:r>
+      <w:r>
+        <w:rPr>
+          <w:rFonts w:ascii="Source Serif 4" w:hAnsi="Source Serif 4" w:cs="Source Serif 4"/>
+          <w:b w:val="0"/>
+          <w:i w:val="0"/>
+          <w:sz w:val="21"/>
+        </w:rPr>
+        <w:t xml:space="preserve"> </w:t>
+      </w:r>
+      <w:r>
+        <w:rPr>
+          <w:rFonts w:ascii="Source Serif 4" w:hAnsi="Source Serif 4" w:cs="Source Serif 4"/>
+          <w:b w:val="0"/>
+          <w:i w:val="0"/>
+          <w:sz w:val="21"/>
+        </w:rPr>
+        <w:t xml:space="preserve"> </w:t>
+      </w:r>
+      <w:r>
+        <w:rPr>
+          <w:rFonts w:ascii="Source Serif 4" w:hAnsi="Source Serif 4" w:cs="Source Serif 4"/>
+          <w:b w:val="0"/>
+          <w:i w:val="0"/>
+          <w:sz w:val="21"/>
+        </w:rPr>
+        <w:t>—</w:t>
+      </w:r>
+      <w:r>
+        <w:rPr>
+          <w:rFonts w:ascii="Source Serif 4" w:hAnsi="Source Serif 4" w:cs="Source Serif 4"/>
+          <w:b w:val="0"/>
+          <w:i w:val="0"/>
+          <w:sz w:val="21"/>
+        </w:rPr>
+        <w:t xml:space="preserve"> </w:t>
+      </w:r>
+      <w:r>
+        <w:rPr>
+          <w:rFonts w:ascii="Source Serif 4" w:hAnsi="Source Serif 4" w:cs="Source Serif 4"/>
+          <w:b w:val="0"/>
+          <w:i w:val="0"/>
+          <w:sz w:val="21"/>
+        </w:rPr>
+        <w:t xml:space="preserve"> 4.9 </w:t>
+      </w:r>
+      <w:r>
+        <w:rPr>
+          <w:rFonts w:ascii="Source Serif 4" w:hAnsi="Source Serif 4" w:cs="Source Serif 4"/>
+          <w:b w:val="0"/>
+          <w:i w:val="0"/>
+          <w:sz w:val="21"/>
+        </w:rPr>
+        <w:t xml:space="preserve"> </w:t>
+      </w:r>
+      <w:r>
+        <w:rPr>
+          <w:rFonts w:ascii="Source Serif 4" w:hAnsi="Source Serif 4" w:cs="Source Serif 4"/>
+          <w:b w:val="0"/>
+          <w:i w:val="0"/>
+          <w:sz w:val="21"/>
+        </w:rPr>
+        <w:t>·</w:t>
+      </w:r>
+      <w:r>
+        <w:rPr>
+          <w:rFonts w:ascii="Source Serif 4" w:hAnsi="Source Serif 4" w:cs="Source Serif 4"/>
+          <w:b w:val="0"/>
+          <w:i w:val="0"/>
+          <w:sz w:val="21"/>
+        </w:rPr>
+        <w:t xml:space="preserve"> </w:t>
+      </w:r>
+      <w:r>
+        <w:rPr>
+          <w:rFonts w:ascii="Source Serif 4" w:hAnsi="Source Serif 4" w:cs="Source Serif 4"/>
+          <w:b w:val="0"/>
+          <w:i w:val="0"/>
+          <w:sz w:val="21"/>
+        </w:rPr>
+        <w:t xml:space="preserve"> 44 verified orders</w:t>
       </w:r>
     </w:p>
     <w:p>
@@ -4440,25 +5528,92 @@
       <w:r>
         <w:rPr>
           <w:rFonts w:ascii="Source Serif 4" w:hAnsi="Source Serif 4" w:cs="Source Serif 4"/>
-          <w:b w:val="0"/>
-          <w:i w:val="0"/>
-          <w:sz w:val="21"/>
-        </w:rPr>
-        <w:t>Stop paying, keep working</w:t>
-      </w:r>
-    </w:p>
-    <w:p>
-      <w:pPr>
-        <w:spacing w:after="140"/>
-      </w:pPr>
-      <w:r>
-        <w:rPr>
-          <w:rFonts w:ascii="Source Serif 4" w:hAnsi="Source Serif 4" w:cs="Source Serif 4"/>
-          <w:b w:val="0"/>
-          <w:i w:val="0"/>
-          <w:sz w:val="21"/>
-        </w:rPr>
-        <w:t>It runs forever, frozen where it is, still patched for security. You just stop getting new things.</w:t>
+          <w:b/>
+          <w:i w:val="0"/>
+          <w:sz w:val="21"/>
+        </w:rPr>
+        <w:t>Calamari</w:t>
+      </w:r>
+      <w:r>
+        <w:rPr>
+          <w:rFonts w:ascii="Source Serif 4" w:hAnsi="Source Serif 4" w:cs="Source Serif 4"/>
+          <w:b w:val="0"/>
+          <w:i w:val="0"/>
+          <w:sz w:val="21"/>
+        </w:rPr>
+        <w:t xml:space="preserve"> </w:t>
+      </w:r>
+      <w:r>
+        <w:rPr>
+          <w:rFonts w:ascii="Source Serif 4" w:hAnsi="Source Serif 4" w:cs="Source Serif 4"/>
+          <w:b w:val="0"/>
+          <w:i w:val="0"/>
+          <w:sz w:val="21"/>
+        </w:rPr>
+        <w:t xml:space="preserve"> </w:t>
+      </w:r>
+      <w:r>
+        <w:rPr>
+          <w:rFonts w:ascii="Source Serif 4" w:hAnsi="Source Serif 4" w:cs="Source Serif 4"/>
+          <w:b w:val="0"/>
+          <w:i w:val="0"/>
+          <w:sz w:val="21"/>
+        </w:rPr>
+        <w:t>—</w:t>
+      </w:r>
+      <w:r>
+        <w:rPr>
+          <w:rFonts w:ascii="Source Serif 4" w:hAnsi="Source Serif 4" w:cs="Source Serif 4"/>
+          <w:b w:val="0"/>
+          <w:i w:val="0"/>
+          <w:sz w:val="21"/>
+        </w:rPr>
+        <w:t xml:space="preserve"> </w:t>
+      </w:r>
+      <w:r>
+        <w:rPr>
+          <w:rFonts w:ascii="Source Serif 4" w:hAnsi="Source Serif 4" w:cs="Source Serif 4"/>
+          <w:b w:val="0"/>
+          <w:i w:val="0"/>
+          <w:sz w:val="21"/>
+        </w:rPr>
+        <w:t xml:space="preserve"> 4.4 </w:t>
+      </w:r>
+      <w:r>
+        <w:rPr>
+          <w:rFonts w:ascii="Source Serif 4" w:hAnsi="Source Serif 4" w:cs="Source Serif 4"/>
+          <w:b w:val="0"/>
+          <w:i w:val="0"/>
+          <w:sz w:val="21"/>
+        </w:rPr>
+        <w:t xml:space="preserve"> </w:t>
+      </w:r>
+      <w:r>
+        <w:rPr>
+          <w:rFonts w:ascii="Source Serif 4" w:hAnsi="Source Serif 4" w:cs="Source Serif 4"/>
+          <w:b w:val="0"/>
+          <w:i w:val="0"/>
+          <w:sz w:val="21"/>
+        </w:rPr>
+        <w:t>·</w:t>
+      </w:r>
+      <w:r>
+        <w:rPr>
+          <w:rFonts w:ascii="Source Serif 4" w:hAnsi="Source Serif 4" w:cs="Source Serif 4"/>
+          <w:b w:val="0"/>
+          <w:i w:val="0"/>
+          <w:sz w:val="21"/>
+        </w:rPr>
+        <w:t xml:space="preserve"> </w:t>
+      </w:r>
+      <w:r>
+        <w:rPr>
+          <w:rFonts w:ascii="Source Serif 4" w:hAnsi="Source Serif 4" w:cs="Source Serif 4"/>
+          <w:b w:val="0"/>
+          <w:i w:val="0"/>
+          <w:sz w:val="21"/>
+        </w:rPr>
+        <w:t xml:space="preserve"> 88 verified orders</w:t>
       </w:r>
     </w:p>
     <w:p>
@@ -4468,25 +5623,92 @@
       <w:r>
         <w:rPr>
           <w:rFonts w:ascii="Source Serif 4" w:hAnsi="Source Serif 4" w:cs="Source Serif 4"/>
-          <w:b w:val="0"/>
-          <w:i w:val="0"/>
-          <w:sz w:val="21"/>
-        </w:rPr>
-        <w:t>Wipe it if you want</w:t>
-      </w:r>
-    </w:p>
-    <w:p>
-      <w:pPr>
-        <w:spacing w:after="140"/>
-      </w:pPr>
-      <w:r>
-        <w:rPr>
-          <w:rFonts w:ascii="Source Serif 4" w:hAnsi="Source Serif 4" w:cs="Source Serif 4"/>
-          <w:b w:val="0"/>
-          <w:i w:val="0"/>
-          <w:sz w:val="21"/>
-        </w:rPr>
-        <w:t>It's a Linux computer. Put anything you like on it. It's your hardware.</w:t>
+          <w:b/>
+          <w:i w:val="0"/>
+          <w:sz w:val="21"/>
+        </w:rPr>
+        <w:t>Bushwhacker</w:t>
+      </w:r>
+      <w:r>
+        <w:rPr>
+          <w:rFonts w:ascii="Source Serif 4" w:hAnsi="Source Serif 4" w:cs="Source Serif 4"/>
+          <w:b w:val="0"/>
+          <w:i w:val="0"/>
+          <w:sz w:val="21"/>
+        </w:rPr>
+        <w:t xml:space="preserve"> </w:t>
+      </w:r>
+      <w:r>
+        <w:rPr>
+          <w:rFonts w:ascii="Source Serif 4" w:hAnsi="Source Serif 4" w:cs="Source Serif 4"/>
+          <w:b w:val="0"/>
+          <w:i w:val="0"/>
+          <w:sz w:val="21"/>
+        </w:rPr>
+        <w:t xml:space="preserve"> </w:t>
+      </w:r>
+      <w:r>
+        <w:rPr>
+          <w:rFonts w:ascii="Source Serif 4" w:hAnsi="Source Serif 4" w:cs="Source Serif 4"/>
+          <w:b w:val="0"/>
+          <w:i w:val="0"/>
+          <w:sz w:val="21"/>
+        </w:rPr>
+        <w:t>—</w:t>
+      </w:r>
+      <w:r>
+        <w:rPr>
+          <w:rFonts w:ascii="Source Serif 4" w:hAnsi="Source Serif 4" w:cs="Source Serif 4"/>
+          <w:b w:val="0"/>
+          <w:i w:val="0"/>
+          <w:sz w:val="21"/>
+        </w:rPr>
+        <w:t xml:space="preserve"> </w:t>
+      </w:r>
+      <w:r>
+        <w:rPr>
+          <w:rFonts w:ascii="Source Serif 4" w:hAnsi="Source Serif 4" w:cs="Source Serif 4"/>
+          <w:b w:val="0"/>
+          <w:i w:val="0"/>
+          <w:sz w:val="21"/>
+        </w:rPr>
+        <w:t xml:space="preserve"> 5.0 </w:t>
+      </w:r>
+      <w:r>
+        <w:rPr>
+          <w:rFonts w:ascii="Source Serif 4" w:hAnsi="Source Serif 4" w:cs="Source Serif 4"/>
+          <w:b w:val="0"/>
+          <w:i w:val="0"/>
+          <w:sz w:val="21"/>
+        </w:rPr>
+        <w:t xml:space="preserve"> </w:t>
+      </w:r>
+      <w:r>
+        <w:rPr>
+          <w:rFonts w:ascii="Source Serif 4" w:hAnsi="Source Serif 4" w:cs="Source Serif 4"/>
+          <w:b w:val="0"/>
+          <w:i w:val="0"/>
+          <w:sz w:val="21"/>
+        </w:rPr>
+        <w:t>·</w:t>
+      </w:r>
+      <w:r>
+        <w:rPr>
+          <w:rFonts w:ascii="Source Serif 4" w:hAnsi="Source Serif 4" w:cs="Source Serif 4"/>
+          <w:b w:val="0"/>
+          <w:i w:val="0"/>
+          <w:sz w:val="21"/>
+        </w:rPr>
+        <w:t xml:space="preserve"> </w:t>
+      </w:r>
+      <w:r>
+        <w:rPr>
+          <w:rFonts w:ascii="Source Serif 4" w:hAnsi="Source Serif 4" w:cs="Source Serif 4"/>
+          <w:b w:val="0"/>
+          <w:i w:val="0"/>
+          <w:sz w:val="21"/>
+        </w:rPr>
+        <w:t xml:space="preserve"> 210 verified orders</w:t>
       </w:r>
     </w:p>
     <w:p>
@@ -4506,7 +5728,7 @@
           <w:color w:val="181B19"/>
           <w:sz w:val="32"/>
         </w:rPr>
-        <w:t>What you see</w:t>
+        <w:t>Why it beats your star rating</w:t>
       </w:r>
     </w:p>
     <w:p>
@@ -4520,7 +5742,7 @@
           <w:i w:val="0"/>
           <w:sz w:val="21"/>
         </w:rPr>
-        <w:t xml:space="preserve">A screen that looks like a smart TV, because you already know how to read one. Big tiles, a remote, no menus to hunt through. </w:t>
+        <w:t xml:space="preserve">A 4.3 tells a tourist nothing. </w:t>
       </w:r>
       <w:r>
         <w:rPr>
@@ -4529,16 +5751,16 @@
           <w:i w:val="0"/>
           <w:sz w:val="21"/>
         </w:rPr>
-        <w:t>No terminal, no file manager, nothing that looks like a computer</w:t>
-      </w:r>
-      <w:r>
-        <w:rPr>
-          <w:rFonts w:ascii="Source Serif 4" w:hAnsi="Source Serif 4" w:cs="Source Serif 4"/>
-          <w:b w:val="0"/>
-          <w:i w:val="0"/>
-          <w:sz w:val="21"/>
-        </w:rPr>
-        <w:t xml:space="preserve"> unless you go looking for it.</w:t>
+        <w:t>"The bushwhacker is a 5.0 across two hundred and ten people who actually bought one"</w:t>
+      </w:r>
+      <w:r>
+        <w:rPr>
+          <w:rFonts w:ascii="Source Serif 4" w:hAnsi="Source Serif 4" w:cs="Source Serif 4"/>
+          <w:b w:val="0"/>
+          <w:i w:val="0"/>
+          <w:sz w:val="21"/>
+        </w:rPr>
+        <w:t xml:space="preserve"> tells them where to go tonight.</w:t>
       </w:r>
     </w:p>
     <w:p>
@@ -4552,25 +5774,25 @@
           <w:i w:val="0"/>
           <w:sz w:val="21"/>
         </w:rPr>
-        <w:t xml:space="preserve">On it, first thing in the morning: </w:t>
-      </w:r>
-      <w:r>
-        <w:rPr>
-          <w:rFonts w:ascii="Source Serif 4" w:hAnsi="Source Serif 4" w:cs="Source Serif 4"/>
-          <w:b/>
-          <w:i w:val="0"/>
-          <w:sz w:val="21"/>
-        </w:rPr>
-        <w:t>three things that need your OK.</w:t>
-      </w:r>
-      <w:r>
-        <w:rPr>
-          <w:rFonts w:ascii="Source Serif 4" w:hAnsi="Source Serif 4" w:cs="Source Serif 4"/>
-          <w:b w:val="0"/>
-          <w:i w:val="0"/>
-          <w:sz w:val="21"/>
-        </w:rPr>
-        <w:t xml:space="preserve"> Reply to Maria about the Thursday quote. Invoice 1184, $2,400, ready to send. Reorder twelve units, $890, usual supplier. You approve them with coffee in your hand.</w:t>
+        <w:t xml:space="preserve">And it tells you something no review site ever has: the calamari is dragging. Not the restaurant </w:t>
+      </w:r>
+      <w:r>
+        <w:rPr>
+          <w:rFonts w:ascii="Source Serif 4" w:hAnsi="Source Serif 4" w:cs="Source Serif 4"/>
+          <w:b w:val="0"/>
+          <w:i w:val="0"/>
+          <w:sz w:val="21"/>
+        </w:rPr>
+        <w:t>—</w:t>
+      </w:r>
+      <w:r>
+        <w:rPr>
+          <w:rFonts w:ascii="Source Serif 4" w:hAnsi="Source Serif 4" w:cs="Source Serif 4"/>
+          <w:b w:val="0"/>
+          <w:i w:val="0"/>
+          <w:sz w:val="21"/>
+        </w:rPr>
+        <w:t xml:space="preserve"> the calamari. You can fix a dish. You can't fix a 4.3.</w:t>
       </w:r>
     </w:p>
     <w:p>
@@ -4584,25 +5806,7 @@
           <w:i w:val="0"/>
           <w:sz w:val="21"/>
         </w:rPr>
-        <w:t xml:space="preserve">Every AI company is racing to get inside your business so your data becomes theirs. This is the opposite. The brain sits on your counter, the data stays in the building, and any AI you like plugs into it </w:t>
-      </w:r>
-      <w:r>
-        <w:rPr>
-          <w:rFonts w:ascii="Source Serif 4" w:hAnsi="Source Serif 4" w:cs="Source Serif 4"/>
-          <w:b w:val="0"/>
-          <w:i w:val="0"/>
-          <w:sz w:val="21"/>
-        </w:rPr>
-        <w:t>—</w:t>
-      </w:r>
-      <w:r>
-        <w:rPr>
-          <w:rFonts w:ascii="Source Serif 4" w:hAnsi="Source Serif 4" w:cs="Source Serif 4"/>
-          <w:b w:val="0"/>
-          <w:i w:val="0"/>
-          <w:sz w:val="21"/>
-        </w:rPr>
-        <w:t xml:space="preserve"> ours, theirs, or the free one.</w:t>
+        <w:t>To leave a review you had to be in the building, at a table, with a closed check. Nobody can astroturf that, and nobody else has it.</w:t>
       </w:r>
     </w:p>
     <w:p>
@@ -4616,7 +5820,7 @@
           <w:i w:val="0"/>
           <w:sz w:val="21"/>
         </w:rPr>
-        <w:t>$2,495</w:t>
+        <w:t>Included</w:t>
       </w:r>
     </w:p>
     <w:p>
@@ -4630,25 +5834,7 @@
           <w:i w:val="0"/>
           <w:sz w:val="21"/>
         </w:rPr>
-        <w:t xml:space="preserve">once </w:t>
-      </w:r>
-      <w:r>
-        <w:rPr>
-          <w:rFonts w:ascii="Source Serif 4" w:hAnsi="Source Serif 4" w:cs="Source Serif 4"/>
-          <w:b w:val="0"/>
-          <w:i w:val="0"/>
-          <w:sz w:val="21"/>
-        </w:rPr>
-        <w:t>·</w:t>
-      </w:r>
-      <w:r>
-        <w:rPr>
-          <w:rFonts w:ascii="Source Serif 4" w:hAnsi="Source Serif 4" w:cs="Source Serif 4"/>
-          <w:b w:val="0"/>
-          <w:i w:val="0"/>
-          <w:sz w:val="21"/>
-        </w:rPr>
-        <w:t xml:space="preserve"> then $299/mo</w:t>
+        <w:t>in the monthly</w:t>
       </w:r>
     </w:p>
     <w:p>
@@ -4662,7 +5848,7 @@
           <w:i w:val="0"/>
           <w:sz w:val="21"/>
         </w:rPr>
-        <w:t>Or don't buy the box at all.</w:t>
+        <w:t>Pick your worst-selling good dish.</w:t>
       </w:r>
     </w:p>
     <w:p>
@@ -4676,7 +5862,7 @@
           <w:i w:val="0"/>
           <w:sz w:val="21"/>
         </w:rPr>
-        <w:t>It runs on a computer you already own for the same monthly. The box is the easy way, not the only way.</w:t>
+        <w:t>That's the one to watch. When it starts showing verified fives, it stops being a secret.</w:t>
       </w:r>
     </w:p>
     <w:p>
@@ -4695,7 +5881,7 @@
           <w:color w:val="A4601A"/>
           <w:sz w:val="16"/>
         </w:rPr>
-        <w:t>THE PLATFORM · WHAT YOU'RE REALLY BUYING</w:t>
+        <w:t>EVERY BUSINESS</w:t>
       </w:r>
     </w:p>
     <w:p>
@@ -4709,7 +5895,7 @@
           <w:color w:val="181B19"/>
           <w:sz w:val="52"/>
         </w:rPr>
-        <w:t>It Grows</w:t>
+        <w:t>The Reply Desk</w:t>
       </w:r>
     </w:p>
     <w:p>
@@ -4723,7 +5909,7 @@
           <w:i w:val="0"/>
           <w:sz w:val="21"/>
         </w:rPr>
-        <w:t xml:space="preserve">The platform </w:t>
+        <w:t xml:space="preserve">Every business </w:t>
       </w:r>
       <w:r>
         <w:rPr>
@@ -4741,7 +5927,7 @@
           <w:i w:val="0"/>
           <w:sz w:val="21"/>
         </w:rPr>
-        <w:t xml:space="preserve"> What you're really buying</w:t>
+        <w:t xml:space="preserve"> The hour you get back</w:t>
       </w:r>
     </w:p>
     <w:p>
@@ -4755,7 +5941,7 @@
           <w:i w:val="0"/>
           <w:sz w:val="21"/>
         </w:rPr>
-        <w:t>You're not buying a finished product that stops where it is today. You're buying the thing all of it plugs into.</w:t>
+        <w:t>Google, Facebook, the booking sites, your own page. All of them land in one place, and you reply by talking.</w:t>
       </w:r>
     </w:p>
     <w:p>
@@ -4769,7 +5955,7 @@
           <w:i w:val="0"/>
           <w:sz w:val="21"/>
         </w:rPr>
-        <w:t>One</w:t>
+        <w:t>0 logins</w:t>
       </w:r>
     </w:p>
     <w:p>
@@ -4783,7 +5969,7 @@
           <w:i w:val="0"/>
           <w:sz w:val="21"/>
         </w:rPr>
-        <w:t xml:space="preserve">One login, many apps. Add a booking app, a loyalty program, an inventory tool, a payroll connection </w:t>
+        <w:t xml:space="preserve">Most owners never reply to reviews. Not because they don't care </w:t>
       </w:r>
       <w:r>
         <w:rPr>
@@ -4801,7 +5987,7 @@
           <w:i w:val="0"/>
           <w:sz w:val="21"/>
         </w:rPr>
-        <w:t xml:space="preserve"> </w:t>
+        <w:t xml:space="preserve"> because it means four passwords and an hour they don't have. </w:t>
       </w:r>
       <w:r>
         <w:rPr>
@@ -4810,16 +5996,16 @@
           <w:i w:val="0"/>
           <w:sz w:val="21"/>
         </w:rPr>
-        <w:t>they all run on the same box, on the same account, on your own data</w:t>
-      </w:r>
-      <w:r>
-        <w:rPr>
-          <w:rFonts w:ascii="Source Serif 4" w:hAnsi="Source Serif 4" w:cs="Source Serif 4"/>
-          <w:b w:val="0"/>
-          <w:i w:val="0"/>
-          <w:sz w:val="21"/>
-        </w:rPr>
-        <w:t>, without you signing up for anything new.</w:t>
+        <w:t>Replied-to reviews measurably outperform ignored ones</w:t>
+      </w:r>
+      <w:r>
+        <w:rPr>
+          <w:rFonts w:ascii="Source Serif 4" w:hAnsi="Source Serif 4" w:cs="Source Serif 4"/>
+          <w:b w:val="0"/>
+          <w:i w:val="0"/>
+          <w:sz w:val="21"/>
+        </w:rPr>
+        <w:t>, and this is the only reason it doesn't happen.</w:t>
       </w:r>
     </w:p>
     <w:p>
@@ -4839,62 +6025,7 @@
           <w:color w:val="181B19"/>
           <w:sz w:val="32"/>
         </w:rPr>
-        <w:t>The app store</w:t>
-      </w:r>
-    </w:p>
-    <w:p>
-      <w:pPr>
-        <w:spacing w:after="140"/>
-      </w:pPr>
-      <w:r>
-        <w:rPr>
-          <w:rFonts w:ascii="Source Serif 4" w:hAnsi="Source Serif 4" w:cs="Source Serif 4"/>
-          <w:b w:val="0"/>
-          <w:i w:val="0"/>
-          <w:sz w:val="21"/>
-        </w:rPr>
-        <w:t xml:space="preserve">Anything that runs on your box arrives from one catalog, the way apps arrive on a phone. Search, install, done. </w:t>
-      </w:r>
-      <w:r>
-        <w:rPr>
-          <w:rFonts w:ascii="Source Serif 4" w:hAnsi="Source Serif 4" w:cs="Source Serif 4"/>
-          <w:b/>
-          <w:i w:val="0"/>
-          <w:sz w:val="21"/>
-        </w:rPr>
-        <w:t>You'll never see a GitHub page or type a command.</w:t>
-      </w:r>
-    </w:p>
-    <w:p>
-      <w:pPr>
-        <w:spacing w:after="140"/>
-      </w:pPr>
-      <w:r>
-        <w:rPr>
-          <w:rFonts w:ascii="Source Serif 4" w:hAnsi="Source Serif 4" w:cs="Source Serif 4"/>
-          <w:b w:val="0"/>
-          <w:i w:val="0"/>
-          <w:sz w:val="21"/>
-        </w:rPr>
-        <w:t xml:space="preserve">Everything in it is checked before it's listed: scanned, signed, and tested against your exact machine. And every app is boxed in </w:t>
-      </w:r>
-      <w:r>
-        <w:rPr>
-          <w:rFonts w:ascii="Source Serif 4" w:hAnsi="Source Serif 4" w:cs="Source Serif 4"/>
-          <w:b w:val="0"/>
-          <w:i w:val="0"/>
-          <w:sz w:val="21"/>
-        </w:rPr>
-        <w:t>—</w:t>
-      </w:r>
-      <w:r>
-        <w:rPr>
-          <w:rFonts w:ascii="Source Serif 4" w:hAnsi="Source Serif 4" w:cs="Source Serif 4"/>
-          <w:b w:val="0"/>
-          <w:i w:val="0"/>
-          <w:sz w:val="21"/>
-        </w:rPr>
-        <w:t xml:space="preserve"> it gets the permissions you grant and nothing else, including ours.</w:t>
+        <w:t>What it's actually like</w:t>
       </w:r>
     </w:p>
     <w:p>
@@ -4908,21 +6039,34 @@
           <w:i w:val="0"/>
           <w:sz w:val="21"/>
         </w:rPr>
-        <w:t>Triggers</w:t>
-      </w:r>
-    </w:p>
-    <w:p>
-      <w:pPr>
-        <w:spacing w:after="140"/>
-      </w:pPr>
-      <w:r>
-        <w:rPr>
-          <w:rFonts w:ascii="Source Serif 4" w:hAnsi="Source Serif 4" w:cs="Source Serif 4"/>
-          <w:b w:val="0"/>
-          <w:i w:val="0"/>
-          <w:sz w:val="21"/>
-        </w:rPr>
-        <w:t>"When a five-star review comes in, post it." "When the last jet ski books, text me." You set the rule once.</w:t>
+        <w:t>IT READS</w:t>
+      </w:r>
+      <w:r>
+        <w:rPr>
+          <w:rFonts w:ascii="Source Serif 4" w:hAnsi="Source Serif 4" w:cs="Source Serif 4"/>
+          <w:b w:val="0"/>
+          <w:i w:val="0"/>
+          <w:sz w:val="21"/>
+        </w:rPr>
+        <w:t xml:space="preserve"> </w:t>
+      </w:r>
+      <w:r>
+        <w:rPr>
+          <w:rFonts w:ascii="Source Serif 4" w:hAnsi="Source Serif 4" w:cs="Source Serif 4"/>
+          <w:b w:val="0"/>
+          <w:i w:val="0"/>
+          <w:sz w:val="21"/>
+        </w:rPr>
+        <w:t xml:space="preserve"> </w:t>
+      </w:r>
+      <w:r>
+        <w:rPr>
+          <w:rFonts w:ascii="Source Serif 4" w:hAnsi="Source Serif 4" w:cs="Source Serif 4"/>
+          <w:b w:val="0"/>
+          <w:i w:val="0"/>
+          <w:sz w:val="21"/>
+        </w:rPr>
+        <w:t>"Three stars. Food was great, waited 40 minutes."</w:t>
       </w:r>
     </w:p>
     <w:p>
@@ -4936,39 +6080,34 @@
           <w:i w:val="0"/>
           <w:sz w:val="21"/>
         </w:rPr>
-        <w:t>Plug-ins</w:t>
-      </w:r>
-    </w:p>
-    <w:p>
-      <w:pPr>
-        <w:spacing w:after="140"/>
-      </w:pPr>
-      <w:r>
-        <w:rPr>
-          <w:rFonts w:ascii="Source Serif 4" w:hAnsi="Source Serif 4" w:cs="Source Serif 4"/>
-          <w:b w:val="0"/>
-          <w:i w:val="0"/>
-          <w:sz w:val="21"/>
-        </w:rPr>
-        <w:t xml:space="preserve">New platforms as you adopt them. A new POS doesn't mean a new system </w:t>
-      </w:r>
-      <w:r>
-        <w:rPr>
-          <w:rFonts w:ascii="Source Serif 4" w:hAnsi="Source Serif 4" w:cs="Source Serif 4"/>
-          <w:b w:val="0"/>
-          <w:i w:val="0"/>
-          <w:sz w:val="21"/>
-        </w:rPr>
-        <w:t>—</w:t>
-      </w:r>
-      <w:r>
-        <w:rPr>
-          <w:rFonts w:ascii="Source Serif 4" w:hAnsi="Source Serif 4" w:cs="Source Serif 4"/>
-          <w:b w:val="0"/>
-          <w:i w:val="0"/>
-          <w:sz w:val="21"/>
-        </w:rPr>
-        <w:t xml:space="preserve"> it means one more app.</w:t>
+        <w:t>YOU SAY</w:t>
+      </w:r>
+      <w:r>
+        <w:rPr>
+          <w:rFonts w:ascii="Source Serif 4" w:hAnsi="Source Serif 4" w:cs="Source Serif 4"/>
+          <w:b w:val="0"/>
+          <w:i w:val="0"/>
+          <w:sz w:val="21"/>
+        </w:rPr>
+        <w:t xml:space="preserve"> </w:t>
+      </w:r>
+      <w:r>
+        <w:rPr>
+          <w:rFonts w:ascii="Source Serif 4" w:hAnsi="Source Serif 4" w:cs="Source Serif 4"/>
+          <w:b w:val="0"/>
+          <w:i w:val="0"/>
+          <w:sz w:val="21"/>
+        </w:rPr>
+        <w:t xml:space="preserve"> </w:t>
+      </w:r>
+      <w:r>
+        <w:rPr>
+          <w:rFonts w:ascii="Source Serif 4" w:hAnsi="Source Serif 4" w:cs="Source Serif 4"/>
+          <w:b w:val="0"/>
+          <w:i w:val="0"/>
+          <w:sz w:val="21"/>
+        </w:rPr>
+        <w:t>"Tell her sorry about the wait, thank her for coming back."</w:t>
       </w:r>
     </w:p>
     <w:p>
@@ -4982,21 +6121,34 @@
           <w:i w:val="0"/>
           <w:sz w:val="21"/>
         </w:rPr>
-        <w:t>Your own models</w:t>
-      </w:r>
-    </w:p>
-    <w:p>
-      <w:pPr>
-        <w:spacing w:after="140"/>
-      </w:pPr>
-      <w:r>
-        <w:rPr>
-          <w:rFonts w:ascii="Source Serif 4" w:hAnsi="Source Serif 4" w:cs="Source Serif 4"/>
-          <w:b w:val="0"/>
-          <w:i w:val="0"/>
-          <w:sz w:val="21"/>
-        </w:rPr>
-        <w:t>Swap the AI underneath any time. Local and private, or your own ChatGPT key. Never locked to one.</w:t>
+        <w:t>IT DRAFTS</w:t>
+      </w:r>
+      <w:r>
+        <w:rPr>
+          <w:rFonts w:ascii="Source Serif 4" w:hAnsi="Source Serif 4" w:cs="Source Serif 4"/>
+          <w:b w:val="0"/>
+          <w:i w:val="0"/>
+          <w:sz w:val="21"/>
+        </w:rPr>
+        <w:t xml:space="preserve"> </w:t>
+      </w:r>
+      <w:r>
+        <w:rPr>
+          <w:rFonts w:ascii="Source Serif 4" w:hAnsi="Source Serif 4" w:cs="Source Serif 4"/>
+          <w:b w:val="0"/>
+          <w:i w:val="0"/>
+          <w:sz w:val="21"/>
+        </w:rPr>
+        <w:t xml:space="preserve"> </w:t>
+      </w:r>
+      <w:r>
+        <w:rPr>
+          <w:rFonts w:ascii="Source Serif 4" w:hAnsi="Source Serif 4" w:cs="Source Serif 4"/>
+          <w:b w:val="0"/>
+          <w:i w:val="0"/>
+          <w:sz w:val="21"/>
+        </w:rPr>
+        <w:t>a reply in your words, not corporate ones</w:t>
       </w:r>
     </w:p>
     <w:p>
@@ -5010,21 +6162,75 @@
           <w:i w:val="0"/>
           <w:sz w:val="21"/>
         </w:rPr>
-        <w:t>Outside developers</w:t>
-      </w:r>
-    </w:p>
-    <w:p>
-      <w:pPr>
-        <w:spacing w:after="140"/>
-      </w:pPr>
-      <w:r>
-        <w:rPr>
-          <w:rFonts w:ascii="Source Serif 4" w:hAnsi="Source Serif 4" w:cs="Source Serif 4"/>
-          <w:b w:val="0"/>
-          <w:i w:val="0"/>
-          <w:sz w:val="21"/>
-        </w:rPr>
-        <w:t>Anyone can build for it. They get paid; they never get your data.</w:t>
+        <w:t>YOU SAY</w:t>
+      </w:r>
+      <w:r>
+        <w:rPr>
+          <w:rFonts w:ascii="Source Serif 4" w:hAnsi="Source Serif 4" w:cs="Source Serif 4"/>
+          <w:b w:val="0"/>
+          <w:i w:val="0"/>
+          <w:sz w:val="21"/>
+        </w:rPr>
+        <w:t xml:space="preserve"> </w:t>
+      </w:r>
+      <w:r>
+        <w:rPr>
+          <w:rFonts w:ascii="Source Serif 4" w:hAnsi="Source Serif 4" w:cs="Source Serif 4"/>
+          <w:b w:val="0"/>
+          <w:i w:val="0"/>
+          <w:sz w:val="21"/>
+        </w:rPr>
+        <w:t xml:space="preserve"> </w:t>
+      </w:r>
+      <w:r>
+        <w:rPr>
+          <w:rFonts w:ascii="Source Serif 4" w:hAnsi="Source Serif 4" w:cs="Source Serif 4"/>
+          <w:b w:val="0"/>
+          <w:i w:val="0"/>
+          <w:sz w:val="21"/>
+        </w:rPr>
+        <w:t>"Send it."</w:t>
+      </w:r>
+    </w:p>
+    <w:p>
+      <w:pPr>
+        <w:spacing w:after="120"/>
+      </w:pPr>
+      <w:r>
+        <w:rPr>
+          <w:rFonts w:ascii="Source Serif 4" w:hAnsi="Source Serif 4" w:cs="Source Serif 4"/>
+          <w:b w:val="0"/>
+          <w:i w:val="0"/>
+          <w:sz w:val="21"/>
+        </w:rPr>
+        <w:t>IT POSTS</w:t>
+      </w:r>
+      <w:r>
+        <w:rPr>
+          <w:rFonts w:ascii="Source Serif 4" w:hAnsi="Source Serif 4" w:cs="Source Serif 4"/>
+          <w:b w:val="0"/>
+          <w:i w:val="0"/>
+          <w:sz w:val="21"/>
+        </w:rPr>
+        <w:t xml:space="preserve"> </w:t>
+      </w:r>
+      <w:r>
+        <w:rPr>
+          <w:rFonts w:ascii="Source Serif 4" w:hAnsi="Source Serif 4" w:cs="Source Serif 4"/>
+          <w:b w:val="0"/>
+          <w:i w:val="0"/>
+          <w:sz w:val="21"/>
+        </w:rPr>
+        <w:t xml:space="preserve"> </w:t>
+      </w:r>
+      <w:r>
+        <w:rPr>
+          <w:rFonts w:ascii="Source Serif 4" w:hAnsi="Source Serif 4" w:cs="Source Serif 4"/>
+          <w:b w:val="0"/>
+          <w:i w:val="0"/>
+          <w:sz w:val="21"/>
+        </w:rPr>
+        <w:t>to wherever the review came from</w:t>
       </w:r>
     </w:p>
     <w:p>
@@ -5044,7 +6250,7 @@
           <w:color w:val="181B19"/>
           <w:sz w:val="32"/>
         </w:rPr>
-        <w:t>The part most owners don't think about until year two</w:t>
+        <w:t>And it learns how you talk</w:t>
       </w:r>
     </w:p>
     <w:p>
@@ -5058,6 +6264,2663 @@
           <w:i w:val="0"/>
           <w:sz w:val="21"/>
         </w:rPr>
+        <w:t xml:space="preserve">After thirty replies it knows you say "y'all," that you always invite them back, and that you never blame the kitchen. </w:t>
+      </w:r>
+      <w:r>
+        <w:rPr>
+          <w:rFonts w:ascii="Source Serif 4" w:hAnsi="Source Serif 4" w:cs="Source Serif 4"/>
+          <w:b/>
+          <w:i w:val="0"/>
+          <w:sz w:val="21"/>
+        </w:rPr>
+        <w:t>After a hundred, the drafts stop needing edits.</w:t>
+      </w:r>
+    </w:p>
+    <w:p>
+      <w:pPr>
+        <w:spacing w:after="140"/>
+      </w:pPr>
+      <w:r>
+        <w:rPr>
+          <w:rFonts w:ascii="Source Serif 4" w:hAnsi="Source Serif 4" w:cs="Source Serif 4"/>
+          <w:b w:val="0"/>
+          <w:i w:val="0"/>
+          <w:sz w:val="21"/>
+        </w:rPr>
+        <w:t>You keep approving every one. It never posts on its own, because a review reply is the most public thing your business says all week.</w:t>
+      </w:r>
+    </w:p>
+    <w:p>
+      <w:pPr>
+        <w:spacing w:after="120"/>
+      </w:pPr>
+      <w:r>
+        <w:rPr>
+          <w:rFonts w:ascii="Source Serif 4" w:hAnsi="Source Serif 4" w:cs="Source Serif 4"/>
+          <w:b w:val="0"/>
+          <w:i w:val="0"/>
+          <w:sz w:val="21"/>
+        </w:rPr>
+        <w:t>Nobody's replies sound like a small business owner, because nobody's replies are written by one. Yours will be, and it'll take four minutes a week.</w:t>
+      </w:r>
+    </w:p>
+    <w:p>
+      <w:pPr>
+        <w:spacing w:after="120"/>
+      </w:pPr>
+      <w:r>
+        <w:rPr>
+          <w:rFonts w:ascii="Source Serif 4" w:hAnsi="Source Serif 4" w:cs="Source Serif 4"/>
+          <w:b w:val="0"/>
+          <w:i w:val="0"/>
+          <w:sz w:val="21"/>
+        </w:rPr>
+        <w:t>Included</w:t>
+      </w:r>
+    </w:p>
+    <w:p>
+      <w:pPr>
+        <w:spacing w:after="120"/>
+      </w:pPr>
+      <w:r>
+        <w:rPr>
+          <w:rFonts w:ascii="Source Serif 4" w:hAnsi="Source Serif 4" w:cs="Source Serif 4"/>
+          <w:b w:val="0"/>
+          <w:i w:val="0"/>
+          <w:sz w:val="21"/>
+        </w:rPr>
+        <w:t>in the monthly</w:t>
+      </w:r>
+    </w:p>
+    <w:p>
+      <w:pPr>
+        <w:spacing w:after="120"/>
+      </w:pPr>
+      <w:r>
+        <w:rPr>
+          <w:rFonts w:ascii="Source Serif 4" w:hAnsi="Source Serif 4" w:cs="Source Serif 4"/>
+          <w:b w:val="0"/>
+          <w:i w:val="0"/>
+          <w:sz w:val="21"/>
+        </w:rPr>
+        <w:t>Pull up their worst recent review.</w:t>
+      </w:r>
+    </w:p>
+    <w:p>
+      <w:pPr>
+        <w:spacing w:after="140"/>
+      </w:pPr>
+      <w:r>
+        <w:rPr>
+          <w:rFonts w:ascii="Source Serif 4" w:hAnsi="Source Serif 4" w:cs="Source Serif 4"/>
+          <w:b w:val="0"/>
+          <w:i w:val="0"/>
+          <w:sz w:val="21"/>
+        </w:rPr>
+        <w:t xml:space="preserve">Ask what they'd want to say back. Then show them it posted </w:t>
+      </w:r>
+      <w:r>
+        <w:rPr>
+          <w:rFonts w:ascii="Source Serif 4" w:hAnsi="Source Serif 4" w:cs="Source Serif 4"/>
+          <w:b w:val="0"/>
+          <w:i w:val="0"/>
+          <w:sz w:val="21"/>
+        </w:rPr>
+        <w:t>—</w:t>
+      </w:r>
+      <w:r>
+        <w:rPr>
+          <w:rFonts w:ascii="Source Serif 4" w:hAnsi="Source Serif 4" w:cs="Source Serif 4"/>
+          <w:b w:val="0"/>
+          <w:i w:val="0"/>
+          <w:sz w:val="21"/>
+        </w:rPr>
+        <w:t xml:space="preserve"> while you're sitting there.</w:t>
+      </w:r>
+    </w:p>
+    <w:p>
+      <w:r>
+        <w:br w:type="page"/>
+      </w:r>
+    </w:p>
+    <w:p>
+      <w:pPr>
+        <w:spacing w:after="40"/>
+      </w:pPr>
+      <w:r>
+        <w:rPr>
+          <w:rFonts w:ascii="JetBrains Mono" w:hAnsi="JetBrains Mono"/>
+          <w:b/>
+          <w:color w:val="A4601A"/>
+          <w:sz w:val="16"/>
+        </w:rPr>
+        <w:t>EVERY BUSINESS</w:t>
+      </w:r>
+    </w:p>
+    <w:p>
+      <w:pPr>
+        <w:spacing w:after="120"/>
+      </w:pPr>
+      <w:r>
+        <w:rPr>
+          <w:rFonts w:ascii="Archivo" w:hAnsi="Archivo"/>
+          <w:b/>
+          <w:color w:val="181B19"/>
+          <w:sz w:val="52"/>
+        </w:rPr>
+        <w:t>Your Number</w:t>
+      </w:r>
+    </w:p>
+    <w:p>
+      <w:pPr>
+        <w:spacing w:after="120"/>
+      </w:pPr>
+      <w:r>
+        <w:rPr>
+          <w:rFonts w:ascii="Source Serif 4" w:hAnsi="Source Serif 4" w:cs="Source Serif 4"/>
+          <w:b w:val="0"/>
+          <w:i w:val="0"/>
+          <w:sz w:val="21"/>
+        </w:rPr>
+        <w:t xml:space="preserve">Every business </w:t>
+      </w:r>
+      <w:r>
+        <w:rPr>
+          <w:rFonts w:ascii="Source Serif 4" w:hAnsi="Source Serif 4" w:cs="Source Serif 4"/>
+          <w:b w:val="0"/>
+          <w:i w:val="0"/>
+          <w:sz w:val="21"/>
+        </w:rPr>
+        <w:t>·</w:t>
+      </w:r>
+      <w:r>
+        <w:rPr>
+          <w:rFonts w:ascii="Source Serif 4" w:hAnsi="Source Serif 4" w:cs="Source Serif 4"/>
+          <w:b w:val="0"/>
+          <w:i w:val="0"/>
+          <w:sz w:val="21"/>
+        </w:rPr>
+        <w:t xml:space="preserve"> Phone and text</w:t>
+      </w:r>
+    </w:p>
+    <w:p>
+      <w:pPr>
+        <w:spacing w:after="140"/>
+      </w:pPr>
+      <w:r>
+        <w:rPr>
+          <w:rFonts w:ascii="Source Serif 4" w:hAnsi="Source Serif 4" w:cs="Source Serif 4"/>
+          <w:b w:val="0"/>
+          <w:i w:val="0"/>
+          <w:sz w:val="21"/>
+        </w:rPr>
+        <w:t>Not a 1-800. Not a forwarding service with a strange area code. The number already on your truck, your sign and your cards.</w:t>
+      </w:r>
+    </w:p>
+    <w:p>
+      <w:pPr>
+        <w:spacing w:after="120"/>
+      </w:pPr>
+      <w:r>
+        <w:rPr>
+          <w:rFonts w:ascii="Source Serif 4" w:hAnsi="Source Serif 4" w:cs="Source Serif 4"/>
+          <w:b w:val="0"/>
+          <w:i w:val="0"/>
+          <w:sz w:val="21"/>
+        </w:rPr>
+        <w:t>$0</w:t>
+      </w:r>
+    </w:p>
+    <w:p>
+      <w:pPr>
+        <w:spacing w:after="140"/>
+      </w:pPr>
+      <w:r>
+        <w:rPr>
+          <w:rFonts w:ascii="Source Serif 4" w:hAnsi="Source Serif 4" w:cs="Source Serif 4"/>
+          <w:b w:val="0"/>
+          <w:i w:val="0"/>
+          <w:sz w:val="21"/>
+        </w:rPr>
+        <w:t xml:space="preserve">Per message. Your own SIM is in the phone on your counter, so texts go out on your real line at your carrier's rate. </w:t>
+      </w:r>
+      <w:r>
+        <w:rPr>
+          <w:rFonts w:ascii="Source Serif 4" w:hAnsi="Source Serif 4" w:cs="Source Serif 4"/>
+          <w:b/>
+          <w:i w:val="0"/>
+          <w:sz w:val="21"/>
+        </w:rPr>
+        <w:t>No middleman taking a cent a message to send a text from your own number.</w:t>
+      </w:r>
+    </w:p>
+    <w:p>
+      <w:pPr>
+        <w:pStyle w:val="Heading2"/>
+        <w:spacing w:before="280" w:after="80"/>
+        <w:keepNext w:val="1"/>
+        <w:pBdr>
+          <w:bottom w:val="single" w:sz="6" w:space="4" w:color="D7DAD3"/>
+        </w:pBdr>
+      </w:pPr>
+      <w:r>
+        <w:rPr>
+          <w:rFonts w:ascii="Archivo" w:hAnsi="Archivo" w:cs="Archivo"/>
+          <w:b/>
+          <w:i w:val="0"/>
+          <w:color w:val="181B19"/>
+          <w:sz w:val="32"/>
+        </w:rPr>
+        <w:t xml:space="preserve">Inbound </w:t>
+      </w:r>
+      <w:r>
+        <w:rPr>
+          <w:rFonts w:ascii="Archivo" w:hAnsi="Archivo" w:cs="Archivo"/>
+          <w:b/>
+          <w:i w:val="0"/>
+          <w:color w:val="181B19"/>
+          <w:sz w:val="32"/>
+        </w:rPr>
+        <w:t>—</w:t>
+      </w:r>
+      <w:r>
+        <w:rPr>
+          <w:rFonts w:ascii="Archivo" w:hAnsi="Archivo" w:cs="Archivo"/>
+          <w:b/>
+          <w:i w:val="0"/>
+          <w:color w:val="181B19"/>
+          <w:sz w:val="32"/>
+        </w:rPr>
+        <w:t xml:space="preserve"> it answers</w:t>
+      </w:r>
+    </w:p>
+    <w:p>
+      <w:pPr>
+        <w:spacing w:after="120"/>
+      </w:pPr>
+      <w:r>
+        <w:rPr>
+          <w:rFonts w:ascii="Source Serif 4" w:hAnsi="Source Serif 4" w:cs="Source Serif 4"/>
+          <w:b w:val="0"/>
+          <w:i w:val="0"/>
+          <w:sz w:val="21"/>
+        </w:rPr>
+        <w:t>"Y'all open Sunday?"</w:t>
+      </w:r>
+    </w:p>
+    <w:p>
+      <w:pPr>
+        <w:spacing w:after="140"/>
+      </w:pPr>
+      <w:r>
+        <w:rPr>
+          <w:rFonts w:ascii="Source Serif 4" w:hAnsi="Source Serif 4" w:cs="Source Serif 4"/>
+          <w:b w:val="0"/>
+          <w:i w:val="0"/>
+          <w:sz w:val="21"/>
+        </w:rPr>
+        <w:t>Answered in seconds, with hours it verified this morning.</w:t>
+      </w:r>
+    </w:p>
+    <w:p>
+      <w:pPr>
+        <w:spacing w:after="120"/>
+      </w:pPr>
+      <w:r>
+        <w:rPr>
+          <w:rFonts w:ascii="Source Serif 4" w:hAnsi="Source Serif 4" w:cs="Source Serif 4"/>
+          <w:b w:val="0"/>
+          <w:i w:val="0"/>
+          <w:sz w:val="21"/>
+        </w:rPr>
+        <w:t>"Any boats at 2?"</w:t>
+      </w:r>
+    </w:p>
+    <w:p>
+      <w:pPr>
+        <w:spacing w:after="140"/>
+      </w:pPr>
+      <w:r>
+        <w:rPr>
+          <w:rFonts w:ascii="Source Serif 4" w:hAnsi="Source Serif 4" w:cs="Source Serif 4"/>
+          <w:b w:val="0"/>
+          <w:i w:val="0"/>
+          <w:sz w:val="21"/>
+        </w:rPr>
+        <w:t>From live availability across every platform, not just one.</w:t>
+      </w:r>
+    </w:p>
+    <w:p>
+      <w:pPr>
+        <w:spacing w:after="120"/>
+      </w:pPr>
+      <w:r>
+        <w:rPr>
+          <w:rFonts w:ascii="Source Serif 4" w:hAnsi="Source Serif 4" w:cs="Source Serif 4"/>
+          <w:b w:val="0"/>
+          <w:i w:val="0"/>
+          <w:sz w:val="21"/>
+        </w:rPr>
+        <w:t>"Got gluten free?"</w:t>
+      </w:r>
+    </w:p>
+    <w:p>
+      <w:pPr>
+        <w:spacing w:after="140"/>
+      </w:pPr>
+      <w:r>
+        <w:rPr>
+          <w:rFonts w:ascii="Source Serif 4" w:hAnsi="Source Serif 4" w:cs="Source Serif 4"/>
+          <w:b w:val="0"/>
+          <w:i w:val="0"/>
+          <w:sz w:val="21"/>
+        </w:rPr>
+        <w:t xml:space="preserve">Off the real menu </w:t>
+      </w:r>
+      <w:r>
+        <w:rPr>
+          <w:rFonts w:ascii="Source Serif 4" w:hAnsi="Source Serif 4" w:cs="Source Serif 4"/>
+          <w:b w:val="0"/>
+          <w:i w:val="0"/>
+          <w:sz w:val="21"/>
+        </w:rPr>
+        <w:t>—</w:t>
+      </w:r>
+      <w:r>
+        <w:rPr>
+          <w:rFonts w:ascii="Source Serif 4" w:hAnsi="Source Serif 4" w:cs="Source Serif 4"/>
+          <w:b w:val="0"/>
+          <w:i w:val="0"/>
+          <w:sz w:val="21"/>
+        </w:rPr>
+        <w:t xml:space="preserve"> the one you changed at lunch.</w:t>
+      </w:r>
+    </w:p>
+    <w:p>
+      <w:pPr>
+        <w:pStyle w:val="Heading2"/>
+        <w:spacing w:before="280" w:after="80"/>
+        <w:keepNext w:val="1"/>
+        <w:pBdr>
+          <w:bottom w:val="single" w:sz="6" w:space="4" w:color="D7DAD3"/>
+        </w:pBdr>
+      </w:pPr>
+      <w:r>
+        <w:rPr>
+          <w:rFonts w:ascii="Archivo" w:hAnsi="Archivo" w:cs="Archivo"/>
+          <w:b/>
+          <w:i w:val="0"/>
+          <w:color w:val="181B19"/>
+          <w:sz w:val="32"/>
+        </w:rPr>
+        <w:t xml:space="preserve">Outbound </w:t>
+      </w:r>
+      <w:r>
+        <w:rPr>
+          <w:rFonts w:ascii="Archivo" w:hAnsi="Archivo" w:cs="Archivo"/>
+          <w:b/>
+          <w:i w:val="0"/>
+          <w:color w:val="181B19"/>
+          <w:sz w:val="32"/>
+        </w:rPr>
+        <w:t>—</w:t>
+      </w:r>
+      <w:r>
+        <w:rPr>
+          <w:rFonts w:ascii="Archivo" w:hAnsi="Archivo" w:cs="Archivo"/>
+          <w:b/>
+          <w:i w:val="0"/>
+          <w:color w:val="181B19"/>
+          <w:sz w:val="32"/>
+        </w:rPr>
+        <w:t xml:space="preserve"> your own list</w:t>
+      </w:r>
+    </w:p>
+    <w:p>
+      <w:pPr>
+        <w:spacing w:after="140"/>
+      </w:pPr>
+      <w:r>
+        <w:rPr>
+          <w:rFonts w:ascii="Source Serif 4" w:hAnsi="Source Serif 4" w:cs="Source Serif 4"/>
+          <w:b w:val="0"/>
+          <w:i w:val="0"/>
+          <w:sz w:val="21"/>
+        </w:rPr>
+        <w:t xml:space="preserve">Slow Tuesday, forty tables open. Text people who've actually been in: </w:t>
+      </w:r>
+      <w:r>
+        <w:rPr>
+          <w:rFonts w:ascii="Source Serif 4" w:hAnsi="Source Serif 4" w:cs="Source Serif 4"/>
+          <w:b/>
+          <w:i w:val="0"/>
+          <w:sz w:val="21"/>
+        </w:rPr>
+        <w:t>"Half off bushwhackers till 6."</w:t>
+      </w:r>
+      <w:r>
+        <w:rPr>
+          <w:rFonts w:ascii="Source Serif 4" w:hAnsi="Source Serif 4" w:cs="Source Serif 4"/>
+          <w:b w:val="0"/>
+          <w:i w:val="0"/>
+          <w:sz w:val="21"/>
+        </w:rPr>
+        <w:t xml:space="preserve"> From your number, so it lands like a text from a person instead of a marketing blast.</w:t>
+      </w:r>
+    </w:p>
+    <w:p>
+      <w:pPr>
+        <w:spacing w:after="140"/>
+      </w:pPr>
+      <w:r>
+        <w:rPr>
+          <w:rFonts w:ascii="Source Serif 4" w:hAnsi="Source Serif 4" w:cs="Source Serif 4"/>
+          <w:b w:val="0"/>
+          <w:i w:val="0"/>
+          <w:sz w:val="21"/>
+        </w:rPr>
+        <w:t>And it's your list. We don't rent it, resell it or hold it. If you leave, you leave with it.</w:t>
+      </w:r>
+    </w:p>
+    <w:p>
+      <w:pPr>
+        <w:spacing w:after="120"/>
+      </w:pPr>
+      <w:r>
+        <w:rPr>
+          <w:rFonts w:ascii="Source Serif 4" w:hAnsi="Source Serif 4" w:cs="Source Serif 4"/>
+          <w:b w:val="0"/>
+          <w:i w:val="0"/>
+          <w:sz w:val="21"/>
+        </w:rPr>
+        <w:t>Everyone sells you a texting product with a number nobody's seen before. Customers ignore those. They don't ignore the number that's been on the sign for eleven years.</w:t>
+      </w:r>
+    </w:p>
+    <w:p>
+      <w:pPr>
+        <w:pStyle w:val="Heading2"/>
+        <w:spacing w:before="280" w:after="80"/>
+        <w:keepNext w:val="1"/>
+        <w:pBdr>
+          <w:bottom w:val="single" w:sz="6" w:space="4" w:color="D7DAD3"/>
+        </w:pBdr>
+      </w:pPr>
+      <w:r>
+        <w:rPr>
+          <w:rFonts w:ascii="Archivo" w:hAnsi="Archivo" w:cs="Archivo"/>
+          <w:b/>
+          <w:i w:val="0"/>
+          <w:color w:val="181B19"/>
+          <w:sz w:val="32"/>
+        </w:rPr>
+        <w:t>It's also how you approve things</w:t>
+      </w:r>
+    </w:p>
+    <w:p>
+      <w:pPr>
+        <w:spacing w:after="140"/>
+      </w:pPr>
+      <w:r>
+        <w:rPr>
+          <w:rFonts w:ascii="Source Serif 4" w:hAnsi="Source Serif 4" w:cs="Source Serif 4"/>
+          <w:b w:val="0"/>
+          <w:i w:val="0"/>
+          <w:sz w:val="21"/>
+        </w:rPr>
+        <w:t xml:space="preserve">When the system wants to do something that matters </w:t>
+      </w:r>
+      <w:r>
+        <w:rPr>
+          <w:rFonts w:ascii="Source Serif 4" w:hAnsi="Source Serif 4" w:cs="Source Serif 4"/>
+          <w:b w:val="0"/>
+          <w:i w:val="0"/>
+          <w:sz w:val="21"/>
+        </w:rPr>
+        <w:t>—</w:t>
+      </w:r>
+      <w:r>
+        <w:rPr>
+          <w:rFonts w:ascii="Source Serif 4" w:hAnsi="Source Serif 4" w:cs="Source Serif 4"/>
+          <w:b w:val="0"/>
+          <w:i w:val="0"/>
+          <w:sz w:val="21"/>
+        </w:rPr>
+        <w:t xml:space="preserve"> change a price, send an invoice </w:t>
+      </w:r>
+      <w:r>
+        <w:rPr>
+          <w:rFonts w:ascii="Source Serif 4" w:hAnsi="Source Serif 4" w:cs="Source Serif 4"/>
+          <w:b w:val="0"/>
+          <w:i w:val="0"/>
+          <w:sz w:val="21"/>
+        </w:rPr>
+        <w:t>—</w:t>
+      </w:r>
+      <w:r>
+        <w:rPr>
+          <w:rFonts w:ascii="Source Serif 4" w:hAnsi="Source Serif 4" w:cs="Source Serif 4"/>
+          <w:b w:val="0"/>
+          <w:i w:val="0"/>
+          <w:sz w:val="21"/>
+        </w:rPr>
+        <w:t xml:space="preserve"> it texts you first and waits. </w:t>
+      </w:r>
+      <w:r>
+        <w:rPr>
+          <w:rFonts w:ascii="Source Serif 4" w:hAnsi="Source Serif 4" w:cs="Source Serif 4"/>
+          <w:b/>
+          <w:i w:val="0"/>
+          <w:sz w:val="21"/>
+        </w:rPr>
+        <w:t>You reply YES.</w:t>
+      </w:r>
+      <w:r>
+        <w:rPr>
+          <w:rFonts w:ascii="Source Serif 4" w:hAnsi="Source Serif 4" w:cs="Source Serif 4"/>
+          <w:b w:val="0"/>
+          <w:i w:val="0"/>
+          <w:sz w:val="21"/>
+        </w:rPr>
+        <w:t xml:space="preserve"> Nothing irreversible happens without a person saying so.</w:t>
+      </w:r>
+    </w:p>
+    <w:p>
+      <w:pPr>
+        <w:spacing w:after="120"/>
+      </w:pPr>
+      <w:r>
+        <w:rPr>
+          <w:rFonts w:ascii="Source Serif 4" w:hAnsi="Source Serif 4" w:cs="Source Serif 4"/>
+          <w:b w:val="0"/>
+          <w:i w:val="0"/>
+          <w:sz w:val="21"/>
+        </w:rPr>
+        <w:t>$299</w:t>
+      </w:r>
+    </w:p>
+    <w:p>
+      <w:pPr>
+        <w:spacing w:after="120"/>
+      </w:pPr>
+      <w:r>
+        <w:rPr>
+          <w:rFonts w:ascii="Source Serif 4" w:hAnsi="Source Serif 4" w:cs="Source Serif 4"/>
+          <w:b w:val="0"/>
+          <w:i w:val="0"/>
+          <w:sz w:val="21"/>
+        </w:rPr>
+        <w:t xml:space="preserve">per month </w:t>
+      </w:r>
+      <w:r>
+        <w:rPr>
+          <w:rFonts w:ascii="Source Serif 4" w:hAnsi="Source Serif 4" w:cs="Source Serif 4"/>
+          <w:b w:val="0"/>
+          <w:i w:val="0"/>
+          <w:sz w:val="21"/>
+        </w:rPr>
+        <w:t>·</w:t>
+      </w:r>
+      <w:r>
+        <w:rPr>
+          <w:rFonts w:ascii="Source Serif 4" w:hAnsi="Source Serif 4" w:cs="Source Serif 4"/>
+          <w:b w:val="0"/>
+          <w:i w:val="0"/>
+          <w:sz w:val="21"/>
+        </w:rPr>
+        <w:t xml:space="preserve"> your SIM</w:t>
+      </w:r>
+    </w:p>
+    <w:p>
+      <w:pPr>
+        <w:spacing w:after="120"/>
+      </w:pPr>
+      <w:r>
+        <w:rPr>
+          <w:rFonts w:ascii="Source Serif 4" w:hAnsi="Source Serif 4" w:cs="Source Serif 4"/>
+          <w:b w:val="0"/>
+          <w:i w:val="0"/>
+          <w:sz w:val="21"/>
+        </w:rPr>
+        <w:t>You buy the phone. Forty dollars.</w:t>
+      </w:r>
+    </w:p>
+    <w:p>
+      <w:pPr>
+        <w:spacing w:after="140"/>
+      </w:pPr>
+      <w:r>
+        <w:rPr>
+          <w:rFonts w:ascii="Source Serif 4" w:hAnsi="Source Serif 4" w:cs="Source Serif 4"/>
+          <w:b w:val="0"/>
+          <w:i w:val="0"/>
+          <w:sz w:val="21"/>
+        </w:rPr>
+        <w:t>Any Android from any store. Your SIM, your logins, plug it in. That's the setup, and the phone is yours.</w:t>
+      </w:r>
+    </w:p>
+    <w:p>
+      <w:r>
+        <w:br w:type="page"/>
+      </w:r>
+    </w:p>
+    <w:p>
+      <w:pPr>
+        <w:spacing w:after="40"/>
+      </w:pPr>
+      <w:r>
+        <w:rPr>
+          <w:rFonts w:ascii="JetBrains Mono" w:hAnsi="JetBrains Mono"/>
+          <w:b/>
+          <w:color w:val="A4601A"/>
+          <w:sz w:val="16"/>
+        </w:rPr>
+        <w:t>EVERY BUSINESS</w:t>
+      </w:r>
+    </w:p>
+    <w:p>
+      <w:pPr>
+        <w:spacing w:after="120"/>
+      </w:pPr>
+      <w:r>
+        <w:rPr>
+          <w:rFonts w:ascii="Archivo" w:hAnsi="Archivo"/>
+          <w:b/>
+          <w:color w:val="181B19"/>
+          <w:sz w:val="52"/>
+        </w:rPr>
+        <w:t>Found by AI</w:t>
+      </w:r>
+    </w:p>
+    <w:p>
+      <w:pPr>
+        <w:spacing w:after="120"/>
+      </w:pPr>
+      <w:r>
+        <w:rPr>
+          <w:rFonts w:ascii="Source Serif 4" w:hAnsi="Source Serif 4" w:cs="Source Serif 4"/>
+          <w:b w:val="0"/>
+          <w:i w:val="0"/>
+          <w:sz w:val="21"/>
+        </w:rPr>
+        <w:t xml:space="preserve">Every business </w:t>
+      </w:r>
+      <w:r>
+        <w:rPr>
+          <w:rFonts w:ascii="Source Serif 4" w:hAnsi="Source Serif 4" w:cs="Source Serif 4"/>
+          <w:b w:val="0"/>
+          <w:i w:val="0"/>
+          <w:sz w:val="21"/>
+        </w:rPr>
+        <w:t>·</w:t>
+      </w:r>
+      <w:r>
+        <w:rPr>
+          <w:rFonts w:ascii="Source Serif 4" w:hAnsi="Source Serif 4" w:cs="Source Serif 4"/>
+          <w:b w:val="0"/>
+          <w:i w:val="0"/>
+          <w:sz w:val="21"/>
+        </w:rPr>
+        <w:t xml:space="preserve"> Getting found</w:t>
+      </w:r>
+    </w:p>
+    <w:p>
+      <w:pPr>
+        <w:spacing w:after="140"/>
+      </w:pPr>
+      <w:r>
+        <w:rPr>
+          <w:rFonts w:ascii="Source Serif 4" w:hAnsi="Source Serif 4" w:cs="Source Serif 4"/>
+          <w:b w:val="0"/>
+          <w:i w:val="0"/>
+          <w:sz w:val="21"/>
+        </w:rPr>
+        <w:t>Every assistant your customers now use is guessing from scraped, stale listings. Yours will be the one that actually knows.</w:t>
+      </w:r>
+    </w:p>
+    <w:p>
+      <w:pPr>
+        <w:spacing w:after="120"/>
+      </w:pPr>
+      <w:r>
+        <w:rPr>
+          <w:rFonts w:ascii="Source Serif 4" w:hAnsi="Source Serif 4" w:cs="Source Serif 4"/>
+          <w:b w:val="0"/>
+          <w:i w:val="0"/>
+          <w:sz w:val="21"/>
+        </w:rPr>
+        <w:t>“</w:t>
+      </w:r>
+      <w:r>
+        <w:rPr>
+          <w:rFonts w:ascii="Source Serif 4" w:hAnsi="Source Serif 4" w:cs="Source Serif 4"/>
+          <w:b w:val="0"/>
+          <w:i w:val="0"/>
+          <w:sz w:val="21"/>
+        </w:rPr>
+        <w:t>?</w:t>
+      </w:r>
+      <w:r>
+        <w:rPr>
+          <w:rFonts w:ascii="Source Serif 4" w:hAnsi="Source Serif 4" w:cs="Source Serif 4"/>
+          <w:b w:val="0"/>
+          <w:i w:val="0"/>
+          <w:sz w:val="21"/>
+        </w:rPr>
+        <w:t>”</w:t>
+      </w:r>
+    </w:p>
+    <w:p>
+      <w:pPr>
+        <w:spacing w:after="140"/>
+      </w:pPr>
+      <w:r>
+        <w:rPr>
+          <w:rFonts w:ascii="Source Serif 4" w:hAnsi="Source Serif 4" w:cs="Source Serif 4"/>
+          <w:b w:val="0"/>
+          <w:i w:val="0"/>
+          <w:sz w:val="21"/>
+        </w:rPr>
+        <w:t xml:space="preserve">Try it tonight. Crab legs within five miles. A six-top free at 7:30. A charter with two seats tomorrow. </w:t>
+      </w:r>
+      <w:r>
+        <w:rPr>
+          <w:rFonts w:ascii="Source Serif 4" w:hAnsi="Source Serif 4" w:cs="Source Serif 4"/>
+          <w:b/>
+          <w:i w:val="0"/>
+          <w:sz w:val="21"/>
+        </w:rPr>
+        <w:t>Nothing on earth can answer those</w:t>
+      </w:r>
+      <w:r>
+        <w:rPr>
+          <w:rFonts w:ascii="Source Serif 4" w:hAnsi="Source Serif 4" w:cs="Source Serif 4"/>
+          <w:b w:val="0"/>
+          <w:i w:val="0"/>
+          <w:sz w:val="21"/>
+        </w:rPr>
+        <w:t xml:space="preserve"> </w:t>
+      </w:r>
+      <w:r>
+        <w:rPr>
+          <w:rFonts w:ascii="Source Serif 4" w:hAnsi="Source Serif 4" w:cs="Source Serif 4"/>
+          <w:b w:val="0"/>
+          <w:i w:val="0"/>
+          <w:sz w:val="21"/>
+        </w:rPr>
+        <w:t>—</w:t>
+      </w:r>
+      <w:r>
+        <w:rPr>
+          <w:rFonts w:ascii="Source Serif 4" w:hAnsi="Source Serif 4" w:cs="Source Serif 4"/>
+          <w:b w:val="0"/>
+          <w:i w:val="0"/>
+          <w:sz w:val="21"/>
+        </w:rPr>
+        <w:t xml:space="preserve"> because nobody has the data.</w:t>
+      </w:r>
+    </w:p>
+    <w:p>
+      <w:pPr>
+        <w:pStyle w:val="Heading2"/>
+        <w:spacing w:before="280" w:after="80"/>
+        <w:keepNext w:val="1"/>
+        <w:pBdr>
+          <w:bottom w:val="single" w:sz="6" w:space="4" w:color="D7DAD3"/>
+        </w:pBdr>
+      </w:pPr>
+      <w:r>
+        <w:rPr>
+          <w:rFonts w:ascii="Archivo" w:hAnsi="Archivo" w:cs="Archivo"/>
+          <w:b/>
+          <w:i w:val="0"/>
+          <w:color w:val="181B19"/>
+          <w:sz w:val="32"/>
+        </w:rPr>
+        <w:t>Why nobody can answer it</w:t>
+      </w:r>
+    </w:p>
+    <w:p>
+      <w:pPr>
+        <w:spacing w:after="140"/>
+      </w:pPr>
+      <w:r>
+        <w:rPr>
+          <w:rFonts w:ascii="Source Serif 4" w:hAnsi="Source Serif 4" w:cs="Source Serif 4"/>
+          <w:b w:val="0"/>
+          <w:i w:val="0"/>
+          <w:sz w:val="21"/>
+        </w:rPr>
+        <w:t xml:space="preserve">It would need live menus, live availability and item-level truth from thousands of small businesses. </w:t>
+      </w:r>
+      <w:r>
+        <w:rPr>
+          <w:rFonts w:ascii="Source Serif 4" w:hAnsi="Source Serif 4" w:cs="Source Serif 4"/>
+          <w:b/>
+          <w:i w:val="0"/>
+          <w:sz w:val="21"/>
+        </w:rPr>
+        <w:t>No listing service has that</w:t>
+      </w:r>
+      <w:r>
+        <w:rPr>
+          <w:rFonts w:ascii="Source Serif 4" w:hAnsi="Source Serif 4" w:cs="Source Serif 4"/>
+          <w:b w:val="0"/>
+          <w:i w:val="0"/>
+          <w:sz w:val="21"/>
+        </w:rPr>
+        <w:t>, because the businesses have never had a way to publish it.</w:t>
+      </w:r>
+    </w:p>
+    <w:p>
+      <w:pPr>
+        <w:spacing w:after="140"/>
+      </w:pPr>
+      <w:r>
+        <w:rPr>
+          <w:rFonts w:ascii="Source Serif 4" w:hAnsi="Source Serif 4" w:cs="Source Serif 4"/>
+          <w:b w:val="0"/>
+          <w:i w:val="0"/>
+          <w:sz w:val="21"/>
+        </w:rPr>
+        <w:t xml:space="preserve">You'll publish all three every day as a side effect of running your business. Not extra work </w:t>
+      </w:r>
+      <w:r>
+        <w:rPr>
+          <w:rFonts w:ascii="Source Serif 4" w:hAnsi="Source Serif 4" w:cs="Source Serif 4"/>
+          <w:b w:val="0"/>
+          <w:i w:val="0"/>
+          <w:sz w:val="21"/>
+        </w:rPr>
+        <w:t>—</w:t>
+      </w:r>
+      <w:r>
+        <w:rPr>
+          <w:rFonts w:ascii="Source Serif 4" w:hAnsi="Source Serif 4" w:cs="Source Serif 4"/>
+          <w:b w:val="0"/>
+          <w:i w:val="0"/>
+          <w:sz w:val="21"/>
+        </w:rPr>
+        <w:t xml:space="preserve"> the same updates you're already making.</w:t>
+      </w:r>
+    </w:p>
+    <w:p>
+      <w:pPr>
+        <w:spacing w:after="120"/>
+      </w:pPr>
+      <w:r>
+        <w:rPr>
+          <w:rFonts w:ascii="Source Serif 4" w:hAnsi="Source Serif 4" w:cs="Source Serif 4"/>
+          <w:b w:val="0"/>
+          <w:i w:val="0"/>
+          <w:sz w:val="21"/>
+        </w:rPr>
+        <w:t xml:space="preserve">Google </w:t>
+      </w:r>
+      <w:r>
+        <w:rPr>
+          <w:rFonts w:ascii="Source Serif 4" w:hAnsi="Source Serif 4" w:cs="Source Serif 4"/>
+          <w:b w:val="0"/>
+          <w:i w:val="0"/>
+          <w:sz w:val="21"/>
+        </w:rPr>
+        <w:t>&amp;</w:t>
+      </w:r>
+      <w:r>
+        <w:rPr>
+          <w:rFonts w:ascii="Source Serif 4" w:hAnsi="Source Serif 4" w:cs="Source Serif 4"/>
+          <w:b w:val="0"/>
+          <w:i w:val="0"/>
+          <w:sz w:val="21"/>
+        </w:rPr>
+        <w:t xml:space="preserve"> the maps</w:t>
+      </w:r>
+    </w:p>
+    <w:p>
+      <w:pPr>
+        <w:spacing w:after="140"/>
+      </w:pPr>
+      <w:r>
+        <w:rPr>
+          <w:rFonts w:ascii="Source Serif 4" w:hAnsi="Source Serif 4" w:cs="Source Serif 4"/>
+          <w:b w:val="0"/>
+          <w:i w:val="0"/>
+          <w:sz w:val="21"/>
+        </w:rPr>
+        <w:t>Hours, photos, posts, menu. Pushed and verified, not typed in and hoped for.</w:t>
+      </w:r>
+    </w:p>
+    <w:p>
+      <w:pPr>
+        <w:spacing w:after="120"/>
+      </w:pPr>
+      <w:r>
+        <w:rPr>
+          <w:rFonts w:ascii="Source Serif 4" w:hAnsi="Source Serif 4" w:cs="Source Serif 4"/>
+          <w:b w:val="0"/>
+          <w:i w:val="0"/>
+          <w:sz w:val="21"/>
+        </w:rPr>
+        <w:t>The local directory</w:t>
+      </w:r>
+    </w:p>
+    <w:p>
+      <w:pPr>
+        <w:spacing w:after="140"/>
+      </w:pPr>
+      <w:r>
+        <w:rPr>
+          <w:rFonts w:ascii="Source Serif 4" w:hAnsi="Source Serif 4" w:cs="Source Serif 4"/>
+          <w:b w:val="0"/>
+          <w:i w:val="0"/>
+          <w:sz w:val="21"/>
+        </w:rPr>
+        <w:t>Your chamber, your tourism board, the regional guide. Same truth.</w:t>
+      </w:r>
+    </w:p>
+    <w:p>
+      <w:pPr>
+        <w:spacing w:after="120"/>
+      </w:pPr>
+      <w:r>
+        <w:rPr>
+          <w:rFonts w:ascii="Source Serif 4" w:hAnsi="Source Serif 4" w:cs="Source Serif 4"/>
+          <w:b w:val="0"/>
+          <w:i w:val="0"/>
+          <w:sz w:val="21"/>
+        </w:rPr>
+        <w:t>The assistants</w:t>
+      </w:r>
+    </w:p>
+    <w:p>
+      <w:pPr>
+        <w:spacing w:after="140"/>
+      </w:pPr>
+      <w:r>
+        <w:rPr>
+          <w:rFonts w:ascii="Source Serif 4" w:hAnsi="Source Serif 4" w:cs="Source Serif 4"/>
+          <w:b w:val="0"/>
+          <w:i w:val="0"/>
+          <w:sz w:val="21"/>
+        </w:rPr>
+        <w:t>Published so an AI reads you directly instead of guessing.</w:t>
+      </w:r>
+    </w:p>
+    <w:p>
+      <w:pPr>
+        <w:spacing w:after="120"/>
+      </w:pPr>
+      <w:r>
+        <w:rPr>
+          <w:rFonts w:ascii="Source Serif 4" w:hAnsi="Source Serif 4" w:cs="Source Serif 4"/>
+          <w:b w:val="0"/>
+          <w:i w:val="0"/>
+          <w:sz w:val="21"/>
+        </w:rPr>
+        <w:t>Listing services charge $200 to $1,000 a year per location just to push your hours around, and they hold the distribution hostage to the subscription. We publish yours everywhere and charge nothing for it. It's your data.</w:t>
+      </w:r>
+    </w:p>
+    <w:p>
+      <w:pPr>
+        <w:spacing w:after="120"/>
+      </w:pPr>
+      <w:r>
+        <w:rPr>
+          <w:rFonts w:ascii="Source Serif 4" w:hAnsi="Source Serif 4" w:cs="Source Serif 4"/>
+          <w:b w:val="0"/>
+          <w:i w:val="0"/>
+          <w:sz w:val="21"/>
+        </w:rPr>
+        <w:t>$0</w:t>
+      </w:r>
+    </w:p>
+    <w:p>
+      <w:pPr>
+        <w:spacing w:after="120"/>
+      </w:pPr>
+      <w:r>
+        <w:rPr>
+          <w:rFonts w:ascii="Source Serif 4" w:hAnsi="Source Serif 4" w:cs="Source Serif 4"/>
+          <w:b w:val="0"/>
+          <w:i w:val="0"/>
+          <w:sz w:val="21"/>
+        </w:rPr>
+        <w:t>for distribution</w:t>
+      </w:r>
+    </w:p>
+    <w:p>
+      <w:pPr>
+        <w:spacing w:after="120"/>
+      </w:pPr>
+      <w:r>
+        <w:rPr>
+          <w:rFonts w:ascii="Source Serif 4" w:hAnsi="Source Serif 4" w:cs="Source Serif 4"/>
+          <w:b w:val="0"/>
+          <w:i w:val="0"/>
+          <w:sz w:val="21"/>
+        </w:rPr>
+        <w:t>Ask your phone about their business.</w:t>
+      </w:r>
+    </w:p>
+    <w:p>
+      <w:pPr>
+        <w:spacing w:after="140"/>
+      </w:pPr>
+      <w:r>
+        <w:rPr>
+          <w:rFonts w:ascii="Source Serif 4" w:hAnsi="Source Serif 4" w:cs="Source Serif 4"/>
+          <w:b w:val="0"/>
+          <w:i w:val="0"/>
+          <w:sz w:val="21"/>
+        </w:rPr>
+        <w:t xml:space="preserve">Right there in the meeting. Whatever it gets wrong is the pitch </w:t>
+      </w:r>
+      <w:r>
+        <w:rPr>
+          <w:rFonts w:ascii="Source Serif 4" w:hAnsi="Source Serif 4" w:cs="Source Serif 4"/>
+          <w:b w:val="0"/>
+          <w:i w:val="0"/>
+          <w:sz w:val="21"/>
+        </w:rPr>
+        <w:t>—</w:t>
+      </w:r>
+      <w:r>
+        <w:rPr>
+          <w:rFonts w:ascii="Source Serif 4" w:hAnsi="Source Serif 4" w:cs="Source Serif 4"/>
+          <w:b w:val="0"/>
+          <w:i w:val="0"/>
+          <w:sz w:val="21"/>
+        </w:rPr>
+        <w:t xml:space="preserve"> and it's usually the hours.</w:t>
+      </w:r>
+    </w:p>
+    <w:p>
+      <w:r>
+        <w:br w:type="page"/>
+      </w:r>
+    </w:p>
+    <w:p>
+      <w:pPr>
+        <w:spacing w:after="40"/>
+      </w:pPr>
+      <w:r>
+        <w:rPr>
+          <w:rFonts w:ascii="JetBrains Mono" w:hAnsi="JetBrains Mono"/>
+          <w:b/>
+          <w:color w:val="A4601A"/>
+          <w:sz w:val="16"/>
+        </w:rPr>
+        <w:t>EVERY BUSINESS</w:t>
+      </w:r>
+    </w:p>
+    <w:p>
+      <w:pPr>
+        <w:spacing w:after="120"/>
+      </w:pPr>
+      <w:r>
+        <w:rPr>
+          <w:rFonts w:ascii="Archivo" w:hAnsi="Archivo"/>
+          <w:b/>
+          <w:color w:val="181B19"/>
+          <w:sz w:val="52"/>
+        </w:rPr>
+        <w:t>Zero Percent</w:t>
+      </w:r>
+    </w:p>
+    <w:p>
+      <w:pPr>
+        <w:spacing w:after="120"/>
+      </w:pPr>
+      <w:r>
+        <w:rPr>
+          <w:rFonts w:ascii="Source Serif 4" w:hAnsi="Source Serif 4" w:cs="Source Serif 4"/>
+          <w:b w:val="0"/>
+          <w:i w:val="0"/>
+          <w:sz w:val="21"/>
+        </w:rPr>
+        <w:t xml:space="preserve">Every business </w:t>
+      </w:r>
+      <w:r>
+        <w:rPr>
+          <w:rFonts w:ascii="Source Serif 4" w:hAnsi="Source Serif 4" w:cs="Source Serif 4"/>
+          <w:b w:val="0"/>
+          <w:i w:val="0"/>
+          <w:sz w:val="21"/>
+        </w:rPr>
+        <w:t>·</w:t>
+      </w:r>
+      <w:r>
+        <w:rPr>
+          <w:rFonts w:ascii="Source Serif 4" w:hAnsi="Source Serif 4" w:cs="Source Serif 4"/>
+          <w:b w:val="0"/>
+          <w:i w:val="0"/>
+          <w:sz w:val="21"/>
+        </w:rPr>
+        <w:t xml:space="preserve"> The pricing promise</w:t>
+      </w:r>
+    </w:p>
+    <w:p>
+      <w:pPr>
+        <w:spacing w:after="140"/>
+      </w:pPr>
+      <w:r>
+        <w:rPr>
+          <w:rFonts w:ascii="Source Serif 4" w:hAnsi="Source Serif 4" w:cs="Source Serif 4"/>
+          <w:b w:val="0"/>
+          <w:i w:val="0"/>
+          <w:sz w:val="21"/>
+        </w:rPr>
+        <w:t>Not a discounted rate. Not a lower rate than theirs. Zero. Keep your booking platform, keep your calendar, keep your customers.</w:t>
+      </w:r>
+    </w:p>
+    <w:p>
+      <w:pPr>
+        <w:spacing w:after="120"/>
+      </w:pPr>
+      <w:r>
+        <w:rPr>
+          <w:rFonts w:ascii="Source Serif 4" w:hAnsi="Source Serif 4" w:cs="Source Serif 4"/>
+          <w:b w:val="0"/>
+          <w:i w:val="0"/>
+          <w:sz w:val="21"/>
+        </w:rPr>
+        <w:t>0%</w:t>
+      </w:r>
+    </w:p>
+    <w:p>
+      <w:pPr>
+        <w:spacing w:after="140"/>
+      </w:pPr>
+      <w:r>
+        <w:rPr>
+          <w:rFonts w:ascii="Source Serif 4" w:hAnsi="Source Serif 4" w:cs="Source Serif 4"/>
+          <w:b w:val="0"/>
+          <w:i w:val="0"/>
+          <w:sz w:val="21"/>
+        </w:rPr>
+        <w:t xml:space="preserve">Our cut of what you sell </w:t>
+      </w:r>
+      <w:r>
+        <w:rPr>
+          <w:rFonts w:ascii="Source Serif 4" w:hAnsi="Source Serif 4" w:cs="Source Serif 4"/>
+          <w:b w:val="0"/>
+          <w:i w:val="0"/>
+          <w:sz w:val="21"/>
+        </w:rPr>
+        <w:t>—</w:t>
+      </w:r>
+      <w:r>
+        <w:rPr>
+          <w:rFonts w:ascii="Source Serif 4" w:hAnsi="Source Serif 4" w:cs="Source Serif 4"/>
+          <w:b w:val="0"/>
+          <w:i w:val="0"/>
+          <w:sz w:val="21"/>
+        </w:rPr>
+        <w:t xml:space="preserve"> forever. Flat monthly fee for the software and nothing else. </w:t>
+      </w:r>
+      <w:r>
+        <w:rPr>
+          <w:rFonts w:ascii="Source Serif 4" w:hAnsi="Source Serif 4" w:cs="Source Serif 4"/>
+          <w:b/>
+          <w:i w:val="0"/>
+          <w:sz w:val="21"/>
+        </w:rPr>
+        <w:t>A busy month costs the same as a slow one.</w:t>
+      </w:r>
+    </w:p>
+    <w:p>
+      <w:pPr>
+        <w:pStyle w:val="Heading2"/>
+        <w:spacing w:before="280" w:after="80"/>
+        <w:keepNext w:val="1"/>
+        <w:pBdr>
+          <w:bottom w:val="single" w:sz="6" w:space="4" w:color="D7DAD3"/>
+        </w:pBdr>
+      </w:pPr>
+      <w:r>
+        <w:rPr>
+          <w:rFonts w:ascii="Archivo" w:hAnsi="Archivo" w:cs="Archivo"/>
+          <w:b/>
+          <w:i w:val="0"/>
+          <w:color w:val="181B19"/>
+          <w:sz w:val="32"/>
+        </w:rPr>
+        <w:t>Why nobody else does this</w:t>
+      </w:r>
+    </w:p>
+    <w:p>
+      <w:pPr>
+        <w:spacing w:after="140"/>
+      </w:pPr>
+      <w:r>
+        <w:rPr>
+          <w:rFonts w:ascii="Source Serif 4" w:hAnsi="Source Serif 4" w:cs="Source Serif 4"/>
+          <w:b w:val="0"/>
+          <w:i w:val="0"/>
+          <w:sz w:val="21"/>
+        </w:rPr>
+        <w:t>Because a percentage is how they make their money, and it scales with your success instead of with their cost. The better your season, the more you owe them.</w:t>
+      </w:r>
+    </w:p>
+    <w:p>
+      <w:pPr>
+        <w:spacing w:after="140"/>
+      </w:pPr>
+      <w:r>
+        <w:rPr>
+          <w:rFonts w:ascii="Source Serif 4" w:hAnsi="Source Serif 4" w:cs="Source Serif 4"/>
+          <w:b w:val="0"/>
+          <w:i w:val="0"/>
+          <w:sz w:val="21"/>
+        </w:rPr>
+        <w:t xml:space="preserve">Ours doesn't scale with your revenue because </w:t>
+      </w:r>
+      <w:r>
+        <w:rPr>
+          <w:rFonts w:ascii="Source Serif 4" w:hAnsi="Source Serif 4" w:cs="Source Serif 4"/>
+          <w:b/>
+          <w:i w:val="0"/>
+          <w:sz w:val="21"/>
+        </w:rPr>
+        <w:t>our cost doesn't either.</w:t>
+      </w:r>
+      <w:r>
+        <w:rPr>
+          <w:rFonts w:ascii="Source Serif 4" w:hAnsi="Source Serif 4" w:cs="Source Serif 4"/>
+          <w:b w:val="0"/>
+          <w:i w:val="0"/>
+          <w:sz w:val="21"/>
+        </w:rPr>
+        <w:t xml:space="preserve"> Serving your hundredth booking costs us the same as your first.</w:t>
+      </w:r>
+    </w:p>
+    <w:p>
+      <w:pPr>
+        <w:spacing w:after="120"/>
+      </w:pPr>
+      <w:r>
+        <w:rPr>
+          <w:rFonts w:ascii="Source Serif 4" w:hAnsi="Source Serif 4" w:cs="Source Serif 4"/>
+          <w:b w:val="0"/>
+          <w:i w:val="0"/>
+          <w:sz w:val="21"/>
+        </w:rPr>
+        <w:t>Keep FareHarbor</w:t>
+      </w:r>
+    </w:p>
+    <w:p>
+      <w:pPr>
+        <w:spacing w:after="140"/>
+      </w:pPr>
+      <w:r>
+        <w:rPr>
+          <w:rFonts w:ascii="Source Serif 4" w:hAnsi="Source Serif 4" w:cs="Source Serif 4"/>
+          <w:b w:val="0"/>
+          <w:i w:val="0"/>
+          <w:sz w:val="21"/>
+        </w:rPr>
+        <w:t>Or Toast, Square, Peek, whatever you already run. We're not replacing it and not asking you to switch.</w:t>
+      </w:r>
+    </w:p>
+    <w:p>
+      <w:pPr>
+        <w:spacing w:after="120"/>
+      </w:pPr>
+      <w:r>
+        <w:rPr>
+          <w:rFonts w:ascii="Source Serif 4" w:hAnsi="Source Serif 4" w:cs="Source Serif 4"/>
+          <w:b w:val="0"/>
+          <w:i w:val="0"/>
+          <w:sz w:val="21"/>
+        </w:rPr>
+        <w:t>Flat, not metered</w:t>
+      </w:r>
+    </w:p>
+    <w:p>
+      <w:pPr>
+        <w:spacing w:after="140"/>
+      </w:pPr>
+      <w:r>
+        <w:rPr>
+          <w:rFonts w:ascii="Source Serif 4" w:hAnsi="Source Serif 4" w:cs="Source Serif 4"/>
+          <w:b w:val="0"/>
+          <w:i w:val="0"/>
+          <w:sz w:val="21"/>
+        </w:rPr>
+        <w:t>No per-booking fee, no per-message fee, no surprise bill in July because you had a good week.</w:t>
+      </w:r>
+    </w:p>
+    <w:p>
+      <w:pPr>
+        <w:spacing w:after="120"/>
+      </w:pPr>
+      <w:r>
+        <w:rPr>
+          <w:rFonts w:ascii="Source Serif 4" w:hAnsi="Source Serif 4" w:cs="Source Serif 4"/>
+          <w:b w:val="0"/>
+          <w:i w:val="0"/>
+          <w:sz w:val="21"/>
+        </w:rPr>
+        <w:t>Cancel and keep working</w:t>
+      </w:r>
+    </w:p>
+    <w:p>
+      <w:pPr>
+        <w:spacing w:after="140"/>
+      </w:pPr>
+      <w:r>
+        <w:rPr>
+          <w:rFonts w:ascii="Source Serif 4" w:hAnsi="Source Serif 4" w:cs="Source Serif 4"/>
+          <w:b w:val="0"/>
+          <w:i w:val="0"/>
+          <w:sz w:val="21"/>
+        </w:rPr>
+        <w:t>Stop paying and it keeps running exactly as it is. It just stops getting new things.</w:t>
+      </w:r>
+    </w:p>
+    <w:p>
+      <w:pPr>
+        <w:spacing w:after="120"/>
+      </w:pPr>
+      <w:r>
+        <w:rPr>
+          <w:rFonts w:ascii="Source Serif 4" w:hAnsi="Source Serif 4" w:cs="Source Serif 4"/>
+          <w:b w:val="0"/>
+          <w:i w:val="0"/>
+          <w:sz w:val="21"/>
+        </w:rPr>
+        <w:t>Every other platform in your life makes more money when you do. We make the same. That's why we can tell you to keep the tools you already have.</w:t>
+      </w:r>
+    </w:p>
+    <w:p>
+      <w:pPr>
+        <w:spacing w:after="120"/>
+      </w:pPr>
+      <w:r>
+        <w:rPr>
+          <w:rFonts w:ascii="Source Serif 4" w:hAnsi="Source Serif 4" w:cs="Source Serif 4"/>
+          <w:b w:val="0"/>
+          <w:i w:val="0"/>
+          <w:sz w:val="21"/>
+        </w:rPr>
+        <w:t>$299</w:t>
+      </w:r>
+    </w:p>
+    <w:p>
+      <w:pPr>
+        <w:spacing w:after="120"/>
+      </w:pPr>
+      <w:r>
+        <w:rPr>
+          <w:rFonts w:ascii="Source Serif 4" w:hAnsi="Source Serif 4" w:cs="Source Serif 4"/>
+          <w:b w:val="0"/>
+          <w:i w:val="0"/>
+          <w:sz w:val="21"/>
+        </w:rPr>
+        <w:t xml:space="preserve">per month </w:t>
+      </w:r>
+      <w:r>
+        <w:rPr>
+          <w:rFonts w:ascii="Source Serif 4" w:hAnsi="Source Serif 4" w:cs="Source Serif 4"/>
+          <w:b w:val="0"/>
+          <w:i w:val="0"/>
+          <w:sz w:val="21"/>
+        </w:rPr>
+        <w:t>·</w:t>
+      </w:r>
+      <w:r>
+        <w:rPr>
+          <w:rFonts w:ascii="Source Serif 4" w:hAnsi="Source Serif 4" w:cs="Source Serif 4"/>
+          <w:b w:val="0"/>
+          <w:i w:val="0"/>
+          <w:sz w:val="21"/>
+        </w:rPr>
+        <w:t xml:space="preserve"> flat</w:t>
+      </w:r>
+    </w:p>
+    <w:p>
+      <w:pPr>
+        <w:spacing w:after="120"/>
+      </w:pPr>
+      <w:r>
+        <w:rPr>
+          <w:rFonts w:ascii="Source Serif 4" w:hAnsi="Source Serif 4" w:cs="Source Serif 4"/>
+          <w:b w:val="0"/>
+          <w:i w:val="0"/>
+          <w:sz w:val="21"/>
+        </w:rPr>
+        <w:t>Ask them what their number is.</w:t>
+      </w:r>
+    </w:p>
+    <w:p>
+      <w:pPr>
+        <w:spacing w:after="140"/>
+      </w:pPr>
+      <w:r>
+        <w:rPr>
+          <w:rFonts w:ascii="Source Serif 4" w:hAnsi="Source Serif 4" w:cs="Source Serif 4"/>
+          <w:b w:val="0"/>
+          <w:i w:val="0"/>
+          <w:sz w:val="21"/>
+        </w:rPr>
+        <w:t>Every competitor takes a percentage, a per-seat fee, or both. Make them say it out loud next to ours.</w:t>
+      </w:r>
+    </w:p>
+    <w:p>
+      <w:r>
+        <w:br w:type="page"/>
+      </w:r>
+    </w:p>
+    <w:p>
+      <w:pPr>
+        <w:spacing w:after="40"/>
+      </w:pPr>
+      <w:r>
+        <w:rPr>
+          <w:rFonts w:ascii="JetBrains Mono" w:hAnsi="JetBrains Mono"/>
+          <w:b/>
+          <w:color w:val="A4601A"/>
+          <w:sz w:val="16"/>
+        </w:rPr>
+        <w:t>THE HARDWARE</w:t>
+      </w:r>
+    </w:p>
+    <w:p>
+      <w:pPr>
+        <w:spacing w:after="120"/>
+      </w:pPr>
+      <w:r>
+        <w:rPr>
+          <w:rFonts w:ascii="Archivo" w:hAnsi="Archivo"/>
+          <w:b/>
+          <w:color w:val="181B19"/>
+          <w:sz w:val="52"/>
+        </w:rPr>
+        <w:t>The Box</w:t>
+      </w:r>
+    </w:p>
+    <w:p>
+      <w:pPr>
+        <w:spacing w:after="120"/>
+      </w:pPr>
+      <w:r>
+        <w:rPr>
+          <w:rFonts w:ascii="Source Serif 4" w:hAnsi="Source Serif 4" w:cs="Source Serif 4"/>
+          <w:b w:val="0"/>
+          <w:i w:val="0"/>
+          <w:sz w:val="21"/>
+        </w:rPr>
+        <w:t xml:space="preserve">The hardware </w:t>
+      </w:r>
+      <w:r>
+        <w:rPr>
+          <w:rFonts w:ascii="Source Serif 4" w:hAnsi="Source Serif 4" w:cs="Source Serif 4"/>
+          <w:b w:val="0"/>
+          <w:i w:val="0"/>
+          <w:sz w:val="21"/>
+        </w:rPr>
+        <w:t>·</w:t>
+      </w:r>
+      <w:r>
+        <w:rPr>
+          <w:rFonts w:ascii="Source Serif 4" w:hAnsi="Source Serif 4" w:cs="Source Serif 4"/>
+          <w:b w:val="0"/>
+          <w:i w:val="0"/>
+          <w:sz w:val="21"/>
+        </w:rPr>
+        <w:t xml:space="preserve"> Ghost</w:t>
+      </w:r>
+    </w:p>
+    <w:p>
+      <w:pPr>
+        <w:spacing w:after="140"/>
+      </w:pPr>
+      <w:r>
+        <w:rPr>
+          <w:rFonts w:ascii="Source Serif 4" w:hAnsi="Source Serif 4" w:cs="Source Serif 4"/>
+          <w:b w:val="0"/>
+          <w:i w:val="0"/>
+          <w:sz w:val="21"/>
+        </w:rPr>
+        <w:t>A small box on the wall or under the counter. It runs your business, it holds your data, and it belongs to you the way a truck belongs to you.</w:t>
+      </w:r>
+    </w:p>
+    <w:p>
+      <w:pPr>
+        <w:spacing w:after="120"/>
+      </w:pPr>
+      <w:r>
+        <w:rPr>
+          <w:rFonts w:ascii="Source Serif 4" w:hAnsi="Source Serif 4" w:cs="Source Serif 4"/>
+          <w:b w:val="0"/>
+          <w:i w:val="0"/>
+          <w:sz w:val="21"/>
+        </w:rPr>
+        <w:t>Yours</w:t>
+      </w:r>
+    </w:p>
+    <w:p>
+      <w:pPr>
+        <w:spacing w:after="140"/>
+      </w:pPr>
+      <w:r>
+        <w:rPr>
+          <w:rFonts w:ascii="Source Serif 4" w:hAnsi="Source Serif 4" w:cs="Source Serif 4"/>
+          <w:b w:val="0"/>
+          <w:i w:val="0"/>
+          <w:sz w:val="21"/>
+        </w:rPr>
+        <w:t xml:space="preserve">Not a cloud account. Not a seat in someone's platform. A machine you bought, in your building, that keeps working if we disappear. </w:t>
+      </w:r>
+      <w:r>
+        <w:rPr>
+          <w:rFonts w:ascii="Source Serif 4" w:hAnsi="Source Serif 4" w:cs="Source Serif 4"/>
+          <w:b/>
+          <w:i w:val="0"/>
+          <w:sz w:val="21"/>
+        </w:rPr>
+        <w:t>We can't read what's on it, because there's no way in from our side.</w:t>
+      </w:r>
+    </w:p>
+    <w:p>
+      <w:pPr>
+        <w:pStyle w:val="Heading2"/>
+        <w:spacing w:before="280" w:after="80"/>
+        <w:keepNext w:val="1"/>
+        <w:pBdr>
+          <w:bottom w:val="single" w:sz="6" w:space="4" w:color="D7DAD3"/>
+        </w:pBdr>
+      </w:pPr>
+      <w:r>
+        <w:rPr>
+          <w:rFonts w:ascii="Archivo" w:hAnsi="Archivo" w:cs="Archivo"/>
+          <w:b/>
+          <w:i w:val="0"/>
+          <w:color w:val="181B19"/>
+          <w:sz w:val="32"/>
+        </w:rPr>
+        <w:t>Four things almost nobody can say</w:t>
+      </w:r>
+    </w:p>
+    <w:p>
+      <w:pPr>
+        <w:spacing w:after="120"/>
+      </w:pPr>
+      <w:r>
+        <w:rPr>
+          <w:rFonts w:ascii="Source Serif 4" w:hAnsi="Source Serif 4" w:cs="Source Serif 4"/>
+          <w:b w:val="0"/>
+          <w:i w:val="0"/>
+          <w:sz w:val="21"/>
+        </w:rPr>
+        <w:t>We can't see your books</w:t>
+      </w:r>
+    </w:p>
+    <w:p>
+      <w:pPr>
+        <w:spacing w:after="140"/>
+      </w:pPr>
+      <w:r>
+        <w:rPr>
+          <w:rFonts w:ascii="Source Serif 4" w:hAnsi="Source Serif 4" w:cs="Source Serif 4"/>
+          <w:b w:val="0"/>
+          <w:i w:val="0"/>
+          <w:sz w:val="21"/>
+        </w:rPr>
+        <w:t xml:space="preserve">There's no remote access. Not "we promise not to look" </w:t>
+      </w:r>
+      <w:r>
+        <w:rPr>
+          <w:rFonts w:ascii="Source Serif 4" w:hAnsi="Source Serif 4" w:cs="Source Serif 4"/>
+          <w:b w:val="0"/>
+          <w:i w:val="0"/>
+          <w:sz w:val="21"/>
+        </w:rPr>
+        <w:t>—</w:t>
+      </w:r>
+      <w:r>
+        <w:rPr>
+          <w:rFonts w:ascii="Source Serif 4" w:hAnsi="Source Serif 4" w:cs="Source Serif 4"/>
+          <w:b w:val="0"/>
+          <w:i w:val="0"/>
+          <w:sz w:val="21"/>
+        </w:rPr>
+        <w:t xml:space="preserve"> there's no door. It isn't built.</w:t>
+      </w:r>
+    </w:p>
+    <w:p>
+      <w:pPr>
+        <w:spacing w:after="120"/>
+      </w:pPr>
+      <w:r>
+        <w:rPr>
+          <w:rFonts w:ascii="Source Serif 4" w:hAnsi="Source Serif 4" w:cs="Source Serif 4"/>
+          <w:b w:val="0"/>
+          <w:i w:val="0"/>
+          <w:sz w:val="21"/>
+        </w:rPr>
+        <w:t>An update can't break it</w:t>
+      </w:r>
+    </w:p>
+    <w:p>
+      <w:pPr>
+        <w:spacing w:after="140"/>
+      </w:pPr>
+      <w:r>
+        <w:rPr>
+          <w:rFonts w:ascii="Source Serif 4" w:hAnsi="Source Serif 4" w:cs="Source Serif 4"/>
+          <w:b w:val="0"/>
+          <w:i w:val="0"/>
+          <w:sz w:val="21"/>
+        </w:rPr>
+        <w:t>If one doesn't come up right, the box puts itself back the way it was. You never find out.</w:t>
+      </w:r>
+    </w:p>
+    <w:p>
+      <w:pPr>
+        <w:spacing w:after="120"/>
+      </w:pPr>
+      <w:r>
+        <w:rPr>
+          <w:rFonts w:ascii="Source Serif 4" w:hAnsi="Source Serif 4" w:cs="Source Serif 4"/>
+          <w:b w:val="0"/>
+          <w:i w:val="0"/>
+          <w:sz w:val="21"/>
+        </w:rPr>
+        <w:t>Stop paying, keep working</w:t>
+      </w:r>
+    </w:p>
+    <w:p>
+      <w:pPr>
+        <w:spacing w:after="140"/>
+      </w:pPr>
+      <w:r>
+        <w:rPr>
+          <w:rFonts w:ascii="Source Serif 4" w:hAnsi="Source Serif 4" w:cs="Source Serif 4"/>
+          <w:b w:val="0"/>
+          <w:i w:val="0"/>
+          <w:sz w:val="21"/>
+        </w:rPr>
+        <w:t>It runs forever, still patched for security. You just stop getting new things.</w:t>
+      </w:r>
+    </w:p>
+    <w:p>
+      <w:pPr>
+        <w:spacing w:after="120"/>
+      </w:pPr>
+      <w:r>
+        <w:rPr>
+          <w:rFonts w:ascii="Source Serif 4" w:hAnsi="Source Serif 4" w:cs="Source Serif 4"/>
+          <w:b w:val="0"/>
+          <w:i w:val="0"/>
+          <w:sz w:val="21"/>
+        </w:rPr>
+        <w:t>Wipe it if you want</w:t>
+      </w:r>
+    </w:p>
+    <w:p>
+      <w:pPr>
+        <w:spacing w:after="140"/>
+      </w:pPr>
+      <w:r>
+        <w:rPr>
+          <w:rFonts w:ascii="Source Serif 4" w:hAnsi="Source Serif 4" w:cs="Source Serif 4"/>
+          <w:b w:val="0"/>
+          <w:i w:val="0"/>
+          <w:sz w:val="21"/>
+        </w:rPr>
+        <w:t>It's a Linux computer. Put anything you like on it. It's your hardware.</w:t>
+      </w:r>
+    </w:p>
+    <w:p>
+      <w:pPr>
+        <w:pStyle w:val="Heading2"/>
+        <w:spacing w:before="280" w:after="80"/>
+        <w:keepNext w:val="1"/>
+        <w:pBdr>
+          <w:bottom w:val="single" w:sz="6" w:space="4" w:color="D7DAD3"/>
+        </w:pBdr>
+      </w:pPr>
+      <w:r>
+        <w:rPr>
+          <w:rFonts w:ascii="Archivo" w:hAnsi="Archivo" w:cs="Archivo"/>
+          <w:b/>
+          <w:i w:val="0"/>
+          <w:color w:val="181B19"/>
+          <w:sz w:val="32"/>
+        </w:rPr>
+        <w:t>What you see</w:t>
+      </w:r>
+    </w:p>
+    <w:p>
+      <w:pPr>
+        <w:spacing w:after="140"/>
+      </w:pPr>
+      <w:r>
+        <w:rPr>
+          <w:rFonts w:ascii="Source Serif 4" w:hAnsi="Source Serif 4" w:cs="Source Serif 4"/>
+          <w:b w:val="0"/>
+          <w:i w:val="0"/>
+          <w:sz w:val="21"/>
+        </w:rPr>
+        <w:t xml:space="preserve">A screen that looks like a smart TV, because you already know how to read one. </w:t>
+      </w:r>
+      <w:r>
+        <w:rPr>
+          <w:rFonts w:ascii="Source Serif 4" w:hAnsi="Source Serif 4" w:cs="Source Serif 4"/>
+          <w:b/>
+          <w:i w:val="0"/>
+          <w:sz w:val="21"/>
+        </w:rPr>
+        <w:t>No terminal, no file manager, nothing that looks like a computer.</w:t>
+      </w:r>
+      <w:r>
+        <w:rPr>
+          <w:rFonts w:ascii="Source Serif 4" w:hAnsi="Source Serif 4" w:cs="Source Serif 4"/>
+          <w:b w:val="0"/>
+          <w:i w:val="0"/>
+          <w:sz w:val="21"/>
+        </w:rPr>
+        <w:t xml:space="preserve"> And if you'd rather use it on your phone or a laptop, it's the same system with a different view.</w:t>
+      </w:r>
+    </w:p>
+    <w:p>
+      <w:pPr>
+        <w:spacing w:after="140"/>
+      </w:pPr>
+      <w:r>
+        <w:rPr>
+          <w:rFonts w:ascii="Source Serif 4" w:hAnsi="Source Serif 4" w:cs="Source Serif 4"/>
+          <w:b w:val="0"/>
+          <w:i w:val="0"/>
+          <w:sz w:val="21"/>
+        </w:rPr>
+        <w:t xml:space="preserve">On it, first thing in the morning: </w:t>
+      </w:r>
+      <w:r>
+        <w:rPr>
+          <w:rFonts w:ascii="Source Serif 4" w:hAnsi="Source Serif 4" w:cs="Source Serif 4"/>
+          <w:b/>
+          <w:i w:val="0"/>
+          <w:sz w:val="21"/>
+        </w:rPr>
+        <w:t>three things that need your OK.</w:t>
+      </w:r>
+      <w:r>
+        <w:rPr>
+          <w:rFonts w:ascii="Source Serif 4" w:hAnsi="Source Serif 4" w:cs="Source Serif 4"/>
+          <w:b w:val="0"/>
+          <w:i w:val="0"/>
+          <w:sz w:val="21"/>
+        </w:rPr>
+        <w:t xml:space="preserve"> Reply to Maria about the Thursday quote. Invoice 1184, $2,400, ready to send. Reorder twelve units, $890, usual supplier. Approve them with coffee in your hand.</w:t>
+      </w:r>
+    </w:p>
+    <w:p>
+      <w:pPr>
+        <w:spacing w:after="120"/>
+      </w:pPr>
+      <w:r>
+        <w:rPr>
+          <w:rFonts w:ascii="Source Serif 4" w:hAnsi="Source Serif 4" w:cs="Source Serif 4"/>
+          <w:b w:val="0"/>
+          <w:i w:val="0"/>
+          <w:sz w:val="21"/>
+        </w:rPr>
+        <w:t xml:space="preserve">Every AI company is racing to get inside your business so your data becomes theirs. This is the opposite. The brain sits on your counter and any AI you like plugs into it </w:t>
+      </w:r>
+      <w:r>
+        <w:rPr>
+          <w:rFonts w:ascii="Source Serif 4" w:hAnsi="Source Serif 4" w:cs="Source Serif 4"/>
+          <w:b w:val="0"/>
+          <w:i w:val="0"/>
+          <w:sz w:val="21"/>
+        </w:rPr>
+        <w:t>—</w:t>
+      </w:r>
+      <w:r>
+        <w:rPr>
+          <w:rFonts w:ascii="Source Serif 4" w:hAnsi="Source Serif 4" w:cs="Source Serif 4"/>
+          <w:b w:val="0"/>
+          <w:i w:val="0"/>
+          <w:sz w:val="21"/>
+        </w:rPr>
+        <w:t xml:space="preserve"> ours, theirs, or the free one.</w:t>
+      </w:r>
+    </w:p>
+    <w:p>
+      <w:pPr>
+        <w:spacing w:after="120"/>
+      </w:pPr>
+      <w:r>
+        <w:rPr>
+          <w:rFonts w:ascii="Source Serif 4" w:hAnsi="Source Serif 4" w:cs="Source Serif 4"/>
+          <w:b w:val="0"/>
+          <w:i w:val="0"/>
+          <w:sz w:val="21"/>
+        </w:rPr>
+        <w:t>$2,495</w:t>
+      </w:r>
+    </w:p>
+    <w:p>
+      <w:pPr>
+        <w:spacing w:after="120"/>
+      </w:pPr>
+      <w:r>
+        <w:rPr>
+          <w:rFonts w:ascii="Source Serif 4" w:hAnsi="Source Serif 4" w:cs="Source Serif 4"/>
+          <w:b w:val="0"/>
+          <w:i w:val="0"/>
+          <w:sz w:val="21"/>
+        </w:rPr>
+        <w:t xml:space="preserve">once </w:t>
+      </w:r>
+      <w:r>
+        <w:rPr>
+          <w:rFonts w:ascii="Source Serif 4" w:hAnsi="Source Serif 4" w:cs="Source Serif 4"/>
+          <w:b w:val="0"/>
+          <w:i w:val="0"/>
+          <w:sz w:val="21"/>
+        </w:rPr>
+        <w:t>·</w:t>
+      </w:r>
+      <w:r>
+        <w:rPr>
+          <w:rFonts w:ascii="Source Serif 4" w:hAnsi="Source Serif 4" w:cs="Source Serif 4"/>
+          <w:b w:val="0"/>
+          <w:i w:val="0"/>
+          <w:sz w:val="21"/>
+        </w:rPr>
+        <w:t xml:space="preserve"> then $299/mo</w:t>
+      </w:r>
+    </w:p>
+    <w:p>
+      <w:pPr>
+        <w:spacing w:after="120"/>
+      </w:pPr>
+      <w:r>
+        <w:rPr>
+          <w:rFonts w:ascii="Source Serif 4" w:hAnsi="Source Serif 4" w:cs="Source Serif 4"/>
+          <w:b w:val="0"/>
+          <w:i w:val="0"/>
+          <w:sz w:val="21"/>
+        </w:rPr>
+        <w:t>Or don't buy the box at all.</w:t>
+      </w:r>
+    </w:p>
+    <w:p>
+      <w:pPr>
+        <w:spacing w:after="140"/>
+      </w:pPr>
+      <w:r>
+        <w:rPr>
+          <w:rFonts w:ascii="Source Serif 4" w:hAnsi="Source Serif 4" w:cs="Source Serif 4"/>
+          <w:b w:val="0"/>
+          <w:i w:val="0"/>
+          <w:sz w:val="21"/>
+        </w:rPr>
+        <w:t>It runs on a computer you already own for the same monthly. The box is the easy way, not the only way.</w:t>
+      </w:r>
+    </w:p>
+    <w:p>
+      <w:r>
+        <w:br w:type="page"/>
+      </w:r>
+    </w:p>
+    <w:p>
+      <w:pPr>
+        <w:spacing w:after="40"/>
+      </w:pPr>
+      <w:r>
+        <w:rPr>
+          <w:rFonts w:ascii="JetBrains Mono" w:hAnsi="JetBrains Mono"/>
+          <w:b/>
+          <w:color w:val="A4601A"/>
+          <w:sz w:val="16"/>
+        </w:rPr>
+        <w:t>THE PLATFORM</w:t>
+      </w:r>
+    </w:p>
+    <w:p>
+      <w:pPr>
+        <w:spacing w:after="120"/>
+      </w:pPr>
+      <w:r>
+        <w:rPr>
+          <w:rFonts w:ascii="Archivo" w:hAnsi="Archivo"/>
+          <w:b/>
+          <w:color w:val="181B19"/>
+          <w:sz w:val="52"/>
+        </w:rPr>
+        <w:t>Build Your Own</w:t>
+      </w:r>
+    </w:p>
+    <w:p>
+      <w:pPr>
+        <w:spacing w:after="120"/>
+      </w:pPr>
+      <w:r>
+        <w:rPr>
+          <w:rFonts w:ascii="Source Serif 4" w:hAnsi="Source Serif 4" w:cs="Source Serif 4"/>
+          <w:b w:val="0"/>
+          <w:i w:val="0"/>
+          <w:sz w:val="21"/>
+        </w:rPr>
+        <w:t xml:space="preserve">The platform </w:t>
+      </w:r>
+      <w:r>
+        <w:rPr>
+          <w:rFonts w:ascii="Source Serif 4" w:hAnsi="Source Serif 4" w:cs="Source Serif 4"/>
+          <w:b w:val="0"/>
+          <w:i w:val="0"/>
+          <w:sz w:val="21"/>
+        </w:rPr>
+        <w:t>·</w:t>
+      </w:r>
+      <w:r>
+        <w:rPr>
+          <w:rFonts w:ascii="Source Serif 4" w:hAnsi="Source Serif 4" w:cs="Source Serif 4"/>
+          <w:b w:val="0"/>
+          <w:i w:val="0"/>
+          <w:sz w:val="21"/>
+        </w:rPr>
+        <w:t xml:space="preserve"> What you're actually buying</w:t>
+      </w:r>
+    </w:p>
+    <w:p>
+      <w:pPr>
+        <w:spacing w:after="140"/>
+      </w:pPr>
+      <w:r>
+        <w:rPr>
+          <w:rFonts w:ascii="Source Serif 4" w:hAnsi="Source Serif 4" w:cs="Source Serif 4"/>
+          <w:b w:val="0"/>
+          <w:i w:val="0"/>
+          <w:sz w:val="21"/>
+        </w:rPr>
+        <w:t>You install the six that match your business. The restaurant next door installs six different ones. Neither of you pays for the other's.</w:t>
+      </w:r>
+    </w:p>
+    <w:p>
+      <w:pPr>
+        <w:spacing w:after="120"/>
+      </w:pPr>
+      <w:r>
+        <w:rPr>
+          <w:rFonts w:ascii="Source Serif 4" w:hAnsi="Source Serif 4" w:cs="Source Serif 4"/>
+          <w:b w:val="0"/>
+          <w:i w:val="0"/>
+          <w:sz w:val="21"/>
+        </w:rPr>
+        <w:t>6 of 60</w:t>
+      </w:r>
+    </w:p>
+    <w:p>
+      <w:pPr>
+        <w:spacing w:after="140"/>
+      </w:pPr>
+      <w:r>
+        <w:rPr>
+          <w:rFonts w:ascii="Source Serif 4" w:hAnsi="Source Serif 4" w:cs="Source Serif 4"/>
+          <w:b w:val="0"/>
+          <w:i w:val="0"/>
+          <w:sz w:val="21"/>
+        </w:rPr>
+        <w:t xml:space="preserve">What a typical business actually runs. </w:t>
+      </w:r>
+      <w:r>
+        <w:rPr>
+          <w:rFonts w:ascii="Source Serif 4" w:hAnsi="Source Serif 4" w:cs="Source Serif 4"/>
+          <w:b/>
+          <w:i w:val="0"/>
+          <w:sz w:val="21"/>
+        </w:rPr>
+        <w:t>Every other system in your life charges you for all sixty</w:t>
+      </w:r>
+      <w:r>
+        <w:rPr>
+          <w:rFonts w:ascii="Source Serif 4" w:hAnsi="Source Serif 4" w:cs="Source Serif 4"/>
+          <w:b w:val="0"/>
+          <w:i w:val="0"/>
+          <w:sz w:val="21"/>
+        </w:rPr>
+        <w:t xml:space="preserve"> and buries the six you need somewhere in a menu you don't have time to learn.</w:t>
+      </w:r>
+    </w:p>
+    <w:p>
+      <w:pPr>
+        <w:pStyle w:val="Heading2"/>
+        <w:spacing w:before="280" w:after="80"/>
+        <w:keepNext w:val="1"/>
+        <w:pBdr>
+          <w:bottom w:val="single" w:sz="6" w:space="4" w:color="D7DAD3"/>
+        </w:pBdr>
+      </w:pPr>
+      <w:r>
+        <w:rPr>
+          <w:rFonts w:ascii="Archivo" w:hAnsi="Archivo" w:cs="Archivo"/>
+          <w:b/>
+          <w:i w:val="0"/>
+          <w:color w:val="181B19"/>
+          <w:sz w:val="32"/>
+        </w:rPr>
+        <w:t>Same platform, four businesses</w:t>
+      </w:r>
+    </w:p>
+    <w:p>
+      <w:pPr>
+        <w:spacing w:after="120"/>
+      </w:pPr>
+      <w:r>
+        <w:rPr>
+          <w:rFonts w:ascii="Source Serif 4" w:hAnsi="Source Serif 4" w:cs="Source Serif 4"/>
+          <w:b w:val="0"/>
+          <w:i w:val="0"/>
+          <w:sz w:val="21"/>
+        </w:rPr>
+        <w:t>Restaurant</w:t>
+      </w:r>
+    </w:p>
+    <w:p>
+      <w:pPr>
+        <w:spacing w:after="140"/>
+      </w:pPr>
+      <w:r>
+        <w:rPr>
+          <w:rFonts w:ascii="Source Serif 4" w:hAnsi="Source Serif 4" w:cs="Source Serif 4"/>
+          <w:b w:val="0"/>
+          <w:i w:val="0"/>
+          <w:sz w:val="21"/>
+        </w:rPr>
+        <w:t xml:space="preserve">QR Menu </w:t>
+      </w:r>
+      <w:r>
+        <w:rPr>
+          <w:rFonts w:ascii="Source Serif 4" w:hAnsi="Source Serif 4" w:cs="Source Serif 4"/>
+          <w:b w:val="0"/>
+          <w:i w:val="0"/>
+          <w:sz w:val="21"/>
+        </w:rPr>
+        <w:t>·</w:t>
+      </w:r>
+      <w:r>
+        <w:rPr>
+          <w:rFonts w:ascii="Source Serif 4" w:hAnsi="Source Serif 4" w:cs="Source Serif 4"/>
+          <w:b w:val="0"/>
+          <w:i w:val="0"/>
+          <w:sz w:val="21"/>
+        </w:rPr>
+        <w:t xml:space="preserve"> Happy Hour </w:t>
+      </w:r>
+      <w:r>
+        <w:rPr>
+          <w:rFonts w:ascii="Source Serif 4" w:hAnsi="Source Serif 4" w:cs="Source Serif 4"/>
+          <w:b w:val="0"/>
+          <w:i w:val="0"/>
+          <w:sz w:val="21"/>
+        </w:rPr>
+        <w:t>·</w:t>
+      </w:r>
+      <w:r>
+        <w:rPr>
+          <w:rFonts w:ascii="Source Serif 4" w:hAnsi="Source Serif 4" w:cs="Source Serif 4"/>
+          <w:b w:val="0"/>
+          <w:i w:val="0"/>
+          <w:sz w:val="21"/>
+        </w:rPr>
+        <w:t xml:space="preserve"> Reviews </w:t>
+      </w:r>
+      <w:r>
+        <w:rPr>
+          <w:rFonts w:ascii="Source Serif 4" w:hAnsi="Source Serif 4" w:cs="Source Serif 4"/>
+          <w:b w:val="0"/>
+          <w:i w:val="0"/>
+          <w:sz w:val="21"/>
+        </w:rPr>
+        <w:t>·</w:t>
+      </w:r>
+      <w:r>
+        <w:rPr>
+          <w:rFonts w:ascii="Source Serif 4" w:hAnsi="Source Serif 4" w:cs="Source Serif 4"/>
+          <w:b w:val="0"/>
+          <w:i w:val="0"/>
+          <w:sz w:val="21"/>
+        </w:rPr>
+        <w:t xml:space="preserve"> Loyalty </w:t>
+      </w:r>
+      <w:r>
+        <w:rPr>
+          <w:rFonts w:ascii="Source Serif 4" w:hAnsi="Source Serif 4" w:cs="Source Serif 4"/>
+          <w:b w:val="0"/>
+          <w:i w:val="0"/>
+          <w:sz w:val="21"/>
+        </w:rPr>
+        <w:t>·</w:t>
+      </w:r>
+      <w:r>
+        <w:rPr>
+          <w:rFonts w:ascii="Source Serif 4" w:hAnsi="Source Serif 4" w:cs="Source Serif 4"/>
+          <w:b w:val="0"/>
+          <w:i w:val="0"/>
+          <w:sz w:val="21"/>
+        </w:rPr>
+        <w:t xml:space="preserve"> Events </w:t>
+      </w:r>
+      <w:r>
+        <w:rPr>
+          <w:rFonts w:ascii="Source Serif 4" w:hAnsi="Source Serif 4" w:cs="Source Serif 4"/>
+          <w:b w:val="0"/>
+          <w:i w:val="0"/>
+          <w:sz w:val="21"/>
+        </w:rPr>
+        <w:t>·</w:t>
+      </w:r>
+      <w:r>
+        <w:rPr>
+          <w:rFonts w:ascii="Source Serif 4" w:hAnsi="Source Serif 4" w:cs="Source Serif 4"/>
+          <w:b w:val="0"/>
+          <w:i w:val="0"/>
+          <w:sz w:val="21"/>
+        </w:rPr>
+        <w:t xml:space="preserve"> SMS Club</w:t>
+      </w:r>
+    </w:p>
+    <w:p>
+      <w:pPr>
+        <w:spacing w:after="120"/>
+      </w:pPr>
+      <w:r>
+        <w:rPr>
+          <w:rFonts w:ascii="Source Serif 4" w:hAnsi="Source Serif 4" w:cs="Source Serif 4"/>
+          <w:b w:val="0"/>
+          <w:i w:val="0"/>
+          <w:sz w:val="21"/>
+        </w:rPr>
+        <w:t>Charter</w:t>
+      </w:r>
+    </w:p>
+    <w:p>
+      <w:pPr>
+        <w:spacing w:after="140"/>
+      </w:pPr>
+      <w:r>
+        <w:rPr>
+          <w:rFonts w:ascii="Source Serif 4" w:hAnsi="Source Serif 4" w:cs="Source Serif 4"/>
+          <w:b w:val="0"/>
+          <w:i w:val="0"/>
+          <w:sz w:val="21"/>
+        </w:rPr>
+        <w:t xml:space="preserve">Availability </w:t>
+      </w:r>
+      <w:r>
+        <w:rPr>
+          <w:rFonts w:ascii="Source Serif 4" w:hAnsi="Source Serif 4" w:cs="Source Serif 4"/>
+          <w:b w:val="0"/>
+          <w:i w:val="0"/>
+          <w:sz w:val="21"/>
+        </w:rPr>
+        <w:t>·</w:t>
+      </w:r>
+      <w:r>
+        <w:rPr>
+          <w:rFonts w:ascii="Source Serif 4" w:hAnsi="Source Serif 4" w:cs="Source Serif 4"/>
+          <w:b w:val="0"/>
+          <w:i w:val="0"/>
+          <w:sz w:val="21"/>
+        </w:rPr>
+        <w:t xml:space="preserve"> Fishing Reports </w:t>
+      </w:r>
+      <w:r>
+        <w:rPr>
+          <w:rFonts w:ascii="Source Serif 4" w:hAnsi="Source Serif 4" w:cs="Source Serif 4"/>
+          <w:b w:val="0"/>
+          <w:i w:val="0"/>
+          <w:sz w:val="21"/>
+        </w:rPr>
+        <w:t>·</w:t>
+      </w:r>
+      <w:r>
+        <w:rPr>
+          <w:rFonts w:ascii="Source Serif 4" w:hAnsi="Source Serif 4" w:cs="Source Serif 4"/>
+          <w:b w:val="0"/>
+          <w:i w:val="0"/>
+          <w:sz w:val="21"/>
+        </w:rPr>
+        <w:t xml:space="preserve"> Vessels </w:t>
+      </w:r>
+      <w:r>
+        <w:rPr>
+          <w:rFonts w:ascii="Source Serif 4" w:hAnsi="Source Serif 4" w:cs="Source Serif 4"/>
+          <w:b w:val="0"/>
+          <w:i w:val="0"/>
+          <w:sz w:val="21"/>
+        </w:rPr>
+        <w:t>·</w:t>
+      </w:r>
+      <w:r>
+        <w:rPr>
+          <w:rFonts w:ascii="Source Serif 4" w:hAnsi="Source Serif 4" w:cs="Source Serif 4"/>
+          <w:b w:val="0"/>
+          <w:i w:val="0"/>
+          <w:sz w:val="21"/>
+        </w:rPr>
+        <w:t xml:space="preserve"> Weather </w:t>
+      </w:r>
+      <w:r>
+        <w:rPr>
+          <w:rFonts w:ascii="Source Serif 4" w:hAnsi="Source Serif 4" w:cs="Source Serif 4"/>
+          <w:b w:val="0"/>
+          <w:i w:val="0"/>
+          <w:sz w:val="21"/>
+        </w:rPr>
+        <w:t>·</w:t>
+      </w:r>
+      <w:r>
+        <w:rPr>
+          <w:rFonts w:ascii="Source Serif 4" w:hAnsi="Source Serif 4" w:cs="Source Serif 4"/>
+          <w:b w:val="0"/>
+          <w:i w:val="0"/>
+          <w:sz w:val="21"/>
+        </w:rPr>
+        <w:t xml:space="preserve"> Booking Leads </w:t>
+      </w:r>
+      <w:r>
+        <w:rPr>
+          <w:rFonts w:ascii="Source Serif 4" w:hAnsi="Source Serif 4" w:cs="Source Serif 4"/>
+          <w:b w:val="0"/>
+          <w:i w:val="0"/>
+          <w:sz w:val="21"/>
+        </w:rPr>
+        <w:t>·</w:t>
+      </w:r>
+      <w:r>
+        <w:rPr>
+          <w:rFonts w:ascii="Source Serif 4" w:hAnsi="Source Serif 4" w:cs="Source Serif 4"/>
+          <w:b w:val="0"/>
+          <w:i w:val="0"/>
+          <w:sz w:val="21"/>
+        </w:rPr>
+        <w:t xml:space="preserve"> Last-Minute</w:t>
+      </w:r>
+    </w:p>
+    <w:p>
+      <w:pPr>
+        <w:spacing w:after="120"/>
+      </w:pPr>
+      <w:r>
+        <w:rPr>
+          <w:rFonts w:ascii="Source Serif 4" w:hAnsi="Source Serif 4" w:cs="Source Serif 4"/>
+          <w:b w:val="0"/>
+          <w:i w:val="0"/>
+          <w:sz w:val="21"/>
+        </w:rPr>
+        <w:t>Band</w:t>
+      </w:r>
+    </w:p>
+    <w:p>
+      <w:pPr>
+        <w:spacing w:after="140"/>
+      </w:pPr>
+      <w:r>
+        <w:rPr>
+          <w:rFonts w:ascii="Source Serif 4" w:hAnsi="Source Serif 4" w:cs="Source Serif 4"/>
+          <w:b w:val="0"/>
+          <w:i w:val="0"/>
+          <w:sz w:val="21"/>
+        </w:rPr>
+        <w:t xml:space="preserve">Song Requests </w:t>
+      </w:r>
+      <w:r>
+        <w:rPr>
+          <w:rFonts w:ascii="Source Serif 4" w:hAnsi="Source Serif 4" w:cs="Source Serif 4"/>
+          <w:b w:val="0"/>
+          <w:i w:val="0"/>
+          <w:sz w:val="21"/>
+        </w:rPr>
+        <w:t>·</w:t>
+      </w:r>
+      <w:r>
+        <w:rPr>
+          <w:rFonts w:ascii="Source Serif 4" w:hAnsi="Source Serif 4" w:cs="Source Serif 4"/>
+          <w:b w:val="0"/>
+          <w:i w:val="0"/>
+          <w:sz w:val="21"/>
+        </w:rPr>
+        <w:t xml:space="preserve"> Tip Jar </w:t>
+      </w:r>
+      <w:r>
+        <w:rPr>
+          <w:rFonts w:ascii="Source Serif 4" w:hAnsi="Source Serif 4" w:cs="Source Serif 4"/>
+          <w:b w:val="0"/>
+          <w:i w:val="0"/>
+          <w:sz w:val="21"/>
+        </w:rPr>
+        <w:t>·</w:t>
+      </w:r>
+      <w:r>
+        <w:rPr>
+          <w:rFonts w:ascii="Source Serif 4" w:hAnsi="Source Serif 4" w:cs="Source Serif 4"/>
+          <w:b w:val="0"/>
+          <w:i w:val="0"/>
+          <w:sz w:val="21"/>
+        </w:rPr>
+        <w:t xml:space="preserve"> Events </w:t>
+      </w:r>
+      <w:r>
+        <w:rPr>
+          <w:rFonts w:ascii="Source Serif 4" w:hAnsi="Source Serif 4" w:cs="Source Serif 4"/>
+          <w:b w:val="0"/>
+          <w:i w:val="0"/>
+          <w:sz w:val="21"/>
+        </w:rPr>
+        <w:t>·</w:t>
+      </w:r>
+      <w:r>
+        <w:rPr>
+          <w:rFonts w:ascii="Source Serif 4" w:hAnsi="Source Serif 4" w:cs="Source Serif 4"/>
+          <w:b w:val="0"/>
+          <w:i w:val="0"/>
+          <w:sz w:val="21"/>
+        </w:rPr>
+        <w:t xml:space="preserve"> Fan Club </w:t>
+      </w:r>
+      <w:r>
+        <w:rPr>
+          <w:rFonts w:ascii="Source Serif 4" w:hAnsi="Source Serif 4" w:cs="Source Serif 4"/>
+          <w:b w:val="0"/>
+          <w:i w:val="0"/>
+          <w:sz w:val="21"/>
+        </w:rPr>
+        <w:t>·</w:t>
+      </w:r>
+      <w:r>
+        <w:rPr>
+          <w:rFonts w:ascii="Source Serif 4" w:hAnsi="Source Serif 4" w:cs="Source Serif 4"/>
+          <w:b w:val="0"/>
+          <w:i w:val="0"/>
+          <w:sz w:val="21"/>
+        </w:rPr>
+        <w:t xml:space="preserve"> Merch </w:t>
+      </w:r>
+      <w:r>
+        <w:rPr>
+          <w:rFonts w:ascii="Source Serif 4" w:hAnsi="Source Serif 4" w:cs="Source Serif 4"/>
+          <w:b w:val="0"/>
+          <w:i w:val="0"/>
+          <w:sz w:val="21"/>
+        </w:rPr>
+        <w:t>·</w:t>
+      </w:r>
+      <w:r>
+        <w:rPr>
+          <w:rFonts w:ascii="Source Serif 4" w:hAnsi="Source Serif 4" w:cs="Source Serif 4"/>
+          <w:b w:val="0"/>
+          <w:i w:val="0"/>
+          <w:sz w:val="21"/>
+        </w:rPr>
+        <w:t xml:space="preserve"> SMS List</w:t>
+      </w:r>
+    </w:p>
+    <w:p>
+      <w:pPr>
+        <w:spacing w:after="120"/>
+      </w:pPr>
+      <w:r>
+        <w:rPr>
+          <w:rFonts w:ascii="Source Serif 4" w:hAnsi="Source Serif 4" w:cs="Source Serif 4"/>
+          <w:b w:val="0"/>
+          <w:i w:val="0"/>
+          <w:sz w:val="21"/>
+        </w:rPr>
+        <w:t>Electrician</w:t>
+      </w:r>
+    </w:p>
+    <w:p>
+      <w:pPr>
+        <w:spacing w:after="140"/>
+      </w:pPr>
+      <w:r>
+        <w:rPr>
+          <w:rFonts w:ascii="Source Serif 4" w:hAnsi="Source Serif 4" w:cs="Source Serif 4"/>
+          <w:b w:val="0"/>
+          <w:i w:val="0"/>
+          <w:sz w:val="21"/>
+        </w:rPr>
+        <w:t xml:space="preserve">Quote Requests </w:t>
+      </w:r>
+      <w:r>
+        <w:rPr>
+          <w:rFonts w:ascii="Source Serif 4" w:hAnsi="Source Serif 4" w:cs="Source Serif 4"/>
+          <w:b w:val="0"/>
+          <w:i w:val="0"/>
+          <w:sz w:val="21"/>
+        </w:rPr>
+        <w:t>·</w:t>
+      </w:r>
+      <w:r>
+        <w:rPr>
+          <w:rFonts w:ascii="Source Serif 4" w:hAnsi="Source Serif 4" w:cs="Source Serif 4"/>
+          <w:b w:val="0"/>
+          <w:i w:val="0"/>
+          <w:sz w:val="21"/>
+        </w:rPr>
+        <w:t xml:space="preserve"> Scheduling </w:t>
+      </w:r>
+      <w:r>
+        <w:rPr>
+          <w:rFonts w:ascii="Source Serif 4" w:hAnsi="Source Serif 4" w:cs="Source Serif 4"/>
+          <w:b w:val="0"/>
+          <w:i w:val="0"/>
+          <w:sz w:val="21"/>
+        </w:rPr>
+        <w:t>·</w:t>
+      </w:r>
+      <w:r>
+        <w:rPr>
+          <w:rFonts w:ascii="Source Serif 4" w:hAnsi="Source Serif 4" w:cs="Source Serif 4"/>
+          <w:b w:val="0"/>
+          <w:i w:val="0"/>
+          <w:sz w:val="21"/>
+        </w:rPr>
+        <w:t xml:space="preserve"> Service Areas </w:t>
+      </w:r>
+      <w:r>
+        <w:rPr>
+          <w:rFonts w:ascii="Source Serif 4" w:hAnsi="Source Serif 4" w:cs="Source Serif 4"/>
+          <w:b w:val="0"/>
+          <w:i w:val="0"/>
+          <w:sz w:val="21"/>
+        </w:rPr>
+        <w:t>·</w:t>
+      </w:r>
+      <w:r>
+        <w:rPr>
+          <w:rFonts w:ascii="Source Serif 4" w:hAnsi="Source Serif 4" w:cs="Source Serif 4"/>
+          <w:b w:val="0"/>
+          <w:i w:val="0"/>
+          <w:sz w:val="21"/>
+        </w:rPr>
+        <w:t xml:space="preserve"> Emergency </w:t>
+      </w:r>
+      <w:r>
+        <w:rPr>
+          <w:rFonts w:ascii="Source Serif 4" w:hAnsi="Source Serif 4" w:cs="Source Serif 4"/>
+          <w:b w:val="0"/>
+          <w:i w:val="0"/>
+          <w:sz w:val="21"/>
+        </w:rPr>
+        <w:t>·</w:t>
+      </w:r>
+      <w:r>
+        <w:rPr>
+          <w:rFonts w:ascii="Source Serif 4" w:hAnsi="Source Serif 4" w:cs="Source Serif 4"/>
+          <w:b w:val="0"/>
+          <w:i w:val="0"/>
+          <w:sz w:val="21"/>
+        </w:rPr>
+        <w:t xml:space="preserve"> Job Photos </w:t>
+      </w:r>
+      <w:r>
+        <w:rPr>
+          <w:rFonts w:ascii="Source Serif 4" w:hAnsi="Source Serif 4" w:cs="Source Serif 4"/>
+          <w:b w:val="0"/>
+          <w:i w:val="0"/>
+          <w:sz w:val="21"/>
+        </w:rPr>
+        <w:t>·</w:t>
+      </w:r>
+      <w:r>
+        <w:rPr>
+          <w:rFonts w:ascii="Source Serif 4" w:hAnsi="Source Serif 4" w:cs="Source Serif 4"/>
+          <w:b w:val="0"/>
+          <w:i w:val="0"/>
+          <w:sz w:val="21"/>
+        </w:rPr>
+        <w:t xml:space="preserve"> Reviews</w:t>
+      </w:r>
+    </w:p>
+    <w:p>
+      <w:pPr>
+        <w:pStyle w:val="Heading2"/>
+        <w:spacing w:before="280" w:after="80"/>
+        <w:keepNext w:val="1"/>
+        <w:pBdr>
+          <w:bottom w:val="single" w:sz="6" w:space="4" w:color="D7DAD3"/>
+        </w:pBdr>
+      </w:pPr>
+      <w:r>
+        <w:rPr>
+          <w:rFonts w:ascii="Archivo" w:hAnsi="Archivo" w:cs="Archivo"/>
+          <w:b/>
+          <w:i w:val="0"/>
+          <w:color w:val="181B19"/>
+          <w:sz w:val="32"/>
+        </w:rPr>
+        <w:t>And it keeps getting more</w:t>
+      </w:r>
+    </w:p>
+    <w:p>
+      <w:pPr>
+        <w:spacing w:after="120"/>
+      </w:pPr>
+      <w:r>
+        <w:rPr>
+          <w:rFonts w:ascii="Source Serif 4" w:hAnsi="Source Serif 4" w:cs="Source Serif 4"/>
+          <w:b w:val="0"/>
+          <w:i w:val="0"/>
+          <w:sz w:val="21"/>
+        </w:rPr>
+        <w:t>Triggers</w:t>
+      </w:r>
+    </w:p>
+    <w:p>
+      <w:pPr>
+        <w:spacing w:after="140"/>
+      </w:pPr>
+      <w:r>
+        <w:rPr>
+          <w:rFonts w:ascii="Source Serif 4" w:hAnsi="Source Serif 4" w:cs="Source Serif 4"/>
+          <w:b w:val="0"/>
+          <w:i w:val="0"/>
+          <w:sz w:val="21"/>
+        </w:rPr>
+        <w:t>"When a five-star review comes in, post it." "When the last jet ski books, text me." Set the rule once.</w:t>
+      </w:r>
+    </w:p>
+    <w:p>
+      <w:pPr>
+        <w:spacing w:after="120"/>
+      </w:pPr>
+      <w:r>
+        <w:rPr>
+          <w:rFonts w:ascii="Source Serif 4" w:hAnsi="Source Serif 4" w:cs="Source Serif 4"/>
+          <w:b w:val="0"/>
+          <w:i w:val="0"/>
+          <w:sz w:val="21"/>
+        </w:rPr>
+        <w:t>New platforms</w:t>
+      </w:r>
+    </w:p>
+    <w:p>
+      <w:pPr>
+        <w:spacing w:after="140"/>
+      </w:pPr>
+      <w:r>
+        <w:rPr>
+          <w:rFonts w:ascii="Source Serif 4" w:hAnsi="Source Serif 4" w:cs="Source Serif 4"/>
+          <w:b w:val="0"/>
+          <w:i w:val="0"/>
+          <w:sz w:val="21"/>
+        </w:rPr>
+        <w:t>Switch your POS and it's one more module, not a new system and not a new contract.</w:t>
+      </w:r>
+    </w:p>
+    <w:p>
+      <w:pPr>
+        <w:spacing w:after="120"/>
+      </w:pPr>
+      <w:r>
+        <w:rPr>
+          <w:rFonts w:ascii="Source Serif 4" w:hAnsi="Source Serif 4" w:cs="Source Serif 4"/>
+          <w:b w:val="0"/>
+          <w:i w:val="0"/>
+          <w:sz w:val="21"/>
+        </w:rPr>
+        <w:t>Your own AI</w:t>
+      </w:r>
+    </w:p>
+    <w:p>
+      <w:pPr>
+        <w:spacing w:after="140"/>
+      </w:pPr>
+      <w:r>
+        <w:rPr>
+          <w:rFonts w:ascii="Source Serif 4" w:hAnsi="Source Serif 4" w:cs="Source Serif 4"/>
+          <w:b w:val="0"/>
+          <w:i w:val="0"/>
+          <w:sz w:val="21"/>
+        </w:rPr>
+        <w:t>Swap what's underneath any time. Local and private, or your own key. Never locked to one.</w:t>
+      </w:r>
+    </w:p>
+    <w:p>
+      <w:pPr>
+        <w:spacing w:after="120"/>
+      </w:pPr>
+      <w:r>
+        <w:rPr>
+          <w:rFonts w:ascii="Source Serif 4" w:hAnsi="Source Serif 4" w:cs="Source Serif 4"/>
+          <w:b w:val="0"/>
+          <w:i w:val="0"/>
+          <w:sz w:val="21"/>
+        </w:rPr>
+        <w:t>Outside developers</w:t>
+      </w:r>
+    </w:p>
+    <w:p>
+      <w:pPr>
+        <w:spacing w:after="140"/>
+      </w:pPr>
+      <w:r>
+        <w:rPr>
+          <w:rFonts w:ascii="Source Serif 4" w:hAnsi="Source Serif 4" w:cs="Source Serif 4"/>
+          <w:b w:val="0"/>
+          <w:i w:val="0"/>
+          <w:sz w:val="21"/>
+        </w:rPr>
+        <w:t>Anyone can build for it. They get paid; they never get your data.</w:t>
+      </w:r>
+    </w:p>
+    <w:p>
+      <w:pPr>
+        <w:spacing w:after="120"/>
+      </w:pPr>
+      <w:r>
+        <w:rPr>
+          <w:rFonts w:ascii="Source Serif 4" w:hAnsi="Source Serif 4" w:cs="Source Serif 4"/>
+          <w:b w:val="0"/>
+          <w:i w:val="0"/>
+          <w:sz w:val="21"/>
+        </w:rPr>
         <w:t xml:space="preserve">Every system you've ever bought got worse over time </w:t>
       </w:r>
       <w:r>
@@ -5076,25 +8939,25 @@
           <w:i w:val="0"/>
           <w:sz w:val="21"/>
         </w:rPr>
-        <w:t xml:space="preserve"> the vendor moved on, the integrations broke, the price went up. </w:t>
-      </w:r>
-      <w:r>
-        <w:rPr>
-          <w:rFonts w:ascii="Source Serif 4" w:hAnsi="Source Serif 4" w:cs="Source Serif 4"/>
-          <w:b/>
-          <w:i w:val="0"/>
-          <w:sz w:val="21"/>
-        </w:rPr>
-        <w:t>This one gets better every month without you doing anything</w:t>
-      </w:r>
-      <w:r>
-        <w:rPr>
-          <w:rFonts w:ascii="Source Serif 4" w:hAnsi="Source Serif 4" w:cs="Source Serif 4"/>
-          <w:b w:val="0"/>
-          <w:i w:val="0"/>
-          <w:sz w:val="21"/>
-        </w:rPr>
-        <w:t>, because that's literally the product.</w:t>
+        <w:t xml:space="preserve"> the vendor moved on, the integrations broke, the price went up. This one keeps absorbing what changes underneath you, because that </w:t>
+      </w:r>
+      <w:r>
+        <w:rPr>
+          <w:rFonts w:ascii="Source Serif 4" w:hAnsi="Source Serif 4" w:cs="Source Serif 4"/>
+          <w:b w:val="0"/>
+          <w:i/>
+          <w:sz w:val="21"/>
+        </w:rPr>
+        <w:t>is</w:t>
+      </w:r>
+      <w:r>
+        <w:rPr>
+          <w:rFonts w:ascii="Source Serif 4" w:hAnsi="Source Serif 4" w:cs="Source Serif 4"/>
+          <w:b w:val="0"/>
+          <w:i w:val="0"/>
+          <w:sz w:val="21"/>
+        </w:rPr>
+        <w:t xml:space="preserve"> the product.</w:t>
       </w:r>
     </w:p>
     <w:p>
@@ -5108,43 +8971,7 @@
           <w:i w:val="0"/>
           <w:sz w:val="21"/>
         </w:rPr>
-        <w:t xml:space="preserve">You're not buying what it does today. You're buying the fact that it keeps absorbing everything that changes underneath you </w:t>
-      </w:r>
-      <w:r>
-        <w:rPr>
-          <w:rFonts w:ascii="Source Serif 4" w:hAnsi="Source Serif 4" w:cs="Source Serif 4"/>
-          <w:b w:val="0"/>
-          <w:i w:val="0"/>
-          <w:sz w:val="21"/>
-        </w:rPr>
-        <w:t>—</w:t>
-      </w:r>
-      <w:r>
-        <w:rPr>
-          <w:rFonts w:ascii="Source Serif 4" w:hAnsi="Source Serif 4" w:cs="Source Serif 4"/>
-          <w:b w:val="0"/>
-          <w:i w:val="0"/>
-          <w:sz w:val="21"/>
-        </w:rPr>
-        <w:t xml:space="preserve"> every app redesign, every new platform, every price change </w:t>
-      </w:r>
-      <w:r>
-        <w:rPr>
-          <w:rFonts w:ascii="Source Serif 4" w:hAnsi="Source Serif 4" w:cs="Source Serif 4"/>
-          <w:b w:val="0"/>
-          <w:i w:val="0"/>
-          <w:sz w:val="21"/>
-        </w:rPr>
-        <w:t>—</w:t>
-      </w:r>
-      <w:r>
-        <w:rPr>
-          <w:rFonts w:ascii="Source Serif 4" w:hAnsi="Source Serif 4" w:cs="Source Serif 4"/>
-          <w:b w:val="0"/>
-          <w:i w:val="0"/>
-          <w:sz w:val="21"/>
-        </w:rPr>
-        <w:t xml:space="preserve"> for as long as you're paying.</w:t>
+        <w:t>$299</w:t>
       </w:r>
     </w:p>
     <w:p>
@@ -5158,7 +8985,25 @@
           <w:i w:val="0"/>
           <w:sz w:val="21"/>
         </w:rPr>
-        <w:t>$299</w:t>
+        <w:t xml:space="preserve">per month </w:t>
+      </w:r>
+      <w:r>
+        <w:rPr>
+          <w:rFonts w:ascii="Source Serif 4" w:hAnsi="Source Serif 4" w:cs="Source Serif 4"/>
+          <w:b w:val="0"/>
+          <w:i w:val="0"/>
+          <w:sz w:val="21"/>
+        </w:rPr>
+        <w:t>·</w:t>
+      </w:r>
+      <w:r>
+        <w:rPr>
+          <w:rFonts w:ascii="Source Serif 4" w:hAnsi="Source Serif 4" w:cs="Source Serif 4"/>
+          <w:b w:val="0"/>
+          <w:i w:val="0"/>
+          <w:sz w:val="21"/>
+        </w:rPr>
+        <w:t xml:space="preserve"> everything</w:t>
       </w:r>
     </w:p>
     <w:p>
@@ -5172,38 +9017,6 @@
           <w:i w:val="0"/>
           <w:sz w:val="21"/>
         </w:rPr>
-        <w:t xml:space="preserve">per month </w:t>
-      </w:r>
-      <w:r>
-        <w:rPr>
-          <w:rFonts w:ascii="Source Serif 4" w:hAnsi="Source Serif 4" w:cs="Source Serif 4"/>
-          <w:b w:val="0"/>
-          <w:i w:val="0"/>
-          <w:sz w:val="21"/>
-        </w:rPr>
-        <w:t>·</w:t>
-      </w:r>
-      <w:r>
-        <w:rPr>
-          <w:rFonts w:ascii="Source Serif 4" w:hAnsi="Source Serif 4" w:cs="Source Serif 4"/>
-          <w:b w:val="0"/>
-          <w:i w:val="0"/>
-          <w:sz w:val="21"/>
-        </w:rPr>
-        <w:t xml:space="preserve"> everything</w:t>
-      </w:r>
-    </w:p>
-    <w:p>
-      <w:pPr>
-        <w:spacing w:after="120"/>
-      </w:pPr>
-      <w:r>
-        <w:rPr>
-          <w:rFonts w:ascii="Source Serif 4" w:hAnsi="Source Serif 4" w:cs="Source Serif 4"/>
-          <w:b w:val="0"/>
-          <w:i w:val="0"/>
-          <w:sz w:val="21"/>
-        </w:rPr>
         <w:t>Start with one thing.</w:t>
       </w:r>
     </w:p>
@@ -5218,7 +9031,7 @@
           <w:i w:val="0"/>
           <w:sz w:val="21"/>
         </w:rPr>
-        <w:t>Pick the single job that annoys you most this week. We turn that one on. Everything else waits until you ask for it.</w:t>
+        <w:t>Pick the single job that annoys you most this week. We turn that one on. Everything else waits until you ask.</w:t>
       </w:r>
     </w:p>
     <w:sectPr>
